--- a/4-质量管理/运行记录类文件/SFKJ-ITSS-0409-2026年度内审计划.docx
+++ b/4-质量管理/运行记录类文件/SFKJ-ITSS-0409-2026年度内审计划.docx
@@ -1,10 +1,11 @@
 
 <file path=word/document.xml><?xml version="1.0" encoding="utf-8"?>
-<w:document xmlns:wpc="http://schemas.microsoft.com/office/word/2010/wordprocessingCanvas" xmlns:cx="http://schemas.microsoft.com/office/drawing/2014/chartex" xmlns:cx1="http://schemas.microsoft.com/office/drawing/2015/9/8/chartex" xmlns:cx2="http://schemas.microsoft.com/office/drawing/2015/10/21/chartex" xmlns:cx3="http://schemas.microsoft.com/office/drawing/2016/5/9/chartex" xmlns:cx4="http://schemas.microsoft.com/office/drawing/2016/5/10/chartex" xmlns:cx5="http://schemas.microsoft.com/office/drawing/2016/5/11/chartex" xmlns:cx6="http://schemas.microsoft.com/office/drawing/2016/5/12/chartex" xmlns:cx7="http://schemas.microsoft.com/office/drawing/2016/5/13/chartex" xmlns:cx8="http://schemas.microsoft.com/office/drawing/2016/5/14/chartex" xmlns:mc="http://schemas.openxmlformats.org/markup-compatibility/2006" xmlns:o="urn:schemas-microsoft-com:office:office" xmlns:r="http://schemas.openxmlformats.org/officeDocument/2006/relationships" xmlns:m="http://schemas.openxmlformats.org/officeDocument/2006/math" xmlns:v="urn:schemas-microsoft-com:vml" xmlns:wp14="http://schemas.microsoft.com/office/word/2010/wordprocessingDrawing" xmlns:wp="http://schemas.openxmlformats.org/drawingml/2006/wordprocessingDrawing" xmlns:w="http://schemas.openxmlformats.org/wordprocessingml/2006/main" xmlns:w14="http://schemas.microsoft.com/office/word/2010/wordml" xmlns:w10="urn:schemas-microsoft-com:office:word" xmlns:w15="http://schemas.microsoft.com/office/word/2012/wordml" xmlns:wpg="http://schemas.microsoft.com/office/word/2010/wordprocessingGroup" xmlns:wpi="http://schemas.microsoft.com/office/word/2010/wordprocessingInk" xmlns:wne="http://schemas.microsoft.com/office/word/2006/wordml" xmlns:wps="http://schemas.microsoft.com/office/word/2010/wordprocessingShape" xmlns:wpsCustomData="http://www.wps.cn/officeDocument/2013/wpsCustomData" mc:Ignorable="w14 w15 wp14">
+<w:document xmlns:wpc="http://schemas.microsoft.com/office/word/2010/wordprocessingCanvas" xmlns:mc="http://schemas.openxmlformats.org/markup-compatibility/2006" xmlns:o="urn:schemas-microsoft-com:office:office" xmlns:r="http://schemas.openxmlformats.org/officeDocument/2006/relationships" xmlns:m="http://schemas.openxmlformats.org/officeDocument/2006/math" xmlns:v="urn:schemas-microsoft-com:vml" xmlns:wp14="http://schemas.microsoft.com/office/word/2010/wordprocessingDrawing" xmlns:wp="http://schemas.openxmlformats.org/drawingml/2006/wordprocessingDrawing" xmlns:w10="urn:schemas-microsoft-com:office:word" xmlns:w="http://schemas.openxmlformats.org/wordprocessingml/2006/main" xmlns:w14="http://schemas.microsoft.com/office/word/2010/wordml" xmlns:w15="http://schemas.microsoft.com/office/word/2012/wordml" xmlns:wne="http://schemas.microsoft.com/office/word/2006/wordml" xmlns:wpg="http://schemas.microsoft.com/office/word/2010/wordprocessingGroup" xmlns:wpi="http://schemas.microsoft.com/office/word/2010/wordprocessingInk" xmlns:wps="http://schemas.microsoft.com/office/word/2010/wordprocessingShape" mc:Ignorable="w14 w15 wp14">
+  <!-- Generated by Aspose.Words for .NET 13.3.0.1 -->
   <w:body>
     <w:p>
       <w:pPr>
-        <w:pStyle w:val="26"/>
+        <w:pStyle w:val="a"/>
         <w:keepLines w:val="0"/>
         <w:pageBreakBefore w:val="0"/>
         <w:widowControl w:val="0"/>
@@ -36,7 +37,7 @@
     </w:p>
     <w:p>
       <w:pPr>
-        <w:pStyle w:val="27"/>
+        <w:pStyle w:val="a0"/>
         <w:keepLines w:val="0"/>
         <w:pageBreakBefore w:val="0"/>
         <w:widowControl w:val="0"/>
@@ -66,18 +67,17 @@
     </w:p>
     <w:tbl>
       <w:tblPr>
-        <w:tblStyle w:val="23"/>
+        <w:tblStyle w:val="TableGrid"/>
         <w:tblW w:w="8522" w:type="dxa"/>
         <w:jc w:val="center"/>
         <w:tblBorders>
-          <w:top w:val="none" w:color="auto" w:sz="0" w:space="0"/>
-          <w:left w:val="none" w:color="auto" w:sz="0" w:space="0"/>
-          <w:bottom w:val="none" w:color="auto" w:sz="0" w:space="0"/>
-          <w:right w:val="none" w:color="auto" w:sz="0" w:space="0"/>
-          <w:insideH w:val="none" w:color="auto" w:sz="0" w:space="0"/>
-          <w:insideV w:val="none" w:color="auto" w:sz="0" w:space="0"/>
+          <w:top w:val="nil"/>
+          <w:left w:val="nil"/>
+          <w:bottom w:val="nil"/>
+          <w:right w:val="nil"/>
+          <w:insideH w:val="nil"/>
+          <w:insideV w:val="nil"/>
         </w:tblBorders>
-        <w:tblLayout w:type="autofit"/>
         <w:tblCellMar>
           <w:top w:w="0" w:type="dxa"/>
           <w:left w:w="108" w:type="dxa"/>
@@ -93,13 +93,15 @@
       </w:tblGrid>
       <w:tr>
         <w:tblPrEx>
+          <w:tblW w:w="8522" w:type="dxa"/>
+          <w:jc w:val="center"/>
           <w:tblBorders>
-            <w:top w:val="none" w:color="auto" w:sz="0" w:space="0"/>
-            <w:left w:val="none" w:color="auto" w:sz="0" w:space="0"/>
-            <w:bottom w:val="none" w:color="auto" w:sz="0" w:space="0"/>
-            <w:right w:val="none" w:color="auto" w:sz="0" w:space="0"/>
-            <w:insideH w:val="none" w:color="auto" w:sz="0" w:space="0"/>
-            <w:insideV w:val="none" w:color="auto" w:sz="0" w:space="0"/>
+            <w:top w:val="nil"/>
+            <w:left w:val="nil"/>
+            <w:bottom w:val="nil"/>
+            <w:right w:val="nil"/>
+            <w:insideH w:val="nil"/>
+            <w:insideV w:val="nil"/>
           </w:tblBorders>
           <w:tblCellMar>
             <w:top w:w="0" w:type="dxa"/>
@@ -109,7 +111,7 @@
           </w:tblCellMar>
         </w:tblPrEx>
         <w:trPr>
-          <w:trHeight w:val="0" w:hRule="atLeast"/>
+          <w:trHeight w:val="0"/>
           <w:tblHeader/>
           <w:jc w:val="center"/>
         </w:trPr>
@@ -117,8 +119,8 @@
           <w:tcPr>
             <w:tcW w:w="1824" w:type="dxa"/>
             <w:tcBorders>
-              <w:top w:val="single" w:color="auto" w:sz="4" w:space="0"/>
-              <w:left w:val="single" w:color="auto" w:sz="4" w:space="0"/>
+              <w:top w:val="single" w:sz="4" w:space="0" w:color="auto"/>
+              <w:left w:val="single" w:sz="4" w:space="0" w:color="auto"/>
               <w:bottom w:val="nil"/>
               <w:right w:val="nil"/>
             </w:tcBorders>
@@ -163,8 +165,8 @@
           <w:tcPr>
             <w:tcW w:w="3090" w:type="dxa"/>
             <w:tcBorders>
-              <w:top w:val="single" w:color="auto" w:sz="4" w:space="0"/>
-              <w:left w:val="single" w:color="auto" w:sz="4" w:space="0"/>
+              <w:top w:val="single" w:sz="4" w:space="0" w:color="auto"/>
+              <w:left w:val="single" w:sz="4" w:space="0" w:color="auto"/>
               <w:bottom w:val="nil"/>
               <w:right w:val="nil"/>
             </w:tcBorders>
@@ -208,8 +210,8 @@
           <w:tcPr>
             <w:tcW w:w="1824" w:type="dxa"/>
             <w:tcBorders>
-              <w:top w:val="single" w:color="auto" w:sz="4" w:space="0"/>
-              <w:left w:val="single" w:color="auto" w:sz="4" w:space="0"/>
+              <w:top w:val="single" w:sz="4" w:space="0" w:color="auto"/>
+              <w:left w:val="single" w:sz="4" w:space="0" w:color="auto"/>
               <w:bottom w:val="nil"/>
               <w:right w:val="nil"/>
             </w:tcBorders>
@@ -254,10 +256,10 @@
           <w:tcPr>
             <w:tcW w:w="1784" w:type="dxa"/>
             <w:tcBorders>
-              <w:top w:val="single" w:color="auto" w:sz="4" w:space="0"/>
-              <w:left w:val="single" w:color="auto" w:sz="4" w:space="0"/>
-              <w:bottom w:val="nil"/>
-              <w:right w:val="single" w:color="auto" w:sz="4" w:space="0"/>
+              <w:top w:val="single" w:sz="4" w:space="0" w:color="auto"/>
+              <w:left w:val="single" w:sz="4" w:space="0" w:color="auto"/>
+              <w:bottom w:val="nil"/>
+              <w:right w:val="single" w:sz="4" w:space="0" w:color="auto"/>
             </w:tcBorders>
             <w:tcMar>
               <w:top w:w="-1" w:type="dxa"/>
@@ -298,14 +300,8 @@
       </w:tr>
       <w:tr>
         <w:tblPrEx>
-          <w:tblBorders>
-            <w:top w:val="none" w:color="auto" w:sz="0" w:space="0"/>
-            <w:left w:val="none" w:color="auto" w:sz="0" w:space="0"/>
-            <w:bottom w:val="none" w:color="auto" w:sz="0" w:space="0"/>
-            <w:right w:val="none" w:color="auto" w:sz="0" w:space="0"/>
-            <w:insideH w:val="none" w:color="auto" w:sz="0" w:space="0"/>
-            <w:insideV w:val="none" w:color="auto" w:sz="0" w:space="0"/>
-          </w:tblBorders>
+          <w:tblW w:w="8522" w:type="dxa"/>
+          <w:jc w:val="center"/>
           <w:tblCellMar>
             <w:top w:w="0" w:type="dxa"/>
             <w:left w:w="108" w:type="dxa"/>
@@ -314,7 +310,7 @@
           </w:tblCellMar>
         </w:tblPrEx>
         <w:trPr>
-          <w:trHeight w:val="0" w:hRule="atLeast"/>
+          <w:trHeight w:val="0"/>
           <w:tblHeader/>
           <w:jc w:val="center"/>
         </w:trPr>
@@ -322,8 +318,8 @@
           <w:tcPr>
             <w:tcW w:w="1824" w:type="dxa"/>
             <w:tcBorders>
-              <w:top w:val="single" w:color="auto" w:sz="4" w:space="0"/>
-              <w:left w:val="single" w:color="auto" w:sz="4" w:space="0"/>
+              <w:top w:val="single" w:sz="4" w:space="0" w:color="auto"/>
+              <w:left w:val="single" w:sz="4" w:space="0" w:color="auto"/>
               <w:bottom w:val="nil"/>
               <w:right w:val="nil"/>
             </w:tcBorders>
@@ -368,8 +364,8 @@
           <w:tcPr>
             <w:tcW w:w="3090" w:type="dxa"/>
             <w:tcBorders>
-              <w:top w:val="single" w:color="auto" w:sz="4" w:space="0"/>
-              <w:left w:val="single" w:color="auto" w:sz="4" w:space="0"/>
+              <w:top w:val="single" w:sz="4" w:space="0" w:color="auto"/>
+              <w:left w:val="single" w:sz="4" w:space="0" w:color="auto"/>
               <w:bottom w:val="nil"/>
               <w:right w:val="nil"/>
             </w:tcBorders>
@@ -413,8 +409,8 @@
           <w:tcPr>
             <w:tcW w:w="1824" w:type="dxa"/>
             <w:tcBorders>
-              <w:top w:val="single" w:color="auto" w:sz="4" w:space="0"/>
-              <w:left w:val="single" w:color="auto" w:sz="4" w:space="0"/>
+              <w:top w:val="single" w:sz="4" w:space="0" w:color="auto"/>
+              <w:left w:val="single" w:sz="4" w:space="0" w:color="auto"/>
               <w:bottom w:val="nil"/>
               <w:right w:val="nil"/>
             </w:tcBorders>
@@ -459,10 +455,10 @@
           <w:tcPr>
             <w:tcW w:w="1784" w:type="dxa"/>
             <w:tcBorders>
-              <w:top w:val="single" w:color="auto" w:sz="4" w:space="0"/>
-              <w:left w:val="single" w:color="auto" w:sz="4" w:space="0"/>
-              <w:bottom w:val="nil"/>
-              <w:right w:val="single" w:color="auto" w:sz="4" w:space="0"/>
+              <w:top w:val="single" w:sz="4" w:space="0" w:color="auto"/>
+              <w:left w:val="single" w:sz="4" w:space="0" w:color="auto"/>
+              <w:bottom w:val="nil"/>
+              <w:right w:val="single" w:sz="4" w:space="0" w:color="auto"/>
             </w:tcBorders>
             <w:tcMar>
               <w:top w:w="-1" w:type="dxa"/>
@@ -503,14 +499,8 @@
       </w:tr>
       <w:tr>
         <w:tblPrEx>
-          <w:tblBorders>
-            <w:top w:val="none" w:color="auto" w:sz="0" w:space="0"/>
-            <w:left w:val="none" w:color="auto" w:sz="0" w:space="0"/>
-            <w:bottom w:val="none" w:color="auto" w:sz="0" w:space="0"/>
-            <w:right w:val="none" w:color="auto" w:sz="0" w:space="0"/>
-            <w:insideH w:val="none" w:color="auto" w:sz="0" w:space="0"/>
-            <w:insideV w:val="none" w:color="auto" w:sz="0" w:space="0"/>
-          </w:tblBorders>
+          <w:tblW w:w="8522" w:type="dxa"/>
+          <w:jc w:val="center"/>
           <w:tblCellMar>
             <w:top w:w="0" w:type="dxa"/>
             <w:left w:w="108" w:type="dxa"/>
@@ -519,7 +509,7 @@
           </w:tblCellMar>
         </w:tblPrEx>
         <w:trPr>
-          <w:trHeight w:val="0" w:hRule="atLeast"/>
+          <w:trHeight w:val="0"/>
           <w:tblHeader/>
           <w:jc w:val="center"/>
         </w:trPr>
@@ -527,8 +517,8 @@
           <w:tcPr>
             <w:tcW w:w="1824" w:type="dxa"/>
             <w:tcBorders>
-              <w:top w:val="single" w:color="auto" w:sz="4" w:space="0"/>
-              <w:left w:val="single" w:color="auto" w:sz="4" w:space="0"/>
+              <w:top w:val="single" w:sz="4" w:space="0" w:color="auto"/>
+              <w:left w:val="single" w:sz="4" w:space="0" w:color="auto"/>
               <w:bottom w:val="nil"/>
               <w:right w:val="nil"/>
             </w:tcBorders>
@@ -573,8 +563,8 @@
           <w:tcPr>
             <w:tcW w:w="3090" w:type="dxa"/>
             <w:tcBorders>
-              <w:top w:val="single" w:color="auto" w:sz="4" w:space="0"/>
-              <w:left w:val="single" w:color="auto" w:sz="4" w:space="0"/>
+              <w:top w:val="single" w:sz="4" w:space="0" w:color="auto"/>
+              <w:left w:val="single" w:sz="4" w:space="0" w:color="auto"/>
               <w:bottom w:val="nil"/>
               <w:right w:val="nil"/>
             </w:tcBorders>
@@ -618,8 +608,8 @@
           <w:tcPr>
             <w:tcW w:w="1824" w:type="dxa"/>
             <w:tcBorders>
-              <w:top w:val="single" w:color="auto" w:sz="4" w:space="0"/>
-              <w:left w:val="single" w:color="auto" w:sz="4" w:space="0"/>
+              <w:top w:val="single" w:sz="4" w:space="0" w:color="auto"/>
+              <w:left w:val="single" w:sz="4" w:space="0" w:color="auto"/>
               <w:bottom w:val="nil"/>
               <w:right w:val="nil"/>
             </w:tcBorders>
@@ -664,10 +654,10 @@
           <w:tcPr>
             <w:tcW w:w="1784" w:type="dxa"/>
             <w:tcBorders>
-              <w:top w:val="single" w:color="auto" w:sz="4" w:space="0"/>
-              <w:left w:val="single" w:color="auto" w:sz="4" w:space="0"/>
-              <w:bottom w:val="nil"/>
-              <w:right w:val="single" w:color="auto" w:sz="4" w:space="0"/>
+              <w:top w:val="single" w:sz="4" w:space="0" w:color="auto"/>
+              <w:left w:val="single" w:sz="4" w:space="0" w:color="auto"/>
+              <w:bottom w:val="nil"/>
+              <w:right w:val="single" w:sz="4" w:space="0" w:color="auto"/>
             </w:tcBorders>
             <w:tcMar>
               <w:top w:w="-1" w:type="dxa"/>
@@ -708,14 +698,8 @@
       </w:tr>
       <w:tr>
         <w:tblPrEx>
-          <w:tblBorders>
-            <w:top w:val="none" w:color="auto" w:sz="0" w:space="0"/>
-            <w:left w:val="none" w:color="auto" w:sz="0" w:space="0"/>
-            <w:bottom w:val="none" w:color="auto" w:sz="0" w:space="0"/>
-            <w:right w:val="none" w:color="auto" w:sz="0" w:space="0"/>
-            <w:insideH w:val="none" w:color="auto" w:sz="0" w:space="0"/>
-            <w:insideV w:val="none" w:color="auto" w:sz="0" w:space="0"/>
-          </w:tblBorders>
+          <w:tblW w:w="8522" w:type="dxa"/>
+          <w:jc w:val="center"/>
           <w:tblCellMar>
             <w:top w:w="0" w:type="dxa"/>
             <w:left w:w="108" w:type="dxa"/>
@@ -724,7 +708,7 @@
           </w:tblCellMar>
         </w:tblPrEx>
         <w:trPr>
-          <w:trHeight w:val="0" w:hRule="atLeast"/>
+          <w:trHeight w:val="0"/>
           <w:tblHeader/>
           <w:jc w:val="center"/>
         </w:trPr>
@@ -732,8 +716,8 @@
           <w:tcPr>
             <w:tcW w:w="1824" w:type="dxa"/>
             <w:tcBorders>
-              <w:top w:val="single" w:color="auto" w:sz="4" w:space="0"/>
-              <w:left w:val="single" w:color="auto" w:sz="4" w:space="0"/>
+              <w:top w:val="single" w:sz="4" w:space="0" w:color="auto"/>
+              <w:left w:val="single" w:sz="4" w:space="0" w:color="auto"/>
               <w:bottom w:val="nil"/>
               <w:right w:val="nil"/>
             </w:tcBorders>
@@ -778,8 +762,8 @@
           <w:tcPr>
             <w:tcW w:w="3090" w:type="dxa"/>
             <w:tcBorders>
-              <w:top w:val="single" w:color="auto" w:sz="4" w:space="0"/>
-              <w:left w:val="single" w:color="auto" w:sz="4" w:space="0"/>
+              <w:top w:val="single" w:sz="4" w:space="0" w:color="auto"/>
+              <w:left w:val="single" w:sz="4" w:space="0" w:color="auto"/>
               <w:bottom w:val="nil"/>
               <w:right w:val="nil"/>
             </w:tcBorders>
@@ -823,8 +807,8 @@
           <w:tcPr>
             <w:tcW w:w="1824" w:type="dxa"/>
             <w:tcBorders>
-              <w:top w:val="single" w:color="auto" w:sz="4" w:space="0"/>
-              <w:left w:val="single" w:color="auto" w:sz="4" w:space="0"/>
+              <w:top w:val="single" w:sz="4" w:space="0" w:color="auto"/>
+              <w:left w:val="single" w:sz="4" w:space="0" w:color="auto"/>
               <w:bottom w:val="nil"/>
               <w:right w:val="nil"/>
             </w:tcBorders>
@@ -869,10 +853,10 @@
           <w:tcPr>
             <w:tcW w:w="1784" w:type="dxa"/>
             <w:tcBorders>
-              <w:top w:val="single" w:color="auto" w:sz="4" w:space="0"/>
-              <w:left w:val="single" w:color="auto" w:sz="4" w:space="0"/>
-              <w:bottom w:val="nil"/>
-              <w:right w:val="single" w:color="auto" w:sz="4" w:space="0"/>
+              <w:top w:val="single" w:sz="4" w:space="0" w:color="auto"/>
+              <w:left w:val="single" w:sz="4" w:space="0" w:color="auto"/>
+              <w:bottom w:val="nil"/>
+              <w:right w:val="single" w:sz="4" w:space="0" w:color="auto"/>
             </w:tcBorders>
             <w:tcMar>
               <w:top w:w="-1" w:type="dxa"/>
@@ -913,14 +897,8 @@
       </w:tr>
       <w:tr>
         <w:tblPrEx>
-          <w:tblBorders>
-            <w:top w:val="none" w:color="auto" w:sz="0" w:space="0"/>
-            <w:left w:val="none" w:color="auto" w:sz="0" w:space="0"/>
-            <w:bottom w:val="none" w:color="auto" w:sz="0" w:space="0"/>
-            <w:right w:val="none" w:color="auto" w:sz="0" w:space="0"/>
-            <w:insideH w:val="none" w:color="auto" w:sz="0" w:space="0"/>
-            <w:insideV w:val="none" w:color="auto" w:sz="0" w:space="0"/>
-          </w:tblBorders>
+          <w:tblW w:w="8522" w:type="dxa"/>
+          <w:jc w:val="center"/>
           <w:tblCellMar>
             <w:top w:w="0" w:type="dxa"/>
             <w:left w:w="108" w:type="dxa"/>
@@ -929,7 +907,7 @@
           </w:tblCellMar>
         </w:tblPrEx>
         <w:trPr>
-          <w:trHeight w:val="0" w:hRule="atLeast"/>
+          <w:trHeight w:val="0"/>
           <w:tblHeader/>
           <w:jc w:val="center"/>
         </w:trPr>
@@ -937,9 +915,9 @@
           <w:tcPr>
             <w:tcW w:w="1824" w:type="dxa"/>
             <w:tcBorders>
-              <w:top w:val="single" w:color="auto" w:sz="4" w:space="0"/>
-              <w:left w:val="single" w:color="auto" w:sz="4" w:space="0"/>
-              <w:bottom w:val="single" w:color="auto" w:sz="4" w:space="0"/>
+              <w:top w:val="single" w:sz="4" w:space="0" w:color="auto"/>
+              <w:left w:val="single" w:sz="4" w:space="0" w:color="auto"/>
+              <w:bottom w:val="single" w:sz="4" w:space="0" w:color="auto"/>
               <w:right w:val="nil"/>
             </w:tcBorders>
             <w:shd w:val="clear" w:color="auto" w:fill="AEAAAA" w:themeFill="background2" w:themeFillShade="BF"/>
@@ -983,9 +961,9 @@
           <w:tcPr>
             <w:tcW w:w="3090" w:type="dxa"/>
             <w:tcBorders>
-              <w:top w:val="single" w:color="auto" w:sz="4" w:space="0"/>
-              <w:left w:val="single" w:color="auto" w:sz="4" w:space="0"/>
-              <w:bottom w:val="single" w:color="auto" w:sz="4" w:space="0"/>
+              <w:top w:val="single" w:sz="4" w:space="0" w:color="auto"/>
+              <w:left w:val="single" w:sz="4" w:space="0" w:color="auto"/>
+              <w:bottom w:val="single" w:sz="4" w:space="0" w:color="auto"/>
               <w:right w:val="nil"/>
             </w:tcBorders>
             <w:tcMar>
@@ -1028,9 +1006,9 @@
           <w:tcPr>
             <w:tcW w:w="1824" w:type="dxa"/>
             <w:tcBorders>
-              <w:top w:val="single" w:color="auto" w:sz="4" w:space="0"/>
-              <w:left w:val="single" w:color="auto" w:sz="4" w:space="0"/>
-              <w:bottom w:val="single" w:color="auto" w:sz="4" w:space="0"/>
+              <w:top w:val="single" w:sz="4" w:space="0" w:color="auto"/>
+              <w:left w:val="single" w:sz="4" w:space="0" w:color="auto"/>
+              <w:bottom w:val="single" w:sz="4" w:space="0" w:color="auto"/>
               <w:right w:val="nil"/>
             </w:tcBorders>
             <w:shd w:val="clear" w:color="auto" w:fill="AEAAAA" w:themeFill="background2" w:themeFillShade="BF"/>
@@ -1074,10 +1052,10 @@
           <w:tcPr>
             <w:tcW w:w="1784" w:type="dxa"/>
             <w:tcBorders>
-              <w:top w:val="single" w:color="auto" w:sz="4" w:space="0"/>
-              <w:left w:val="single" w:color="auto" w:sz="4" w:space="0"/>
-              <w:bottom w:val="single" w:color="auto" w:sz="4" w:space="0"/>
-              <w:right w:val="single" w:color="auto" w:sz="4" w:space="0"/>
+              <w:top w:val="single" w:sz="4" w:space="0" w:color="auto"/>
+              <w:left w:val="single" w:sz="4" w:space="0" w:color="auto"/>
+              <w:bottom w:val="single" w:sz="4" w:space="0" w:color="auto"/>
+              <w:right w:val="single" w:sz="4" w:space="0" w:color="auto"/>
             </w:tcBorders>
             <w:tcMar>
               <w:top w:w="-1" w:type="dxa"/>
@@ -1147,7 +1125,7 @@
     </w:p>
     <w:p>
       <w:pPr>
-        <w:pStyle w:val="31"/>
+        <w:pStyle w:val="a1"/>
         <w:keepLines w:val="0"/>
         <w:pageBreakBefore w:val="0"/>
         <w:widowControl w:val="0"/>
@@ -1181,18 +1159,17 @@
     </w:p>
     <w:tbl>
       <w:tblPr>
-        <w:tblStyle w:val="23"/>
+        <w:tblStyle w:val="TableGrid"/>
         <w:tblW w:w="8519" w:type="dxa"/>
         <w:jc w:val="center"/>
         <w:tblBorders>
-          <w:top w:val="none" w:color="auto" w:sz="0" w:space="0"/>
-          <w:left w:val="none" w:color="auto" w:sz="0" w:space="0"/>
-          <w:bottom w:val="none" w:color="auto" w:sz="0" w:space="0"/>
-          <w:right w:val="none" w:color="auto" w:sz="0" w:space="0"/>
-          <w:insideH w:val="none" w:color="auto" w:sz="0" w:space="0"/>
-          <w:insideV w:val="none" w:color="auto" w:sz="0" w:space="0"/>
+          <w:top w:val="nil"/>
+          <w:left w:val="nil"/>
+          <w:bottom w:val="nil"/>
+          <w:right w:val="nil"/>
+          <w:insideH w:val="nil"/>
+          <w:insideV w:val="nil"/>
         </w:tblBorders>
-        <w:tblLayout w:type="autofit"/>
         <w:tblCellMar>
           <w:top w:w="0" w:type="dxa"/>
           <w:left w:w="108" w:type="dxa"/>
@@ -1209,13 +1186,15 @@
       </w:tblGrid>
       <w:tr>
         <w:tblPrEx>
+          <w:tblW w:w="8519" w:type="dxa"/>
+          <w:jc w:val="center"/>
           <w:tblBorders>
-            <w:top w:val="none" w:color="auto" w:sz="0" w:space="0"/>
-            <w:left w:val="none" w:color="auto" w:sz="0" w:space="0"/>
-            <w:bottom w:val="none" w:color="auto" w:sz="0" w:space="0"/>
-            <w:right w:val="none" w:color="auto" w:sz="0" w:space="0"/>
-            <w:insideH w:val="none" w:color="auto" w:sz="0" w:space="0"/>
-            <w:insideV w:val="none" w:color="auto" w:sz="0" w:space="0"/>
+            <w:top w:val="nil"/>
+            <w:left w:val="nil"/>
+            <w:bottom w:val="nil"/>
+            <w:right w:val="nil"/>
+            <w:insideH w:val="nil"/>
+            <w:insideV w:val="nil"/>
           </w:tblBorders>
           <w:tblCellMar>
             <w:top w:w="0" w:type="dxa"/>
@@ -1225,7 +1204,7 @@
           </w:tblCellMar>
         </w:tblPrEx>
         <w:trPr>
-          <w:trHeight w:val="0" w:hRule="atLeast"/>
+          <w:trHeight w:val="0"/>
           <w:tblHeader/>
           <w:jc w:val="center"/>
         </w:trPr>
@@ -1233,8 +1212,8 @@
           <w:tcPr>
             <w:tcW w:w="0" w:type="auto"/>
             <w:tcBorders>
-              <w:top w:val="single" w:color="auto" w:sz="12" w:space="0"/>
-              <w:left w:val="single" w:color="auto" w:sz="12" w:space="0"/>
+              <w:top w:val="single" w:sz="12" w:space="0" w:color="auto"/>
+              <w:left w:val="single" w:sz="12" w:space="0" w:color="auto"/>
               <w:bottom w:val="nil"/>
               <w:right w:val="nil"/>
             </w:tcBorders>
@@ -1261,12 +1240,12 @@
               <w:adjustRightInd w:val="0"/>
               <w:snapToGrid w:val="0"/>
               <w:spacing w:line="240" w:lineRule="auto"/>
-              <w:ind w:left="0" w:leftChars="0" w:right="0" w:rightChars="0" w:firstLine="0" w:firstLineChars="0"/>
+              <w:ind w:left="0" w:right="0" w:firstLine="0" w:leftChars="0" w:rightChars="0" w:firstLineChars="0"/>
               <w:jc w:val="center"/>
               <w:textAlignment w:val="baseline"/>
               <w:rPr>
-                <w:rStyle w:val="25"/>
-                <w:rFonts w:hint="default" w:ascii="微软雅黑" w:hAnsi="微软雅黑" w:eastAsia="微软雅黑" w:cs="微软雅黑"/>
+                <w:rStyle w:val="Strong"/>
+                <w:rFonts w:ascii="微软雅黑" w:eastAsia="微软雅黑" w:hAnsi="微软雅黑" w:cs="微软雅黑" w:hint="default"/>
                 <w:b/>
                 <w:bCs/>
                 <w:i w:val="0"/>
@@ -1284,8 +1263,8 @@
             </w:pPr>
             <w:r>
               <w:rPr>
-                <w:rStyle w:val="25"/>
-                <w:rFonts w:hint="eastAsia" w:ascii="微软雅黑" w:hAnsi="微软雅黑" w:eastAsia="微软雅黑" w:cs="微软雅黑"/>
+                <w:rStyle w:val="Strong"/>
+                <w:rFonts w:ascii="微软雅黑" w:eastAsia="微软雅黑" w:hAnsi="微软雅黑" w:cs="微软雅黑" w:hint="eastAsia"/>
                 <w:b/>
                 <w:bCs/>
                 <w:i w:val="0"/>
@@ -1308,8 +1287,8 @@
           <w:tcPr>
             <w:tcW w:w="0" w:type="auto"/>
             <w:tcBorders>
-              <w:top w:val="single" w:color="auto" w:sz="12" w:space="0"/>
-              <w:left w:val="single" w:color="auto" w:sz="4" w:space="0"/>
+              <w:top w:val="single" w:sz="12" w:space="0" w:color="auto"/>
+              <w:left w:val="single" w:sz="4" w:space="0" w:color="auto"/>
               <w:bottom w:val="nil"/>
               <w:right w:val="nil"/>
             </w:tcBorders>
@@ -1336,12 +1315,12 @@
               <w:adjustRightInd w:val="0"/>
               <w:snapToGrid w:val="0"/>
               <w:spacing w:line="240" w:lineRule="auto"/>
-              <w:ind w:left="0" w:leftChars="0" w:right="0" w:rightChars="0" w:firstLine="0" w:firstLineChars="0"/>
+              <w:ind w:left="0" w:right="0" w:firstLine="0" w:leftChars="0" w:rightChars="0" w:firstLineChars="0"/>
               <w:jc w:val="center"/>
               <w:textAlignment w:val="baseline"/>
               <w:rPr>
-                <w:rStyle w:val="25"/>
-                <w:rFonts w:hint="default" w:ascii="微软雅黑" w:hAnsi="微软雅黑" w:eastAsia="微软雅黑" w:cs="微软雅黑"/>
+                <w:rStyle w:val="Strong"/>
+                <w:rFonts w:ascii="微软雅黑" w:eastAsia="微软雅黑" w:hAnsi="微软雅黑" w:cs="微软雅黑" w:hint="default"/>
                 <w:b/>
                 <w:bCs/>
                 <w:i w:val="0"/>
@@ -1359,8 +1338,8 @@
             </w:pPr>
             <w:r>
               <w:rPr>
-                <w:rStyle w:val="25"/>
-                <w:rFonts w:hint="eastAsia" w:ascii="微软雅黑" w:hAnsi="微软雅黑" w:eastAsia="微软雅黑" w:cs="微软雅黑"/>
+                <w:rStyle w:val="Strong"/>
+                <w:rFonts w:ascii="微软雅黑" w:eastAsia="微软雅黑" w:hAnsi="微软雅黑" w:cs="微软雅黑" w:hint="eastAsia"/>
                 <w:b/>
                 <w:bCs/>
                 <w:i w:val="0"/>
@@ -1383,8 +1362,8 @@
           <w:tcPr>
             <w:tcW w:w="0" w:type="auto"/>
             <w:tcBorders>
-              <w:top w:val="single" w:color="auto" w:sz="12" w:space="0"/>
-              <w:left w:val="single" w:color="auto" w:sz="4" w:space="0"/>
+              <w:top w:val="single" w:sz="12" w:space="0" w:color="auto"/>
+              <w:left w:val="single" w:sz="4" w:space="0" w:color="auto"/>
               <w:bottom w:val="nil"/>
               <w:right w:val="nil"/>
             </w:tcBorders>
@@ -1411,12 +1390,12 @@
               <w:adjustRightInd w:val="0"/>
               <w:snapToGrid w:val="0"/>
               <w:spacing w:line="240" w:lineRule="auto"/>
-              <w:ind w:left="0" w:leftChars="0" w:right="0" w:rightChars="0" w:firstLine="0" w:firstLineChars="0"/>
+              <w:ind w:left="0" w:right="0" w:firstLine="0" w:leftChars="0" w:rightChars="0" w:firstLineChars="0"/>
               <w:jc w:val="center"/>
               <w:textAlignment w:val="baseline"/>
               <w:rPr>
-                <w:rStyle w:val="25"/>
-                <w:rFonts w:hint="default" w:ascii="微软雅黑" w:hAnsi="微软雅黑" w:eastAsia="微软雅黑" w:cs="微软雅黑"/>
+                <w:rStyle w:val="Strong"/>
+                <w:rFonts w:ascii="微软雅黑" w:eastAsia="微软雅黑" w:hAnsi="微软雅黑" w:cs="微软雅黑" w:hint="default"/>
                 <w:b/>
                 <w:bCs/>
                 <w:i w:val="0"/>
@@ -1434,8 +1413,8 @@
             </w:pPr>
             <w:r>
               <w:rPr>
-                <w:rStyle w:val="25"/>
-                <w:rFonts w:hint="eastAsia" w:ascii="微软雅黑" w:hAnsi="微软雅黑" w:eastAsia="微软雅黑" w:cs="微软雅黑"/>
+                <w:rStyle w:val="Strong"/>
+                <w:rFonts w:ascii="微软雅黑" w:eastAsia="微软雅黑" w:hAnsi="微软雅黑" w:cs="微软雅黑" w:hint="eastAsia"/>
                 <w:b/>
                 <w:bCs/>
                 <w:i w:val="0"/>
@@ -1458,8 +1437,8 @@
           <w:tcPr>
             <w:tcW w:w="0" w:type="auto"/>
             <w:tcBorders>
-              <w:top w:val="single" w:color="auto" w:sz="12" w:space="0"/>
-              <w:left w:val="single" w:color="auto" w:sz="4" w:space="0"/>
+              <w:top w:val="single" w:sz="12" w:space="0" w:color="auto"/>
+              <w:left w:val="single" w:sz="4" w:space="0" w:color="auto"/>
               <w:bottom w:val="nil"/>
               <w:right w:val="nil"/>
             </w:tcBorders>
@@ -1486,12 +1465,12 @@
               <w:adjustRightInd w:val="0"/>
               <w:snapToGrid w:val="0"/>
               <w:spacing w:line="240" w:lineRule="auto"/>
-              <w:ind w:left="0" w:leftChars="0" w:right="0" w:rightChars="0" w:firstLine="0" w:firstLineChars="0"/>
+              <w:ind w:left="0" w:right="0" w:firstLine="0" w:leftChars="0" w:rightChars="0" w:firstLineChars="0"/>
               <w:jc w:val="center"/>
               <w:textAlignment w:val="baseline"/>
               <w:rPr>
-                <w:rStyle w:val="25"/>
-                <w:rFonts w:hint="default" w:ascii="微软雅黑" w:hAnsi="微软雅黑" w:eastAsia="微软雅黑" w:cs="微软雅黑"/>
+                <w:rStyle w:val="Strong"/>
+                <w:rFonts w:ascii="微软雅黑" w:eastAsia="微软雅黑" w:hAnsi="微软雅黑" w:cs="微软雅黑" w:hint="default"/>
                 <w:b/>
                 <w:bCs/>
                 <w:i w:val="0"/>
@@ -1509,8 +1488,8 @@
             </w:pPr>
             <w:r>
               <w:rPr>
-                <w:rStyle w:val="25"/>
-                <w:rFonts w:hint="eastAsia" w:ascii="微软雅黑" w:hAnsi="微软雅黑" w:eastAsia="微软雅黑" w:cs="微软雅黑"/>
+                <w:rStyle w:val="Strong"/>
+                <w:rFonts w:ascii="微软雅黑" w:eastAsia="微软雅黑" w:hAnsi="微软雅黑" w:cs="微软雅黑" w:hint="eastAsia"/>
                 <w:b/>
                 <w:bCs/>
                 <w:i w:val="0"/>
@@ -1533,10 +1512,10 @@
           <w:tcPr>
             <w:tcW w:w="1205" w:type="dxa"/>
             <w:tcBorders>
-              <w:top w:val="single" w:color="auto" w:sz="12" w:space="0"/>
-              <w:left w:val="single" w:color="auto" w:sz="4" w:space="0"/>
-              <w:bottom w:val="nil"/>
-              <w:right w:val="single" w:color="auto" w:sz="12" w:space="0"/>
+              <w:top w:val="single" w:sz="12" w:space="0" w:color="auto"/>
+              <w:left w:val="single" w:sz="4" w:space="0" w:color="auto"/>
+              <w:bottom w:val="nil"/>
+              <w:right w:val="single" w:sz="12" w:space="0" w:color="auto"/>
             </w:tcBorders>
             <w:tcMar>
               <w:top w:w="-1" w:type="dxa"/>
@@ -1561,12 +1540,12 @@
               <w:adjustRightInd w:val="0"/>
               <w:snapToGrid w:val="0"/>
               <w:spacing w:line="240" w:lineRule="auto"/>
-              <w:ind w:left="0" w:leftChars="0" w:right="0" w:rightChars="0" w:firstLine="0" w:firstLineChars="0"/>
+              <w:ind w:left="0" w:right="0" w:firstLine="0" w:leftChars="0" w:rightChars="0" w:firstLineChars="0"/>
               <w:jc w:val="center"/>
               <w:textAlignment w:val="baseline"/>
               <w:rPr>
-                <w:rStyle w:val="25"/>
-                <w:rFonts w:hint="default" w:ascii="微软雅黑" w:hAnsi="微软雅黑" w:eastAsia="微软雅黑" w:cs="微软雅黑"/>
+                <w:rStyle w:val="Strong"/>
+                <w:rFonts w:ascii="微软雅黑" w:eastAsia="微软雅黑" w:hAnsi="微软雅黑" w:cs="微软雅黑" w:hint="default"/>
                 <w:b/>
                 <w:bCs/>
                 <w:i w:val="0"/>
@@ -1584,8 +1563,8 @@
             </w:pPr>
             <w:r>
               <w:rPr>
-                <w:rStyle w:val="25"/>
-                <w:rFonts w:hint="eastAsia" w:ascii="微软雅黑" w:hAnsi="微软雅黑" w:eastAsia="微软雅黑" w:cs="微软雅黑"/>
+                <w:rStyle w:val="Strong"/>
+                <w:rFonts w:ascii="微软雅黑" w:eastAsia="微软雅黑" w:hAnsi="微软雅黑" w:cs="微软雅黑" w:hint="eastAsia"/>
                 <w:b/>
                 <w:bCs/>
                 <w:i w:val="0"/>
@@ -1607,14 +1586,8 @@
       </w:tr>
       <w:tr>
         <w:tblPrEx>
-          <w:tblBorders>
-            <w:top w:val="none" w:color="auto" w:sz="0" w:space="0"/>
-            <w:left w:val="none" w:color="auto" w:sz="0" w:space="0"/>
-            <w:bottom w:val="none" w:color="auto" w:sz="0" w:space="0"/>
-            <w:right w:val="none" w:color="auto" w:sz="0" w:space="0"/>
-            <w:insideH w:val="none" w:color="auto" w:sz="0" w:space="0"/>
-            <w:insideV w:val="none" w:color="auto" w:sz="0" w:space="0"/>
-          </w:tblBorders>
+          <w:tblW w:w="8519" w:type="dxa"/>
+          <w:jc w:val="center"/>
           <w:tblCellMar>
             <w:top w:w="0" w:type="dxa"/>
             <w:left w:w="108" w:type="dxa"/>
@@ -1623,15 +1596,15 @@
           </w:tblCellMar>
         </w:tblPrEx>
         <w:trPr>
-          <w:trHeight w:val="0" w:hRule="atLeast"/>
+          <w:trHeight w:val="0"/>
           <w:jc w:val="center"/>
         </w:trPr>
         <w:tc>
           <w:tcPr>
             <w:tcW w:w="0" w:type="auto"/>
             <w:tcBorders>
-              <w:top w:val="single" w:color="auto" w:sz="4" w:space="0"/>
-              <w:left w:val="single" w:color="auto" w:sz="12" w:space="0"/>
+              <w:top w:val="single" w:sz="4" w:space="0" w:color="auto"/>
+              <w:left w:val="single" w:sz="12" w:space="0" w:color="auto"/>
               <w:bottom w:val="nil"/>
               <w:right w:val="nil"/>
             </w:tcBorders>
@@ -1658,12 +1631,12 @@
               <w:adjustRightInd w:val="0"/>
               <w:snapToGrid w:val="0"/>
               <w:spacing w:line="240" w:lineRule="auto"/>
-              <w:ind w:left="0" w:leftChars="0" w:right="0" w:rightChars="0" w:firstLine="0" w:firstLineChars="0"/>
+              <w:ind w:left="0" w:right="0" w:firstLine="0" w:leftChars="0" w:rightChars="0" w:firstLineChars="0"/>
               <w:jc w:val="center"/>
               <w:textAlignment w:val="baseline"/>
               <w:rPr>
-                <w:rStyle w:val="25"/>
-                <w:rFonts w:hint="default" w:ascii="微软雅黑" w:hAnsi="微软雅黑" w:eastAsia="微软雅黑" w:cs="微软雅黑"/>
+                <w:rStyle w:val="Strong"/>
+                <w:rFonts w:ascii="微软雅黑" w:eastAsia="微软雅黑" w:hAnsi="微软雅黑" w:cs="微软雅黑" w:hint="default"/>
                 <w:b w:val="0"/>
                 <w:bCs/>
                 <w:i w:val="0"/>
@@ -1681,8 +1654,8 @@
             </w:pPr>
             <w:r>
               <w:rPr>
-                <w:rStyle w:val="25"/>
-                <w:rFonts w:hint="eastAsia" w:ascii="微软雅黑" w:hAnsi="微软雅黑" w:eastAsia="微软雅黑" w:cs="微软雅黑"/>
+                <w:rStyle w:val="Strong"/>
+                <w:rFonts w:ascii="微软雅黑" w:eastAsia="微软雅黑" w:hAnsi="微软雅黑" w:cs="微软雅黑" w:hint="eastAsia"/>
                 <w:b w:val="0"/>
                 <w:bCs/>
                 <w:i w:val="0"/>
@@ -1700,8 +1673,8 @@
             </w:r>
             <w:r>
               <w:rPr>
-                <w:rStyle w:val="25"/>
-                <w:rFonts w:hint="eastAsia" w:ascii="微软雅黑" w:hAnsi="微软雅黑" w:eastAsia="微软雅黑" w:cs="微软雅黑"/>
+                <w:rStyle w:val="Strong"/>
+                <w:rFonts w:ascii="微软雅黑" w:eastAsia="微软雅黑" w:hAnsi="微软雅黑" w:cs="微软雅黑" w:hint="eastAsia"/>
                 <w:b w:val="0"/>
                 <w:bCs/>
                 <w:i w:val="0"/>
@@ -1724,8 +1697,8 @@
           <w:tcPr>
             <w:tcW w:w="0" w:type="auto"/>
             <w:tcBorders>
-              <w:top w:val="single" w:color="auto" w:sz="4" w:space="0"/>
-              <w:left w:val="single" w:color="auto" w:sz="4" w:space="0"/>
+              <w:top w:val="single" w:sz="4" w:space="0" w:color="auto"/>
+              <w:left w:val="single" w:sz="4" w:space="0" w:color="auto"/>
               <w:bottom w:val="nil"/>
               <w:right w:val="nil"/>
             </w:tcBorders>
@@ -1752,12 +1725,12 @@
               <w:adjustRightInd w:val="0"/>
               <w:snapToGrid w:val="0"/>
               <w:spacing w:line="240" w:lineRule="auto"/>
-              <w:ind w:left="0" w:leftChars="0" w:right="0" w:rightChars="0" w:firstLine="0" w:firstLineChars="0"/>
+              <w:ind w:left="0" w:right="0" w:firstLine="0" w:leftChars="0" w:rightChars="0" w:firstLineChars="0"/>
               <w:jc w:val="center"/>
               <w:textAlignment w:val="baseline"/>
               <w:rPr>
-                <w:rStyle w:val="25"/>
-                <w:rFonts w:hint="default" w:ascii="微软雅黑" w:hAnsi="微软雅黑" w:eastAsia="微软雅黑" w:cs="微软雅黑"/>
+                <w:rStyle w:val="Strong"/>
+                <w:rFonts w:ascii="微软雅黑" w:eastAsia="微软雅黑" w:hAnsi="微软雅黑" w:cs="微软雅黑" w:hint="default"/>
                 <w:b w:val="0"/>
                 <w:bCs/>
                 <w:i w:val="0"/>
@@ -1775,8 +1748,8 @@
             </w:pPr>
             <w:r>
               <w:rPr>
-                <w:rStyle w:val="25"/>
-                <w:rFonts w:hint="eastAsia" w:ascii="微软雅黑" w:hAnsi="微软雅黑" w:eastAsia="微软雅黑" w:cs="微软雅黑"/>
+                <w:rStyle w:val="Strong"/>
+                <w:rFonts w:ascii="微软雅黑" w:eastAsia="微软雅黑" w:hAnsi="微软雅黑" w:cs="微软雅黑" w:hint="eastAsia"/>
                 <w:b w:val="0"/>
                 <w:bCs/>
                 <w:i w:val="0"/>
@@ -1799,8 +1772,8 @@
           <w:tcPr>
             <w:tcW w:w="0" w:type="auto"/>
             <w:tcBorders>
-              <w:top w:val="single" w:color="auto" w:sz="4" w:space="0"/>
-              <w:left w:val="single" w:color="auto" w:sz="4" w:space="0"/>
+              <w:top w:val="single" w:sz="4" w:space="0" w:color="auto"/>
+              <w:left w:val="single" w:sz="4" w:space="0" w:color="auto"/>
               <w:bottom w:val="nil"/>
               <w:right w:val="nil"/>
             </w:tcBorders>
@@ -1827,12 +1800,12 @@
               <w:adjustRightInd w:val="0"/>
               <w:snapToGrid w:val="0"/>
               <w:spacing w:line="240" w:lineRule="auto"/>
-              <w:ind w:left="0" w:leftChars="0" w:right="0" w:rightChars="0" w:firstLine="0" w:firstLineChars="0"/>
+              <w:ind w:left="0" w:right="0" w:firstLine="0" w:leftChars="0" w:rightChars="0" w:firstLineChars="0"/>
               <w:jc w:val="center"/>
               <w:textAlignment w:val="baseline"/>
               <w:rPr>
-                <w:rStyle w:val="25"/>
-                <w:rFonts w:hint="default" w:ascii="微软雅黑" w:hAnsi="微软雅黑" w:eastAsia="微软雅黑" w:cs="微软雅黑"/>
+                <w:rStyle w:val="Strong"/>
+                <w:rFonts w:ascii="微软雅黑" w:eastAsia="微软雅黑" w:hAnsi="微软雅黑" w:cs="微软雅黑" w:hint="default"/>
                 <w:b w:val="0"/>
                 <w:bCs/>
                 <w:i w:val="0"/>
@@ -1850,8 +1823,8 @@
             </w:pPr>
             <w:r>
               <w:rPr>
-                <w:rStyle w:val="25"/>
-                <w:rFonts w:hint="eastAsia" w:ascii="微软雅黑" w:hAnsi="微软雅黑" w:eastAsia="微软雅黑" w:cs="微软雅黑"/>
+                <w:rStyle w:val="Strong"/>
+                <w:rFonts w:ascii="微软雅黑" w:eastAsia="微软雅黑" w:hAnsi="微软雅黑" w:cs="微软雅黑" w:hint="eastAsia"/>
                 <w:b w:val="0"/>
                 <w:bCs/>
                 <w:i w:val="0"/>
@@ -1874,8 +1847,8 @@
           <w:tcPr>
             <w:tcW w:w="0" w:type="auto"/>
             <w:tcBorders>
-              <w:top w:val="single" w:color="auto" w:sz="4" w:space="0"/>
-              <w:left w:val="single" w:color="auto" w:sz="4" w:space="0"/>
+              <w:top w:val="single" w:sz="4" w:space="0" w:color="auto"/>
+              <w:left w:val="single" w:sz="4" w:space="0" w:color="auto"/>
               <w:bottom w:val="nil"/>
               <w:right w:val="nil"/>
             </w:tcBorders>
@@ -1902,12 +1875,12 @@
               <w:adjustRightInd w:val="0"/>
               <w:snapToGrid w:val="0"/>
               <w:spacing w:line="240" w:lineRule="auto"/>
-              <w:ind w:left="0" w:leftChars="0" w:right="0" w:rightChars="0" w:firstLine="0" w:firstLineChars="0"/>
+              <w:ind w:left="0" w:right="0" w:firstLine="0" w:leftChars="0" w:rightChars="0" w:firstLineChars="0"/>
               <w:jc w:val="center"/>
               <w:textAlignment w:val="baseline"/>
               <w:rPr>
-                <w:rStyle w:val="25"/>
-                <w:rFonts w:hint="default" w:ascii="微软雅黑" w:hAnsi="微软雅黑" w:eastAsia="微软雅黑" w:cs="微软雅黑"/>
+                <w:rStyle w:val="Strong"/>
+                <w:rFonts w:ascii="微软雅黑" w:eastAsia="微软雅黑" w:hAnsi="微软雅黑" w:cs="微软雅黑" w:hint="default"/>
                 <w:b w:val="0"/>
                 <w:bCs/>
                 <w:i w:val="0"/>
@@ -1925,8 +1898,8 @@
             </w:pPr>
             <w:r>
               <w:rPr>
-                <w:rStyle w:val="25"/>
-                <w:rFonts w:hint="eastAsia" w:ascii="微软雅黑" w:hAnsi="微软雅黑" w:eastAsia="微软雅黑" w:cs="微软雅黑"/>
+                <w:rStyle w:val="Strong"/>
+                <w:rFonts w:ascii="微软雅黑" w:eastAsia="微软雅黑" w:hAnsi="微软雅黑" w:cs="微软雅黑" w:hint="eastAsia"/>
                 <w:b w:val="0"/>
                 <w:bCs/>
                 <w:i w:val="0"/>
@@ -1949,10 +1922,10 @@
           <w:tcPr>
             <w:tcW w:w="1205" w:type="dxa"/>
             <w:tcBorders>
-              <w:top w:val="single" w:color="auto" w:sz="4" w:space="0"/>
-              <w:left w:val="single" w:color="auto" w:sz="4" w:space="0"/>
-              <w:bottom w:val="nil"/>
-              <w:right w:val="single" w:color="auto" w:sz="12" w:space="0"/>
+              <w:top w:val="single" w:sz="4" w:space="0" w:color="auto"/>
+              <w:left w:val="single" w:sz="4" w:space="0" w:color="auto"/>
+              <w:bottom w:val="nil"/>
+              <w:right w:val="single" w:sz="12" w:space="0" w:color="auto"/>
             </w:tcBorders>
             <w:tcMar>
               <w:top w:w="-1" w:type="dxa"/>
@@ -1977,12 +1950,12 @@
               <w:adjustRightInd w:val="0"/>
               <w:snapToGrid w:val="0"/>
               <w:spacing w:line="240" w:lineRule="auto"/>
-              <w:ind w:left="0" w:leftChars="0" w:right="0" w:rightChars="0" w:firstLine="0" w:firstLineChars="0"/>
+              <w:ind w:left="0" w:right="0" w:firstLine="0" w:leftChars="0" w:rightChars="0" w:firstLineChars="0"/>
               <w:jc w:val="center"/>
               <w:textAlignment w:val="baseline"/>
               <w:rPr>
-                <w:rStyle w:val="25"/>
-                <w:rFonts w:hint="default" w:ascii="微软雅黑" w:hAnsi="微软雅黑" w:eastAsia="微软雅黑" w:cs="微软雅黑"/>
+                <w:rStyle w:val="Strong"/>
+                <w:rFonts w:ascii="微软雅黑" w:eastAsia="微软雅黑" w:hAnsi="微软雅黑" w:cs="微软雅黑" w:hint="default"/>
                 <w:b w:val="0"/>
                 <w:bCs/>
                 <w:i w:val="0"/>
@@ -2003,14 +1976,8 @@
       </w:tr>
       <w:tr>
         <w:tblPrEx>
-          <w:tblBorders>
-            <w:top w:val="none" w:color="auto" w:sz="0" w:space="0"/>
-            <w:left w:val="none" w:color="auto" w:sz="0" w:space="0"/>
-            <w:bottom w:val="none" w:color="auto" w:sz="0" w:space="0"/>
-            <w:right w:val="none" w:color="auto" w:sz="0" w:space="0"/>
-            <w:insideH w:val="none" w:color="auto" w:sz="0" w:space="0"/>
-            <w:insideV w:val="none" w:color="auto" w:sz="0" w:space="0"/>
-          </w:tblBorders>
+          <w:tblW w:w="8519" w:type="dxa"/>
+          <w:jc w:val="center"/>
           <w:tblCellMar>
             <w:top w:w="0" w:type="dxa"/>
             <w:left w:w="108" w:type="dxa"/>
@@ -2019,15 +1986,15 @@
           </w:tblCellMar>
         </w:tblPrEx>
         <w:trPr>
-          <w:trHeight w:val="0" w:hRule="atLeast"/>
+          <w:trHeight w:val="0"/>
           <w:jc w:val="center"/>
         </w:trPr>
         <w:tc>
           <w:tcPr>
             <w:tcW w:w="0" w:type="auto"/>
             <w:tcBorders>
-              <w:top w:val="single" w:color="auto" w:sz="4" w:space="0"/>
-              <w:left w:val="single" w:color="auto" w:sz="12" w:space="0"/>
+              <w:top w:val="single" w:sz="4" w:space="0" w:color="auto"/>
+              <w:left w:val="single" w:sz="12" w:space="0" w:color="auto"/>
               <w:bottom w:val="nil"/>
               <w:right w:val="nil"/>
             </w:tcBorders>
@@ -2054,12 +2021,12 @@
               <w:adjustRightInd w:val="0"/>
               <w:snapToGrid w:val="0"/>
               <w:spacing w:line="240" w:lineRule="auto"/>
-              <w:ind w:left="0" w:leftChars="0" w:right="0" w:rightChars="0" w:firstLine="0" w:firstLineChars="0"/>
+              <w:ind w:left="0" w:right="0" w:firstLine="0" w:leftChars="0" w:rightChars="0" w:firstLineChars="0"/>
               <w:jc w:val="center"/>
               <w:textAlignment w:val="baseline"/>
               <w:rPr>
-                <w:rStyle w:val="25"/>
-                <w:rFonts w:hint="default" w:ascii="微软雅黑" w:hAnsi="微软雅黑" w:eastAsia="微软雅黑" w:cs="微软雅黑"/>
+                <w:rStyle w:val="Strong"/>
+                <w:rFonts w:ascii="微软雅黑" w:eastAsia="微软雅黑" w:hAnsi="微软雅黑" w:cs="微软雅黑" w:hint="default"/>
                 <w:b w:val="0"/>
                 <w:bCs/>
                 <w:i w:val="0"/>
@@ -2081,8 +2048,8 @@
           <w:tcPr>
             <w:tcW w:w="0" w:type="auto"/>
             <w:tcBorders>
-              <w:top w:val="single" w:color="auto" w:sz="4" w:space="0"/>
-              <w:left w:val="single" w:color="auto" w:sz="4" w:space="0"/>
+              <w:top w:val="single" w:sz="4" w:space="0" w:color="auto"/>
+              <w:left w:val="single" w:sz="4" w:space="0" w:color="auto"/>
               <w:bottom w:val="nil"/>
               <w:right w:val="nil"/>
             </w:tcBorders>
@@ -2109,12 +2076,12 @@
               <w:adjustRightInd w:val="0"/>
               <w:snapToGrid w:val="0"/>
               <w:spacing w:line="240" w:lineRule="auto"/>
-              <w:ind w:left="0" w:leftChars="0" w:right="0" w:rightChars="0" w:firstLine="0" w:firstLineChars="0"/>
+              <w:ind w:left="0" w:right="0" w:firstLine="0" w:leftChars="0" w:rightChars="0" w:firstLineChars="0"/>
               <w:jc w:val="center"/>
               <w:textAlignment w:val="baseline"/>
               <w:rPr>
-                <w:rStyle w:val="25"/>
-                <w:rFonts w:hint="default" w:ascii="微软雅黑" w:hAnsi="微软雅黑" w:eastAsia="微软雅黑" w:cs="微软雅黑"/>
+                <w:rStyle w:val="Strong"/>
+                <w:rFonts w:ascii="微软雅黑" w:eastAsia="微软雅黑" w:hAnsi="微软雅黑" w:cs="微软雅黑" w:hint="default"/>
                 <w:b w:val="0"/>
                 <w:bCs/>
                 <w:i w:val="0"/>
@@ -2136,8 +2103,8 @@
           <w:tcPr>
             <w:tcW w:w="0" w:type="auto"/>
             <w:tcBorders>
-              <w:top w:val="single" w:color="auto" w:sz="4" w:space="0"/>
-              <w:left w:val="single" w:color="auto" w:sz="4" w:space="0"/>
+              <w:top w:val="single" w:sz="4" w:space="0" w:color="auto"/>
+              <w:left w:val="single" w:sz="4" w:space="0" w:color="auto"/>
               <w:bottom w:val="nil"/>
               <w:right w:val="nil"/>
             </w:tcBorders>
@@ -2164,12 +2131,12 @@
               <w:adjustRightInd w:val="0"/>
               <w:snapToGrid w:val="0"/>
               <w:spacing w:line="240" w:lineRule="auto"/>
-              <w:ind w:left="0" w:leftChars="0" w:right="0" w:rightChars="0" w:firstLine="0" w:firstLineChars="0"/>
+              <w:ind w:left="0" w:right="0" w:firstLine="0" w:leftChars="0" w:rightChars="0" w:firstLineChars="0"/>
               <w:jc w:val="center"/>
               <w:textAlignment w:val="baseline"/>
               <w:rPr>
-                <w:rStyle w:val="25"/>
-                <w:rFonts w:hint="default" w:ascii="微软雅黑" w:hAnsi="微软雅黑" w:eastAsia="微软雅黑" w:cs="微软雅黑"/>
+                <w:rStyle w:val="Strong"/>
+                <w:rFonts w:ascii="微软雅黑" w:eastAsia="微软雅黑" w:hAnsi="微软雅黑" w:cs="微软雅黑" w:hint="default"/>
                 <w:b w:val="0"/>
                 <w:bCs/>
                 <w:i w:val="0"/>
@@ -2191,8 +2158,8 @@
           <w:tcPr>
             <w:tcW w:w="0" w:type="auto"/>
             <w:tcBorders>
-              <w:top w:val="single" w:color="auto" w:sz="4" w:space="0"/>
-              <w:left w:val="single" w:color="auto" w:sz="4" w:space="0"/>
+              <w:top w:val="single" w:sz="4" w:space="0" w:color="auto"/>
+              <w:left w:val="single" w:sz="4" w:space="0" w:color="auto"/>
               <w:bottom w:val="nil"/>
               <w:right w:val="nil"/>
             </w:tcBorders>
@@ -2219,12 +2186,12 @@
               <w:adjustRightInd w:val="0"/>
               <w:snapToGrid w:val="0"/>
               <w:spacing w:line="240" w:lineRule="auto"/>
-              <w:ind w:left="0" w:leftChars="0" w:right="0" w:rightChars="0" w:firstLine="0" w:firstLineChars="0"/>
+              <w:ind w:left="0" w:right="0" w:firstLine="0" w:leftChars="0" w:rightChars="0" w:firstLineChars="0"/>
               <w:jc w:val="center"/>
               <w:textAlignment w:val="baseline"/>
               <w:rPr>
-                <w:rStyle w:val="25"/>
-                <w:rFonts w:hint="default" w:ascii="微软雅黑" w:hAnsi="微软雅黑" w:eastAsia="微软雅黑" w:cs="微软雅黑"/>
+                <w:rStyle w:val="Strong"/>
+                <w:rFonts w:ascii="微软雅黑" w:eastAsia="微软雅黑" w:hAnsi="微软雅黑" w:cs="微软雅黑" w:hint="default"/>
                 <w:b w:val="0"/>
                 <w:bCs/>
                 <w:i w:val="0"/>
@@ -2246,10 +2213,10 @@
           <w:tcPr>
             <w:tcW w:w="1205" w:type="dxa"/>
             <w:tcBorders>
-              <w:top w:val="single" w:color="auto" w:sz="4" w:space="0"/>
-              <w:left w:val="single" w:color="auto" w:sz="4" w:space="0"/>
-              <w:bottom w:val="nil"/>
-              <w:right w:val="single" w:color="auto" w:sz="12" w:space="0"/>
+              <w:top w:val="single" w:sz="4" w:space="0" w:color="auto"/>
+              <w:left w:val="single" w:sz="4" w:space="0" w:color="auto"/>
+              <w:bottom w:val="nil"/>
+              <w:right w:val="single" w:sz="12" w:space="0" w:color="auto"/>
             </w:tcBorders>
             <w:tcMar>
               <w:top w:w="-1" w:type="dxa"/>
@@ -2274,12 +2241,12 @@
               <w:adjustRightInd w:val="0"/>
               <w:snapToGrid w:val="0"/>
               <w:spacing w:line="240" w:lineRule="auto"/>
-              <w:ind w:left="0" w:leftChars="0" w:right="0" w:rightChars="0" w:firstLine="0" w:firstLineChars="0"/>
+              <w:ind w:left="0" w:right="0" w:firstLine="0" w:leftChars="0" w:rightChars="0" w:firstLineChars="0"/>
               <w:jc w:val="center"/>
               <w:textAlignment w:val="baseline"/>
               <w:rPr>
-                <w:rStyle w:val="25"/>
-                <w:rFonts w:hint="default" w:ascii="微软雅黑" w:hAnsi="微软雅黑" w:eastAsia="微软雅黑" w:cs="微软雅黑"/>
+                <w:rStyle w:val="Strong"/>
+                <w:rFonts w:ascii="微软雅黑" w:eastAsia="微软雅黑" w:hAnsi="微软雅黑" w:cs="微软雅黑" w:hint="default"/>
                 <w:b w:val="0"/>
                 <w:bCs/>
                 <w:i w:val="0"/>
@@ -2300,14 +2267,8 @@
       </w:tr>
       <w:tr>
         <w:tblPrEx>
-          <w:tblBorders>
-            <w:top w:val="none" w:color="auto" w:sz="0" w:space="0"/>
-            <w:left w:val="none" w:color="auto" w:sz="0" w:space="0"/>
-            <w:bottom w:val="none" w:color="auto" w:sz="0" w:space="0"/>
-            <w:right w:val="none" w:color="auto" w:sz="0" w:space="0"/>
-            <w:insideH w:val="none" w:color="auto" w:sz="0" w:space="0"/>
-            <w:insideV w:val="none" w:color="auto" w:sz="0" w:space="0"/>
-          </w:tblBorders>
+          <w:tblW w:w="8519" w:type="dxa"/>
+          <w:jc w:val="center"/>
           <w:tblCellMar>
             <w:top w:w="0" w:type="dxa"/>
             <w:left w:w="108" w:type="dxa"/>
@@ -2316,15 +2277,15 @@
           </w:tblCellMar>
         </w:tblPrEx>
         <w:trPr>
-          <w:trHeight w:val="0" w:hRule="atLeast"/>
+          <w:trHeight w:val="0"/>
           <w:jc w:val="center"/>
         </w:trPr>
         <w:tc>
           <w:tcPr>
             <w:tcW w:w="0" w:type="auto"/>
             <w:tcBorders>
-              <w:top w:val="single" w:color="auto" w:sz="4" w:space="0"/>
-              <w:left w:val="single" w:color="auto" w:sz="12" w:space="0"/>
+              <w:top w:val="single" w:sz="4" w:space="0" w:color="auto"/>
+              <w:left w:val="single" w:sz="12" w:space="0" w:color="auto"/>
               <w:bottom w:val="nil"/>
               <w:right w:val="nil"/>
             </w:tcBorders>
@@ -2351,12 +2312,12 @@
               <w:adjustRightInd w:val="0"/>
               <w:snapToGrid w:val="0"/>
               <w:spacing w:line="240" w:lineRule="auto"/>
-              <w:ind w:left="0" w:leftChars="0" w:right="0" w:rightChars="0" w:firstLine="0" w:firstLineChars="0"/>
+              <w:ind w:left="0" w:right="0" w:firstLine="0" w:leftChars="0" w:rightChars="0" w:firstLineChars="0"/>
               <w:jc w:val="center"/>
               <w:textAlignment w:val="baseline"/>
               <w:rPr>
-                <w:rStyle w:val="25"/>
-                <w:rFonts w:hint="default" w:ascii="微软雅黑" w:hAnsi="微软雅黑" w:eastAsia="微软雅黑" w:cs="微软雅黑"/>
+                <w:rStyle w:val="Strong"/>
+                <w:rFonts w:ascii="微软雅黑" w:eastAsia="微软雅黑" w:hAnsi="微软雅黑" w:cs="微软雅黑" w:hint="default"/>
                 <w:b w:val="0"/>
                 <w:bCs/>
                 <w:i w:val="0"/>
@@ -2378,8 +2339,8 @@
           <w:tcPr>
             <w:tcW w:w="0" w:type="auto"/>
             <w:tcBorders>
-              <w:top w:val="single" w:color="auto" w:sz="4" w:space="0"/>
-              <w:left w:val="single" w:color="auto" w:sz="4" w:space="0"/>
+              <w:top w:val="single" w:sz="4" w:space="0" w:color="auto"/>
+              <w:left w:val="single" w:sz="4" w:space="0" w:color="auto"/>
               <w:bottom w:val="nil"/>
               <w:right w:val="nil"/>
             </w:tcBorders>
@@ -2406,12 +2367,12 @@
               <w:adjustRightInd w:val="0"/>
               <w:snapToGrid w:val="0"/>
               <w:spacing w:line="240" w:lineRule="auto"/>
-              <w:ind w:left="0" w:leftChars="0" w:right="0" w:rightChars="0" w:firstLine="0" w:firstLineChars="0"/>
+              <w:ind w:left="0" w:right="0" w:firstLine="0" w:leftChars="0" w:rightChars="0" w:firstLineChars="0"/>
               <w:jc w:val="center"/>
               <w:textAlignment w:val="baseline"/>
               <w:rPr>
-                <w:rStyle w:val="25"/>
-                <w:rFonts w:hint="default" w:ascii="微软雅黑" w:hAnsi="微软雅黑" w:eastAsia="微软雅黑" w:cs="微软雅黑"/>
+                <w:rStyle w:val="Strong"/>
+                <w:rFonts w:ascii="微软雅黑" w:eastAsia="微软雅黑" w:hAnsi="微软雅黑" w:cs="微软雅黑" w:hint="default"/>
                 <w:b w:val="0"/>
                 <w:bCs/>
                 <w:i w:val="0"/>
@@ -2433,8 +2394,8 @@
           <w:tcPr>
             <w:tcW w:w="0" w:type="auto"/>
             <w:tcBorders>
-              <w:top w:val="single" w:color="auto" w:sz="4" w:space="0"/>
-              <w:left w:val="single" w:color="auto" w:sz="4" w:space="0"/>
+              <w:top w:val="single" w:sz="4" w:space="0" w:color="auto"/>
+              <w:left w:val="single" w:sz="4" w:space="0" w:color="auto"/>
               <w:bottom w:val="nil"/>
               <w:right w:val="nil"/>
             </w:tcBorders>
@@ -2461,12 +2422,12 @@
               <w:adjustRightInd w:val="0"/>
               <w:snapToGrid w:val="0"/>
               <w:spacing w:line="240" w:lineRule="auto"/>
-              <w:ind w:left="0" w:leftChars="0" w:right="0" w:rightChars="0" w:firstLine="0" w:firstLineChars="0"/>
+              <w:ind w:left="0" w:right="0" w:firstLine="0" w:leftChars="0" w:rightChars="0" w:firstLineChars="0"/>
               <w:jc w:val="center"/>
               <w:textAlignment w:val="baseline"/>
               <w:rPr>
-                <w:rStyle w:val="25"/>
-                <w:rFonts w:hint="default" w:ascii="微软雅黑" w:hAnsi="微软雅黑" w:eastAsia="微软雅黑" w:cs="微软雅黑"/>
+                <w:rStyle w:val="Strong"/>
+                <w:rFonts w:ascii="微软雅黑" w:eastAsia="微软雅黑" w:hAnsi="微软雅黑" w:cs="微软雅黑" w:hint="default"/>
                 <w:b w:val="0"/>
                 <w:bCs/>
                 <w:i w:val="0"/>
@@ -2488,8 +2449,8 @@
           <w:tcPr>
             <w:tcW w:w="0" w:type="auto"/>
             <w:tcBorders>
-              <w:top w:val="single" w:color="auto" w:sz="4" w:space="0"/>
-              <w:left w:val="single" w:color="auto" w:sz="4" w:space="0"/>
+              <w:top w:val="single" w:sz="4" w:space="0" w:color="auto"/>
+              <w:left w:val="single" w:sz="4" w:space="0" w:color="auto"/>
               <w:bottom w:val="nil"/>
               <w:right w:val="nil"/>
             </w:tcBorders>
@@ -2516,12 +2477,12 @@
               <w:adjustRightInd w:val="0"/>
               <w:snapToGrid w:val="0"/>
               <w:spacing w:line="240" w:lineRule="auto"/>
-              <w:ind w:left="0" w:leftChars="0" w:right="0" w:rightChars="0" w:firstLine="0" w:firstLineChars="0"/>
+              <w:ind w:left="0" w:right="0" w:firstLine="0" w:leftChars="0" w:rightChars="0" w:firstLineChars="0"/>
               <w:jc w:val="center"/>
               <w:textAlignment w:val="baseline"/>
               <w:rPr>
-                <w:rStyle w:val="25"/>
-                <w:rFonts w:hint="default" w:ascii="微软雅黑" w:hAnsi="微软雅黑" w:eastAsia="微软雅黑" w:cs="微软雅黑"/>
+                <w:rStyle w:val="Strong"/>
+                <w:rFonts w:ascii="微软雅黑" w:eastAsia="微软雅黑" w:hAnsi="微软雅黑" w:cs="微软雅黑" w:hint="default"/>
                 <w:b w:val="0"/>
                 <w:bCs/>
                 <w:i w:val="0"/>
@@ -2543,10 +2504,10 @@
           <w:tcPr>
             <w:tcW w:w="1205" w:type="dxa"/>
             <w:tcBorders>
-              <w:top w:val="single" w:color="auto" w:sz="4" w:space="0"/>
-              <w:left w:val="single" w:color="auto" w:sz="4" w:space="0"/>
-              <w:bottom w:val="nil"/>
-              <w:right w:val="single" w:color="auto" w:sz="12" w:space="0"/>
+              <w:top w:val="single" w:sz="4" w:space="0" w:color="auto"/>
+              <w:left w:val="single" w:sz="4" w:space="0" w:color="auto"/>
+              <w:bottom w:val="nil"/>
+              <w:right w:val="single" w:sz="12" w:space="0" w:color="auto"/>
             </w:tcBorders>
             <w:tcMar>
               <w:top w:w="-1" w:type="dxa"/>
@@ -2571,12 +2532,12 @@
               <w:adjustRightInd w:val="0"/>
               <w:snapToGrid w:val="0"/>
               <w:spacing w:line="240" w:lineRule="auto"/>
-              <w:ind w:left="0" w:leftChars="0" w:right="0" w:rightChars="0" w:firstLine="0" w:firstLineChars="0"/>
+              <w:ind w:left="0" w:right="0" w:firstLine="0" w:leftChars="0" w:rightChars="0" w:firstLineChars="0"/>
               <w:jc w:val="center"/>
               <w:textAlignment w:val="baseline"/>
               <w:rPr>
-                <w:rStyle w:val="25"/>
-                <w:rFonts w:hint="default" w:ascii="微软雅黑" w:hAnsi="微软雅黑" w:eastAsia="微软雅黑" w:cs="微软雅黑"/>
+                <w:rStyle w:val="Strong"/>
+                <w:rFonts w:ascii="微软雅黑" w:eastAsia="微软雅黑" w:hAnsi="微软雅黑" w:cs="微软雅黑" w:hint="default"/>
                 <w:b w:val="0"/>
                 <w:bCs/>
                 <w:i w:val="0"/>
@@ -2597,14 +2558,8 @@
       </w:tr>
       <w:tr>
         <w:tblPrEx>
-          <w:tblBorders>
-            <w:top w:val="none" w:color="auto" w:sz="0" w:space="0"/>
-            <w:left w:val="none" w:color="auto" w:sz="0" w:space="0"/>
-            <w:bottom w:val="none" w:color="auto" w:sz="0" w:space="0"/>
-            <w:right w:val="none" w:color="auto" w:sz="0" w:space="0"/>
-            <w:insideH w:val="none" w:color="auto" w:sz="0" w:space="0"/>
-            <w:insideV w:val="none" w:color="auto" w:sz="0" w:space="0"/>
-          </w:tblBorders>
+          <w:tblW w:w="8519" w:type="dxa"/>
+          <w:jc w:val="center"/>
           <w:tblCellMar>
             <w:top w:w="0" w:type="dxa"/>
             <w:left w:w="108" w:type="dxa"/>
@@ -2613,16 +2568,16 @@
           </w:tblCellMar>
         </w:tblPrEx>
         <w:trPr>
-          <w:trHeight w:val="0" w:hRule="atLeast"/>
+          <w:trHeight w:val="0"/>
           <w:jc w:val="center"/>
         </w:trPr>
         <w:tc>
           <w:tcPr>
             <w:tcW w:w="1621" w:type="dxa"/>
             <w:tcBorders>
-              <w:top w:val="single" w:color="auto" w:sz="4" w:space="0"/>
-              <w:left w:val="single" w:color="auto" w:sz="12" w:space="0"/>
-              <w:bottom w:val="single" w:color="auto" w:sz="12" w:space="0"/>
+              <w:top w:val="single" w:sz="4" w:space="0" w:color="auto"/>
+              <w:left w:val="single" w:sz="12" w:space="0" w:color="auto"/>
+              <w:bottom w:val="single" w:sz="12" w:space="0" w:color="auto"/>
               <w:right w:val="nil"/>
             </w:tcBorders>
             <w:tcMar>
@@ -2648,12 +2603,12 @@
               <w:adjustRightInd w:val="0"/>
               <w:snapToGrid w:val="0"/>
               <w:spacing w:line="240" w:lineRule="auto"/>
-              <w:ind w:left="0" w:leftChars="0" w:right="0" w:rightChars="0" w:firstLine="0" w:firstLineChars="0"/>
+              <w:ind w:left="0" w:right="0" w:firstLine="0" w:leftChars="0" w:rightChars="0" w:firstLineChars="0"/>
               <w:jc w:val="center"/>
               <w:textAlignment w:val="baseline"/>
               <w:rPr>
-                <w:rStyle w:val="25"/>
-                <w:rFonts w:hint="default" w:ascii="微软雅黑" w:hAnsi="微软雅黑" w:eastAsia="微软雅黑" w:cs="微软雅黑"/>
+                <w:rStyle w:val="Strong"/>
+                <w:rFonts w:ascii="微软雅黑" w:eastAsia="微软雅黑" w:hAnsi="微软雅黑" w:cs="微软雅黑" w:hint="default"/>
                 <w:b w:val="0"/>
                 <w:bCs/>
                 <w:i w:val="0"/>
@@ -2675,9 +2630,9 @@
           <w:tcPr>
             <w:tcW w:w="2036" w:type="dxa"/>
             <w:tcBorders>
-              <w:top w:val="single" w:color="auto" w:sz="4" w:space="0"/>
-              <w:left w:val="single" w:color="auto" w:sz="4" w:space="0"/>
-              <w:bottom w:val="single" w:color="auto" w:sz="12" w:space="0"/>
+              <w:top w:val="single" w:sz="4" w:space="0" w:color="auto"/>
+              <w:left w:val="single" w:sz="4" w:space="0" w:color="auto"/>
+              <w:bottom w:val="single" w:sz="12" w:space="0" w:color="auto"/>
               <w:right w:val="nil"/>
             </w:tcBorders>
             <w:tcMar>
@@ -2703,12 +2658,12 @@
               <w:adjustRightInd w:val="0"/>
               <w:snapToGrid w:val="0"/>
               <w:spacing w:line="240" w:lineRule="auto"/>
-              <w:ind w:left="0" w:leftChars="0" w:right="0" w:rightChars="0" w:firstLine="0" w:firstLineChars="0"/>
+              <w:ind w:left="0" w:right="0" w:firstLine="0" w:leftChars="0" w:rightChars="0" w:firstLineChars="0"/>
               <w:jc w:val="center"/>
               <w:textAlignment w:val="baseline"/>
               <w:rPr>
-                <w:rStyle w:val="25"/>
-                <w:rFonts w:hint="default" w:ascii="微软雅黑" w:hAnsi="微软雅黑" w:eastAsia="微软雅黑" w:cs="微软雅黑"/>
+                <w:rStyle w:val="Strong"/>
+                <w:rFonts w:ascii="微软雅黑" w:eastAsia="微软雅黑" w:hAnsi="微软雅黑" w:cs="微软雅黑" w:hint="default"/>
                 <w:b w:val="0"/>
                 <w:bCs/>
                 <w:i w:val="0"/>
@@ -2730,9 +2685,9 @@
           <w:tcPr>
             <w:tcW w:w="1621" w:type="dxa"/>
             <w:tcBorders>
-              <w:top w:val="single" w:color="auto" w:sz="4" w:space="0"/>
-              <w:left w:val="single" w:color="auto" w:sz="4" w:space="0"/>
-              <w:bottom w:val="single" w:color="auto" w:sz="12" w:space="0"/>
+              <w:top w:val="single" w:sz="4" w:space="0" w:color="auto"/>
+              <w:left w:val="single" w:sz="4" w:space="0" w:color="auto"/>
+              <w:bottom w:val="single" w:sz="12" w:space="0" w:color="auto"/>
               <w:right w:val="nil"/>
             </w:tcBorders>
             <w:tcMar>
@@ -2758,12 +2713,12 @@
               <w:adjustRightInd w:val="0"/>
               <w:snapToGrid w:val="0"/>
               <w:spacing w:line="240" w:lineRule="auto"/>
-              <w:ind w:left="0" w:leftChars="0" w:right="0" w:rightChars="0" w:firstLine="0" w:firstLineChars="0"/>
+              <w:ind w:left="0" w:right="0" w:firstLine="0" w:leftChars="0" w:rightChars="0" w:firstLineChars="0"/>
               <w:jc w:val="center"/>
               <w:textAlignment w:val="baseline"/>
               <w:rPr>
-                <w:rStyle w:val="25"/>
-                <w:rFonts w:hint="default" w:ascii="微软雅黑" w:hAnsi="微软雅黑" w:eastAsia="微软雅黑" w:cs="微软雅黑"/>
+                <w:rStyle w:val="Strong"/>
+                <w:rFonts w:ascii="微软雅黑" w:eastAsia="微软雅黑" w:hAnsi="微软雅黑" w:cs="微软雅黑" w:hint="default"/>
                 <w:b w:val="0"/>
                 <w:bCs/>
                 <w:i w:val="0"/>
@@ -2785,9 +2740,9 @@
           <w:tcPr>
             <w:tcW w:w="2036" w:type="dxa"/>
             <w:tcBorders>
-              <w:top w:val="single" w:color="auto" w:sz="4" w:space="0"/>
-              <w:left w:val="single" w:color="auto" w:sz="4" w:space="0"/>
-              <w:bottom w:val="single" w:color="auto" w:sz="12" w:space="0"/>
+              <w:top w:val="single" w:sz="4" w:space="0" w:color="auto"/>
+              <w:left w:val="single" w:sz="4" w:space="0" w:color="auto"/>
+              <w:bottom w:val="single" w:sz="12" w:space="0" w:color="auto"/>
               <w:right w:val="nil"/>
             </w:tcBorders>
             <w:tcMar>
@@ -2813,12 +2768,12 @@
               <w:adjustRightInd w:val="0"/>
               <w:snapToGrid w:val="0"/>
               <w:spacing w:line="240" w:lineRule="auto"/>
-              <w:ind w:left="0" w:leftChars="0" w:right="0" w:rightChars="0" w:firstLine="0" w:firstLineChars="0"/>
+              <w:ind w:left="0" w:right="0" w:firstLine="0" w:leftChars="0" w:rightChars="0" w:firstLineChars="0"/>
               <w:jc w:val="center"/>
               <w:textAlignment w:val="baseline"/>
               <w:rPr>
-                <w:rStyle w:val="25"/>
-                <w:rFonts w:hint="default" w:ascii="微软雅黑" w:hAnsi="微软雅黑" w:eastAsia="微软雅黑" w:cs="微软雅黑"/>
+                <w:rStyle w:val="Strong"/>
+                <w:rFonts w:ascii="微软雅黑" w:eastAsia="微软雅黑" w:hAnsi="微软雅黑" w:cs="微软雅黑" w:hint="default"/>
                 <w:b w:val="0"/>
                 <w:bCs/>
                 <w:i w:val="0"/>
@@ -2840,10 +2795,10 @@
           <w:tcPr>
             <w:tcW w:w="1205" w:type="dxa"/>
             <w:tcBorders>
-              <w:top w:val="single" w:color="auto" w:sz="4" w:space="0"/>
-              <w:left w:val="single" w:color="auto" w:sz="4" w:space="0"/>
-              <w:bottom w:val="single" w:color="auto" w:sz="12" w:space="0"/>
-              <w:right w:val="single" w:color="auto" w:sz="12" w:space="0"/>
+              <w:top w:val="single" w:sz="4" w:space="0" w:color="auto"/>
+              <w:left w:val="single" w:sz="4" w:space="0" w:color="auto"/>
+              <w:bottom w:val="single" w:sz="12" w:space="0" w:color="auto"/>
+              <w:right w:val="single" w:sz="12" w:space="0" w:color="auto"/>
             </w:tcBorders>
             <w:tcMar>
               <w:top w:w="-1" w:type="dxa"/>
@@ -2868,12 +2823,12 @@
               <w:adjustRightInd w:val="0"/>
               <w:snapToGrid w:val="0"/>
               <w:spacing w:line="240" w:lineRule="auto"/>
-              <w:ind w:left="0" w:leftChars="0" w:right="0" w:rightChars="0" w:firstLine="0" w:firstLineChars="0"/>
+              <w:ind w:left="0" w:right="0" w:firstLine="0" w:leftChars="0" w:rightChars="0" w:firstLineChars="0"/>
               <w:jc w:val="center"/>
               <w:textAlignment w:val="baseline"/>
               <w:rPr>
-                <w:rStyle w:val="25"/>
-                <w:rFonts w:hint="default" w:ascii="微软雅黑" w:hAnsi="微软雅黑" w:eastAsia="微软雅黑" w:cs="微软雅黑"/>
+                <w:rStyle w:val="Strong"/>
+                <w:rFonts w:ascii="微软雅黑" w:eastAsia="微软雅黑" w:hAnsi="微软雅黑" w:cs="微软雅黑" w:hint="default"/>
                 <w:b w:val="0"/>
                 <w:bCs/>
                 <w:i w:val="0"/>
@@ -2911,8 +2866,8 @@
       </w:pPr>
       <w:r>
         <w:rPr>
-          <w:rStyle w:val="25"/>
-          <w:rFonts w:hint="default" w:ascii="微软雅黑" w:hAnsi="微软雅黑" w:eastAsia="微软雅黑" w:cs="微软雅黑"/>
+          <w:rStyle w:val="Strong"/>
+          <w:rFonts w:ascii="微软雅黑" w:eastAsia="微软雅黑" w:hAnsi="微软雅黑" w:cs="微软雅黑" w:hint="default"/>
           <w:b w:val="0"/>
           <w:bCs/>
           <w:i w:val="0"/>
@@ -2932,7 +2887,7 @@
     <w:sdt>
       <w:sdtPr>
         <w:rPr>
-          <w:rFonts w:ascii="宋体" w:hAnsi="宋体" w:eastAsia="宋体" w:cs="Arial"/>
+          <w:rFonts w:ascii="宋体" w:eastAsia="宋体" w:hAnsi="宋体" w:cs="Arial"/>
           <w:snapToGrid w:val="0"/>
           <w:color w:val="000000"/>
           <w:kern w:val="0"/>
@@ -2948,7 +2903,7 @@
       </w:sdtPr>
       <w:sdtEndPr>
         <w:rPr>
-          <w:rFonts w:ascii="宋体" w:hAnsi="宋体" w:eastAsia="宋体" w:cs="Arial"/>
+          <w:rFonts w:ascii="宋体" w:eastAsia="宋体" w:hAnsi="宋体" w:cs="Arial"/>
           <w:snapToGrid w:val="0"/>
           <w:color w:val="000000"/>
           <w:kern w:val="0"/>
@@ -2961,12 +2916,12 @@
         <w:p>
           <w:pPr>
             <w:spacing w:before="0" w:beforeLines="0" w:after="0" w:afterLines="0" w:line="240" w:lineRule="auto"/>
-            <w:ind w:left="0" w:leftChars="0" w:right="0" w:rightChars="0" w:firstLine="0" w:firstLineChars="0"/>
+            <w:ind w:left="0" w:right="0" w:firstLine="0" w:leftChars="0" w:rightChars="0" w:firstLineChars="0"/>
             <w:jc w:val="center"/>
           </w:pPr>
           <w:r>
             <w:rPr>
-              <w:rFonts w:ascii="宋体" w:hAnsi="宋体" w:eastAsia="宋体"/>
+              <w:rFonts w:ascii="宋体" w:eastAsia="宋体" w:hAnsi="宋体"/>
               <w:sz w:val="21"/>
             </w:rPr>
             <w:t>目录</w:t>
@@ -2974,7 +2929,7 @@
         </w:p>
         <w:p>
           <w:pPr>
-            <w:pStyle w:val="16"/>
+            <w:pStyle w:val="TOC1"/>
             <w:tabs>
               <w:tab w:val="right" w:leader="dot" w:pos="8306"/>
             </w:tabs>
@@ -3030,7 +2985,7 @@
         </w:p>
         <w:p>
           <w:pPr>
-            <w:pStyle w:val="16"/>
+            <w:pStyle w:val="TOC1"/>
             <w:tabs>
               <w:tab w:val="right" w:leader="dot" w:pos="8306"/>
             </w:tabs>
@@ -3077,7 +3032,7 @@
         </w:p>
         <w:p>
           <w:pPr>
-            <w:pStyle w:val="16"/>
+            <w:pStyle w:val="TOC1"/>
             <w:tabs>
               <w:tab w:val="right" w:leader="dot" w:pos="8306"/>
             </w:tabs>
@@ -3124,7 +3079,7 @@
         </w:p>
         <w:p>
           <w:pPr>
-            <w:pStyle w:val="16"/>
+            <w:pStyle w:val="TOC1"/>
             <w:tabs>
               <w:tab w:val="right" w:leader="dot" w:pos="8306"/>
             </w:tabs>
@@ -3171,7 +3126,7 @@
         </w:p>
         <w:p>
           <w:pPr>
-            <w:pStyle w:val="16"/>
+            <w:pStyle w:val="TOC1"/>
             <w:tabs>
               <w:tab w:val="right" w:leader="dot" w:pos="8306"/>
             </w:tabs>
@@ -3227,7 +3182,7 @@
       <w:pPr>
         <w:jc w:val="center"/>
         <w:rPr>
-          <w:rFonts w:hint="eastAsia" w:eastAsia="宋体"/>
+          <w:rFonts w:eastAsia="宋体" w:hint="eastAsia"/>
           <w:lang w:val="en-US" w:eastAsia="zh-CN"/>
         </w:rPr>
       </w:pPr>
@@ -3241,7 +3196,7 @@
     </w:p>
     <w:p>
       <w:pPr>
-        <w:pStyle w:val="17"/>
+        <w:pStyle w:val="TableofFigures"/>
         <w:tabs>
           <w:tab w:val="right" w:leader="dot" w:pos="8306"/>
         </w:tabs>
@@ -3250,7 +3205,7 @@
         <w:fldChar w:fldCharType="begin"/>
       </w:r>
       <w:r>
-        <w:instrText xml:space="preserve">TOC \h \c "表"</w:instrText>
+        <w:instrText>TOC \h \c "表"</w:instrText>
       </w:r>
       <w:r>
         <w:fldChar w:fldCharType="separate"/>
@@ -3322,7 +3277,7 @@
     </w:p>
     <w:p>
       <w:pPr>
-        <w:pStyle w:val="17"/>
+        <w:pStyle w:val="TableofFigures"/>
         <w:tabs>
           <w:tab w:val="right" w:leader="dot" w:pos="8306"/>
         </w:tabs>
@@ -3424,7 +3379,7 @@
     </w:p>
     <w:p>
       <w:pPr>
-        <w:pStyle w:val="30"/>
+        <w:pStyle w:val="1"/>
         <w:bidi w:val="0"/>
       </w:pPr>
       <w:bookmarkStart w:id="1" w:name="heading_1"/>
@@ -3437,7 +3392,7 @@
     </w:p>
     <w:p>
       <w:pPr>
-        <w:pStyle w:val="31"/>
+        <w:pStyle w:val="a1"/>
         <w:bidi w:val="0"/>
       </w:pPr>
       <w:r>
@@ -3446,7 +3401,7 @@
     </w:p>
     <w:p>
       <w:pPr>
-        <w:pStyle w:val="30"/>
+        <w:pStyle w:val="1"/>
         <w:bidi w:val="0"/>
       </w:pPr>
       <w:bookmarkStart w:id="3" w:name="_Toc2861"/>
@@ -3459,13 +3414,13 @@
     </w:p>
     <w:p>
       <w:pPr>
-        <w:pStyle w:val="41"/>
+        <w:pStyle w:val="a3"/>
         <w:numPr>
           <w:ilvl w:val="0"/>
           <w:numId w:val="2"/>
         </w:numPr>
         <w:bidi w:val="0"/>
-        <w:ind w:left="425" w:leftChars="0" w:hanging="425" w:firstLineChars="0"/>
+        <w:ind w:left="425" w:hanging="425" w:leftChars="0" w:firstLineChars="0"/>
       </w:pPr>
       <w:r>
         <w:t>相关法律法规、行业标准和客户服务要求；</w:t>
@@ -3473,13 +3428,13 @@
     </w:p>
     <w:p>
       <w:pPr>
-        <w:pStyle w:val="41"/>
+        <w:pStyle w:val="a3"/>
         <w:numPr>
           <w:ilvl w:val="0"/>
           <w:numId w:val="2"/>
         </w:numPr>
         <w:bidi w:val="0"/>
-        <w:ind w:left="425" w:leftChars="0" w:hanging="425" w:firstLineChars="0"/>
+        <w:ind w:left="425" w:hanging="425" w:leftChars="0" w:firstLineChars="0"/>
       </w:pPr>
       <w:r>
         <w:t>运维服务标准体系文件和关键指标；</w:t>
@@ -3487,13 +3442,13 @@
     </w:p>
     <w:p>
       <w:pPr>
-        <w:pStyle w:val="41"/>
+        <w:pStyle w:val="a3"/>
         <w:numPr>
           <w:ilvl w:val="0"/>
           <w:numId w:val="2"/>
         </w:numPr>
         <w:bidi w:val="0"/>
-        <w:ind w:left="425" w:leftChars="0" w:hanging="425" w:firstLineChars="0"/>
+        <w:ind w:left="425" w:hanging="425" w:leftChars="0" w:firstLineChars="0"/>
       </w:pPr>
       <w:r>
         <w:rPr>
@@ -3505,13 +3460,13 @@
     </w:p>
     <w:p>
       <w:pPr>
-        <w:pStyle w:val="41"/>
+        <w:pStyle w:val="a3"/>
         <w:numPr>
           <w:ilvl w:val="0"/>
           <w:numId w:val="2"/>
         </w:numPr>
         <w:bidi w:val="0"/>
-        <w:ind w:left="425" w:leftChars="0" w:hanging="425" w:firstLineChars="0"/>
+        <w:ind w:left="425" w:hanging="425" w:leftChars="0" w:firstLineChars="0"/>
       </w:pPr>
       <w:r>
         <w:t>GB/T28827.1-2022《信息技术服务运行维护 第1部分：通用要求》。</w:t>
@@ -3519,7 +3474,7 @@
     </w:p>
     <w:p>
       <w:pPr>
-        <w:pStyle w:val="30"/>
+        <w:pStyle w:val="1"/>
         <w:bidi w:val="0"/>
       </w:pPr>
       <w:bookmarkStart w:id="5" w:name="heading_3"/>
@@ -3532,7 +3487,7 @@
     </w:p>
     <w:p>
       <w:pPr>
-        <w:pStyle w:val="31"/>
+        <w:pStyle w:val="a1"/>
         <w:bidi w:val="0"/>
       </w:pPr>
       <w:r>
@@ -3568,7 +3523,7 @@
     </w:p>
     <w:p>
       <w:pPr>
-        <w:pStyle w:val="30"/>
+        <w:pStyle w:val="1"/>
         <w:bidi w:val="0"/>
       </w:pPr>
       <w:bookmarkStart w:id="7" w:name="_Toc14594"/>
@@ -3581,7 +3536,7 @@
     </w:p>
     <w:p>
       <w:pPr>
-        <w:pStyle w:val="31"/>
+        <w:pStyle w:val="a1"/>
         <w:bidi w:val="0"/>
       </w:pPr>
       <w:r>
@@ -3610,7 +3565,7 @@
     </w:p>
     <w:p>
       <w:pPr>
-        <w:pStyle w:val="30"/>
+        <w:pStyle w:val="1"/>
         <w:bidi w:val="0"/>
       </w:pPr>
       <w:bookmarkStart w:id="9" w:name="heading_5"/>
@@ -3623,7 +3578,7 @@
     </w:p>
     <w:p>
       <w:pPr>
-        <w:pStyle w:val="41"/>
+        <w:pStyle w:val="a3"/>
         <w:bidi w:val="0"/>
         <w:jc w:val="center"/>
       </w:pPr>
@@ -3656,7 +3611,7 @@
           <w:rFonts w:hint="eastAsia"/>
           <w:lang w:val="en-US" w:eastAsia="zh-CN"/>
         </w:rPr>
-        <w:instrText xml:space="preserve">"柴_标题1"\n</w:instrText>
+        <w:instrText>"柴_标题1"\n</w:instrText>
       </w:r>
       <w:r>
         <w:instrText xml:space="preserve"> \s</w:instrText>
@@ -3673,7 +3628,7 @@
           <w:rFonts w:hint="eastAsia"/>
           <w:lang w:val="en-US" w:eastAsia="zh-CN"/>
         </w:rPr>
-        <w:instrText xml:space="preserve">* Charformat</w:instrText>
+        <w:instrText>* Charformat</w:instrText>
       </w:r>
       <w:r>
         <w:rPr>
@@ -3753,18 +3708,17 @@
     </w:p>
     <w:tbl>
       <w:tblPr>
-        <w:tblStyle w:val="22"/>
+        <w:tblStyle w:val="TableNormal"/>
         <w:tblW w:w="8522" w:type="dxa"/>
         <w:jc w:val="center"/>
         <w:tblBorders>
-          <w:top w:val="none" w:color="auto" w:sz="0" w:space="0"/>
-          <w:left w:val="none" w:color="auto" w:sz="0" w:space="0"/>
-          <w:bottom w:val="none" w:color="auto" w:sz="0" w:space="0"/>
-          <w:right w:val="none" w:color="auto" w:sz="0" w:space="0"/>
-          <w:insideH w:val="none" w:color="auto" w:sz="0" w:space="0"/>
-          <w:insideV w:val="none" w:color="auto" w:sz="0" w:space="0"/>
+          <w:top w:val="nil"/>
+          <w:left w:val="nil"/>
+          <w:bottom w:val="nil"/>
+          <w:right w:val="nil"/>
+          <w:insideH w:val="nil"/>
+          <w:insideV w:val="nil"/>
         </w:tblBorders>
-        <w:tblLayout w:type="autofit"/>
         <w:tblCellMar>
           <w:top w:w="0" w:type="dxa"/>
           <w:left w:w="10" w:type="dxa"/>
@@ -3781,13 +3735,15 @@
       </w:tblGrid>
       <w:tr>
         <w:tblPrEx>
+          <w:tblW w:w="8522" w:type="dxa"/>
+          <w:jc w:val="center"/>
           <w:tblBorders>
-            <w:top w:val="none" w:color="auto" w:sz="0" w:space="0"/>
-            <w:left w:val="none" w:color="auto" w:sz="0" w:space="0"/>
-            <w:bottom w:val="none" w:color="auto" w:sz="0" w:space="0"/>
-            <w:right w:val="none" w:color="auto" w:sz="0" w:space="0"/>
-            <w:insideH w:val="none" w:color="auto" w:sz="0" w:space="0"/>
-            <w:insideV w:val="none" w:color="auto" w:sz="0" w:space="0"/>
+            <w:top w:val="nil"/>
+            <w:left w:val="nil"/>
+            <w:bottom w:val="nil"/>
+            <w:right w:val="nil"/>
+            <w:insideH w:val="nil"/>
+            <w:insideV w:val="nil"/>
           </w:tblBorders>
           <w:tblCellMar>
             <w:top w:w="0" w:type="dxa"/>
@@ -3797,7 +3753,7 @@
           </w:tblCellMar>
         </w:tblPrEx>
         <w:trPr>
-          <w:trHeight w:val="0" w:hRule="atLeast"/>
+          <w:trHeight w:val="0"/>
           <w:tblHeader/>
           <w:jc w:val="center"/>
         </w:trPr>
@@ -3805,8 +3761,8 @@
           <w:tcPr>
             <w:tcW w:w="934" w:type="dxa"/>
             <w:tcBorders>
-              <w:top w:val="single" w:color="auto" w:sz="12" w:space="0"/>
-              <w:left w:val="single" w:color="auto" w:sz="12" w:space="0"/>
+              <w:top w:val="single" w:sz="12" w:space="0" w:color="auto"/>
+              <w:left w:val="single" w:sz="12" w:space="0" w:color="auto"/>
               <w:bottom w:val="nil"/>
               <w:right w:val="nil"/>
             </w:tcBorders>
@@ -3822,7 +3778,7 @@
             <w:pPr>
               <w:snapToGrid w:val="0"/>
               <w:spacing w:before="120" w:after="120" w:line="240" w:lineRule="auto"/>
-              <w:ind w:left="0" w:leftChars="0" w:right="0" w:rightChars="0" w:firstLine="0" w:firstLineChars="0"/>
+              <w:ind w:left="0" w:right="0" w:firstLine="0" w:leftChars="0" w:rightChars="0" w:firstLineChars="0"/>
               <w:jc w:val="center"/>
               <w:rPr>
                 <w:rFonts w:ascii="Arial" w:eastAsia="等线"/>
@@ -3832,7 +3788,7 @@
             </w:pPr>
             <w:r>
               <w:rPr>
-                <w:rFonts w:ascii="Arial" w:hAnsi="Arial" w:eastAsia="等线" w:cs="Arial"/>
+                <w:rFonts w:ascii="Arial" w:eastAsia="等线" w:hAnsi="Arial" w:cs="Arial"/>
                 <w:b/>
                 <w:sz w:val="22"/>
               </w:rPr>
@@ -3844,8 +3800,8 @@
           <w:tcPr>
             <w:tcW w:w="1320" w:type="dxa"/>
             <w:tcBorders>
-              <w:top w:val="single" w:color="auto" w:sz="12" w:space="0"/>
-              <w:left w:val="single" w:color="auto" w:sz="4" w:space="0"/>
+              <w:top w:val="single" w:sz="12" w:space="0" w:color="auto"/>
+              <w:left w:val="single" w:sz="4" w:space="0" w:color="auto"/>
               <w:bottom w:val="nil"/>
               <w:right w:val="nil"/>
             </w:tcBorders>
@@ -3861,7 +3817,7 @@
             <w:pPr>
               <w:snapToGrid w:val="0"/>
               <w:spacing w:before="120" w:after="120" w:line="240" w:lineRule="auto"/>
-              <w:ind w:left="0" w:leftChars="0" w:right="0" w:rightChars="0" w:firstLine="0" w:firstLineChars="0"/>
+              <w:ind w:left="0" w:right="0" w:firstLine="0" w:leftChars="0" w:rightChars="0" w:firstLineChars="0"/>
               <w:jc w:val="center"/>
               <w:rPr>
                 <w:rFonts w:ascii="Arial" w:eastAsia="等线"/>
@@ -3871,7 +3827,7 @@
             </w:pPr>
             <w:r>
               <w:rPr>
-                <w:rFonts w:ascii="Arial" w:hAnsi="Arial" w:eastAsia="等线" w:cs="Arial"/>
+                <w:rFonts w:ascii="Arial" w:eastAsia="等线" w:hAnsi="Arial" w:cs="Arial"/>
                 <w:b/>
                 <w:sz w:val="22"/>
               </w:rPr>
@@ -3883,8 +3839,8 @@
           <w:tcPr>
             <w:tcW w:w="1979" w:type="dxa"/>
             <w:tcBorders>
-              <w:top w:val="single" w:color="auto" w:sz="12" w:space="0"/>
-              <w:left w:val="single" w:color="auto" w:sz="4" w:space="0"/>
+              <w:top w:val="single" w:sz="12" w:space="0" w:color="auto"/>
+              <w:left w:val="single" w:sz="4" w:space="0" w:color="auto"/>
               <w:bottom w:val="nil"/>
               <w:right w:val="nil"/>
             </w:tcBorders>
@@ -3900,7 +3856,7 @@
             <w:pPr>
               <w:snapToGrid w:val="0"/>
               <w:spacing w:before="120" w:after="120" w:line="240" w:lineRule="auto"/>
-              <w:ind w:left="0" w:leftChars="0" w:right="0" w:rightChars="0" w:firstLine="0" w:firstLineChars="0"/>
+              <w:ind w:left="0" w:right="0" w:firstLine="0" w:leftChars="0" w:rightChars="0" w:firstLineChars="0"/>
               <w:jc w:val="center"/>
               <w:rPr>
                 <w:rFonts w:ascii="Arial" w:eastAsia="等线"/>
@@ -3910,7 +3866,7 @@
             </w:pPr>
             <w:r>
               <w:rPr>
-                <w:rFonts w:ascii="Arial" w:hAnsi="Arial" w:eastAsia="等线" w:cs="Arial"/>
+                <w:rFonts w:ascii="Arial" w:eastAsia="等线" w:hAnsi="Arial" w:cs="Arial"/>
                 <w:b/>
                 <w:sz w:val="22"/>
               </w:rPr>
@@ -3922,8 +3878,8 @@
           <w:tcPr>
             <w:tcW w:w="2640" w:type="dxa"/>
             <w:tcBorders>
-              <w:top w:val="single" w:color="auto" w:sz="12" w:space="0"/>
-              <w:left w:val="single" w:color="auto" w:sz="4" w:space="0"/>
+              <w:top w:val="single" w:sz="12" w:space="0" w:color="auto"/>
+              <w:left w:val="single" w:sz="4" w:space="0" w:color="auto"/>
               <w:bottom w:val="nil"/>
               <w:right w:val="nil"/>
             </w:tcBorders>
@@ -3939,7 +3895,7 @@
             <w:pPr>
               <w:snapToGrid w:val="0"/>
               <w:spacing w:before="120" w:after="120" w:line="240" w:lineRule="auto"/>
-              <w:ind w:left="0" w:leftChars="0" w:right="0" w:rightChars="0" w:firstLine="0" w:firstLineChars="0"/>
+              <w:ind w:left="0" w:right="0" w:firstLine="0" w:leftChars="0" w:rightChars="0" w:firstLineChars="0"/>
               <w:jc w:val="center"/>
               <w:rPr>
                 <w:rFonts w:ascii="Arial" w:eastAsia="等线"/>
@@ -3949,7 +3905,7 @@
             </w:pPr>
             <w:r>
               <w:rPr>
-                <w:rFonts w:ascii="Arial" w:hAnsi="Arial" w:eastAsia="等线" w:cs="Arial"/>
+                <w:rFonts w:ascii="Arial" w:eastAsia="等线" w:hAnsi="Arial" w:cs="Arial"/>
                 <w:b/>
                 <w:sz w:val="22"/>
               </w:rPr>
@@ -3961,10 +3917,10 @@
           <w:tcPr>
             <w:tcW w:w="1649" w:type="dxa"/>
             <w:tcBorders>
-              <w:top w:val="single" w:color="auto" w:sz="12" w:space="0"/>
-              <w:left w:val="single" w:color="auto" w:sz="4" w:space="0"/>
-              <w:bottom w:val="nil"/>
-              <w:right w:val="single" w:color="auto" w:sz="12" w:space="0"/>
+              <w:top w:val="single" w:sz="12" w:space="0" w:color="auto"/>
+              <w:left w:val="single" w:sz="4" w:space="0" w:color="auto"/>
+              <w:bottom w:val="nil"/>
+              <w:right w:val="single" w:sz="12" w:space="0" w:color="auto"/>
             </w:tcBorders>
             <w:tcMar>
               <w:top w:w="60" w:type="dxa"/>
@@ -3978,7 +3934,7 @@
             <w:pPr>
               <w:snapToGrid w:val="0"/>
               <w:spacing w:before="120" w:after="120" w:line="240" w:lineRule="auto"/>
-              <w:ind w:left="0" w:leftChars="0" w:right="0" w:rightChars="0" w:firstLine="0" w:firstLineChars="0"/>
+              <w:ind w:left="0" w:right="0" w:firstLine="0" w:leftChars="0" w:rightChars="0" w:firstLineChars="0"/>
               <w:jc w:val="center"/>
               <w:rPr>
                 <w:rFonts w:ascii="Arial" w:eastAsia="等线"/>
@@ -3988,7 +3944,7 @@
             </w:pPr>
             <w:r>
               <w:rPr>
-                <w:rFonts w:ascii="Arial" w:hAnsi="Arial" w:eastAsia="等线" w:cs="Arial"/>
+                <w:rFonts w:ascii="Arial" w:eastAsia="等线" w:hAnsi="Arial" w:cs="Arial"/>
                 <w:b/>
                 <w:sz w:val="22"/>
               </w:rPr>
@@ -3999,14 +3955,8 @@
       </w:tr>
       <w:tr>
         <w:tblPrEx>
-          <w:tblBorders>
-            <w:top w:val="none" w:color="auto" w:sz="0" w:space="0"/>
-            <w:left w:val="none" w:color="auto" w:sz="0" w:space="0"/>
-            <w:bottom w:val="none" w:color="auto" w:sz="0" w:space="0"/>
-            <w:right w:val="none" w:color="auto" w:sz="0" w:space="0"/>
-            <w:insideH w:val="none" w:color="auto" w:sz="0" w:space="0"/>
-            <w:insideV w:val="none" w:color="auto" w:sz="0" w:space="0"/>
-          </w:tblBorders>
+          <w:tblW w:w="8522" w:type="dxa"/>
+          <w:jc w:val="center"/>
           <w:tblCellMar>
             <w:top w:w="0" w:type="dxa"/>
             <w:left w:w="10" w:type="dxa"/>
@@ -4015,15 +3965,15 @@
           </w:tblCellMar>
         </w:tblPrEx>
         <w:trPr>
-          <w:trHeight w:val="0" w:hRule="atLeast"/>
+          <w:trHeight w:val="0"/>
           <w:jc w:val="center"/>
         </w:trPr>
         <w:tc>
           <w:tcPr>
             <w:tcW w:w="934" w:type="dxa"/>
             <w:tcBorders>
-              <w:top w:val="single" w:color="auto" w:sz="4" w:space="0"/>
-              <w:left w:val="single" w:color="auto" w:sz="12" w:space="0"/>
+              <w:top w:val="single" w:sz="4" w:space="0" w:color="auto"/>
+              <w:left w:val="single" w:sz="12" w:space="0" w:color="auto"/>
               <w:bottom w:val="nil"/>
               <w:right w:val="nil"/>
             </w:tcBorders>
@@ -4037,11 +3987,11 @@
           </w:tcPr>
           <w:p>
             <w:pPr>
-              <w:pStyle w:val="31"/>
+              <w:pStyle w:val="a1"/>
               <w:bidi w:val="0"/>
               <w:snapToGrid w:val="0"/>
               <w:spacing w:line="240" w:lineRule="auto"/>
-              <w:ind w:left="0" w:leftChars="0" w:right="0" w:rightChars="0" w:firstLine="0" w:firstLineChars="0"/>
+              <w:ind w:left="0" w:right="0" w:firstLine="0" w:leftChars="0" w:rightChars="0" w:firstLineChars="0"/>
               <w:jc w:val="center"/>
             </w:pPr>
             <w:r>
@@ -4053,8 +4003,8 @@
           <w:tcPr>
             <w:tcW w:w="1320" w:type="dxa"/>
             <w:tcBorders>
-              <w:top w:val="single" w:color="auto" w:sz="4" w:space="0"/>
-              <w:left w:val="single" w:color="auto" w:sz="4" w:space="0"/>
+              <w:top w:val="single" w:sz="4" w:space="0" w:color="auto"/>
+              <w:left w:val="single" w:sz="4" w:space="0" w:color="auto"/>
               <w:bottom w:val="nil"/>
               <w:right w:val="nil"/>
             </w:tcBorders>
@@ -4068,11 +4018,11 @@
           </w:tcPr>
           <w:p>
             <w:pPr>
-              <w:pStyle w:val="31"/>
+              <w:pStyle w:val="a1"/>
               <w:bidi w:val="0"/>
               <w:snapToGrid w:val="0"/>
               <w:spacing w:line="240" w:lineRule="auto"/>
-              <w:ind w:left="0" w:leftChars="0" w:right="0" w:rightChars="0" w:firstLine="0" w:firstLineChars="0"/>
+              <w:ind w:left="0" w:right="0" w:firstLine="0" w:leftChars="0" w:rightChars="0" w:firstLineChars="0"/>
               <w:jc w:val="center"/>
             </w:pPr>
             <w:r>
@@ -4084,8 +4034,8 @@
           <w:tcPr>
             <w:tcW w:w="1979" w:type="dxa"/>
             <w:tcBorders>
-              <w:top w:val="single" w:color="auto" w:sz="4" w:space="0"/>
-              <w:left w:val="single" w:color="auto" w:sz="4" w:space="0"/>
+              <w:top w:val="single" w:sz="4" w:space="0" w:color="auto"/>
+              <w:left w:val="single" w:sz="4" w:space="0" w:color="auto"/>
               <w:bottom w:val="nil"/>
               <w:right w:val="nil"/>
             </w:tcBorders>
@@ -4099,11 +4049,11 @@
           </w:tcPr>
           <w:p>
             <w:pPr>
-              <w:pStyle w:val="31"/>
+              <w:pStyle w:val="a1"/>
               <w:bidi w:val="0"/>
               <w:snapToGrid w:val="0"/>
               <w:spacing w:line="240" w:lineRule="auto"/>
-              <w:ind w:left="0" w:leftChars="0" w:right="0" w:rightChars="0" w:firstLine="0" w:firstLineChars="0"/>
+              <w:ind w:left="0" w:right="0" w:firstLine="0" w:leftChars="0" w:rightChars="0" w:firstLineChars="0"/>
               <w:jc w:val="center"/>
             </w:pPr>
             <w:r>
@@ -4115,8 +4065,8 @@
           <w:tcPr>
             <w:tcW w:w="2640" w:type="dxa"/>
             <w:tcBorders>
-              <w:top w:val="single" w:color="auto" w:sz="4" w:space="0"/>
-              <w:left w:val="single" w:color="auto" w:sz="4" w:space="0"/>
+              <w:top w:val="single" w:sz="4" w:space="0" w:color="auto"/>
+              <w:left w:val="single" w:sz="4" w:space="0" w:color="auto"/>
               <w:bottom w:val="nil"/>
               <w:right w:val="nil"/>
             </w:tcBorders>
@@ -4130,11 +4080,11 @@
           </w:tcPr>
           <w:p>
             <w:pPr>
-              <w:pStyle w:val="31"/>
+              <w:pStyle w:val="a1"/>
               <w:bidi w:val="0"/>
               <w:snapToGrid w:val="0"/>
               <w:spacing w:line="240" w:lineRule="auto"/>
-              <w:ind w:left="0" w:leftChars="0" w:right="0" w:rightChars="0" w:firstLine="0" w:firstLineChars="0"/>
+              <w:ind w:left="0" w:right="0" w:firstLine="0" w:leftChars="0" w:rightChars="0" w:firstLineChars="0"/>
               <w:jc w:val="left"/>
             </w:pPr>
             <w:r>
@@ -4146,10 +4096,10 @@
           <w:tcPr>
             <w:tcW w:w="1649" w:type="dxa"/>
             <w:tcBorders>
-              <w:top w:val="single" w:color="auto" w:sz="4" w:space="0"/>
-              <w:left w:val="single" w:color="auto" w:sz="4" w:space="0"/>
-              <w:bottom w:val="nil"/>
-              <w:right w:val="single" w:color="auto" w:sz="12" w:space="0"/>
+              <w:top w:val="single" w:sz="4" w:space="0" w:color="auto"/>
+              <w:left w:val="single" w:sz="4" w:space="0" w:color="auto"/>
+              <w:bottom w:val="nil"/>
+              <w:right w:val="single" w:sz="12" w:space="0" w:color="auto"/>
             </w:tcBorders>
             <w:tcMar>
               <w:top w:w="60" w:type="dxa"/>
@@ -4161,11 +4111,11 @@
           </w:tcPr>
           <w:p>
             <w:pPr>
-              <w:pStyle w:val="31"/>
+              <w:pStyle w:val="a1"/>
               <w:bidi w:val="0"/>
               <w:snapToGrid w:val="0"/>
               <w:spacing w:line="240" w:lineRule="auto"/>
-              <w:ind w:left="0" w:leftChars="0" w:right="0" w:rightChars="0" w:firstLine="0" w:firstLineChars="0"/>
+              <w:ind w:left="0" w:right="0" w:firstLine="0" w:leftChars="0" w:rightChars="0" w:firstLineChars="0"/>
               <w:jc w:val="left"/>
             </w:pPr>
             <w:r>
@@ -4176,14 +4126,8 @@
       </w:tr>
       <w:tr>
         <w:tblPrEx>
-          <w:tblBorders>
-            <w:top w:val="none" w:color="auto" w:sz="0" w:space="0"/>
-            <w:left w:val="none" w:color="auto" w:sz="0" w:space="0"/>
-            <w:bottom w:val="none" w:color="auto" w:sz="0" w:space="0"/>
-            <w:right w:val="none" w:color="auto" w:sz="0" w:space="0"/>
-            <w:insideH w:val="none" w:color="auto" w:sz="0" w:space="0"/>
-            <w:insideV w:val="none" w:color="auto" w:sz="0" w:space="0"/>
-          </w:tblBorders>
+          <w:tblW w:w="8522" w:type="dxa"/>
+          <w:jc w:val="center"/>
           <w:tblCellMar>
             <w:top w:w="0" w:type="dxa"/>
             <w:left w:w="10" w:type="dxa"/>
@@ -4192,15 +4136,15 @@
           </w:tblCellMar>
         </w:tblPrEx>
         <w:trPr>
-          <w:trHeight w:val="0" w:hRule="atLeast"/>
+          <w:trHeight w:val="0"/>
           <w:jc w:val="center"/>
         </w:trPr>
         <w:tc>
           <w:tcPr>
             <w:tcW w:w="934" w:type="dxa"/>
             <w:tcBorders>
-              <w:top w:val="single" w:color="auto" w:sz="4" w:space="0"/>
-              <w:left w:val="single" w:color="auto" w:sz="12" w:space="0"/>
+              <w:top w:val="single" w:sz="4" w:space="0" w:color="auto"/>
+              <w:left w:val="single" w:sz="12" w:space="0" w:color="auto"/>
               <w:bottom w:val="nil"/>
               <w:right w:val="nil"/>
             </w:tcBorders>
@@ -4214,11 +4158,11 @@
           </w:tcPr>
           <w:p>
             <w:pPr>
-              <w:pStyle w:val="31"/>
+              <w:pStyle w:val="a1"/>
               <w:bidi w:val="0"/>
               <w:snapToGrid w:val="0"/>
               <w:spacing w:line="240" w:lineRule="auto"/>
-              <w:ind w:left="0" w:leftChars="0" w:right="0" w:rightChars="0" w:firstLine="0" w:firstLineChars="0"/>
+              <w:ind w:left="0" w:right="0" w:firstLine="0" w:leftChars="0" w:rightChars="0" w:firstLineChars="0"/>
               <w:jc w:val="center"/>
             </w:pPr>
             <w:r>
@@ -4230,8 +4174,8 @@
           <w:tcPr>
             <w:tcW w:w="1320" w:type="dxa"/>
             <w:tcBorders>
-              <w:top w:val="single" w:color="auto" w:sz="4" w:space="0"/>
-              <w:left w:val="single" w:color="auto" w:sz="4" w:space="0"/>
+              <w:top w:val="single" w:sz="4" w:space="0" w:color="auto"/>
+              <w:left w:val="single" w:sz="4" w:space="0" w:color="auto"/>
               <w:bottom w:val="nil"/>
               <w:right w:val="nil"/>
             </w:tcBorders>
@@ -4245,11 +4189,11 @@
           </w:tcPr>
           <w:p>
             <w:pPr>
-              <w:pStyle w:val="31"/>
+              <w:pStyle w:val="a1"/>
               <w:bidi w:val="0"/>
               <w:snapToGrid w:val="0"/>
               <w:spacing w:line="240" w:lineRule="auto"/>
-              <w:ind w:left="0" w:leftChars="0" w:right="0" w:rightChars="0" w:firstLine="0" w:firstLineChars="0"/>
+              <w:ind w:left="0" w:right="0" w:firstLine="0" w:leftChars="0" w:rightChars="0" w:firstLineChars="0"/>
               <w:jc w:val="center"/>
             </w:pPr>
             <w:r>
@@ -4261,8 +4205,8 @@
           <w:tcPr>
             <w:tcW w:w="1979" w:type="dxa"/>
             <w:tcBorders>
-              <w:top w:val="single" w:color="auto" w:sz="4" w:space="0"/>
-              <w:left w:val="single" w:color="auto" w:sz="4" w:space="0"/>
+              <w:top w:val="single" w:sz="4" w:space="0" w:color="auto"/>
+              <w:left w:val="single" w:sz="4" w:space="0" w:color="auto"/>
               <w:bottom w:val="nil"/>
               <w:right w:val="nil"/>
             </w:tcBorders>
@@ -4276,14 +4220,14 @@
           </w:tcPr>
           <w:p>
             <w:pPr>
-              <w:pStyle w:val="31"/>
+              <w:pStyle w:val="a1"/>
               <w:bidi w:val="0"/>
               <w:snapToGrid w:val="0"/>
               <w:spacing w:line="240" w:lineRule="auto"/>
-              <w:ind w:left="0" w:leftChars="0" w:right="0" w:rightChars="0" w:firstLine="0" w:firstLineChars="0"/>
+              <w:ind w:left="0" w:right="0" w:firstLine="0" w:leftChars="0" w:rightChars="0" w:firstLineChars="0"/>
               <w:jc w:val="center"/>
               <w:rPr>
-                <w:rFonts w:hint="eastAsia" w:eastAsia="宋体"/>
+                <w:rFonts w:eastAsia="宋体" w:hint="eastAsia"/>
                 <w:lang w:val="en-US" w:eastAsia="zh-CN"/>
               </w:rPr>
             </w:pPr>
@@ -4300,8 +4244,8 @@
           <w:tcPr>
             <w:tcW w:w="2640" w:type="dxa"/>
             <w:tcBorders>
-              <w:top w:val="single" w:color="auto" w:sz="4" w:space="0"/>
-              <w:left w:val="single" w:color="auto" w:sz="4" w:space="0"/>
+              <w:top w:val="single" w:sz="4" w:space="0" w:color="auto"/>
+              <w:left w:val="single" w:sz="4" w:space="0" w:color="auto"/>
               <w:bottom w:val="nil"/>
               <w:right w:val="nil"/>
             </w:tcBorders>
@@ -4315,11 +4259,11 @@
           </w:tcPr>
           <w:p>
             <w:pPr>
-              <w:pStyle w:val="31"/>
+              <w:pStyle w:val="a1"/>
               <w:bidi w:val="0"/>
               <w:snapToGrid w:val="0"/>
               <w:spacing w:line="240" w:lineRule="auto"/>
-              <w:ind w:left="0" w:leftChars="0" w:right="0" w:rightChars="0" w:firstLine="0" w:firstLineChars="0"/>
+              <w:ind w:left="0" w:right="0" w:firstLine="0" w:leftChars="0" w:rightChars="0" w:firstLineChars="0"/>
               <w:jc w:val="left"/>
             </w:pPr>
             <w:r>
@@ -4331,10 +4275,10 @@
           <w:tcPr>
             <w:tcW w:w="1649" w:type="dxa"/>
             <w:tcBorders>
-              <w:top w:val="single" w:color="auto" w:sz="4" w:space="0"/>
-              <w:left w:val="single" w:color="auto" w:sz="4" w:space="0"/>
-              <w:bottom w:val="nil"/>
-              <w:right w:val="single" w:color="auto" w:sz="12" w:space="0"/>
+              <w:top w:val="single" w:sz="4" w:space="0" w:color="auto"/>
+              <w:left w:val="single" w:sz="4" w:space="0" w:color="auto"/>
+              <w:bottom w:val="nil"/>
+              <w:right w:val="single" w:sz="12" w:space="0" w:color="auto"/>
             </w:tcBorders>
             <w:tcMar>
               <w:top w:w="60" w:type="dxa"/>
@@ -4346,11 +4290,11 @@
           </w:tcPr>
           <w:p>
             <w:pPr>
-              <w:pStyle w:val="31"/>
+              <w:pStyle w:val="a1"/>
               <w:bidi w:val="0"/>
               <w:snapToGrid w:val="0"/>
               <w:spacing w:line="240" w:lineRule="auto"/>
-              <w:ind w:left="0" w:leftChars="0" w:right="0" w:rightChars="0" w:firstLine="0" w:firstLineChars="0"/>
+              <w:ind w:left="0" w:right="0" w:firstLine="0" w:leftChars="0" w:rightChars="0" w:firstLineChars="0"/>
               <w:jc w:val="left"/>
             </w:pPr>
             <w:r>
@@ -4361,14 +4305,8 @@
       </w:tr>
       <w:tr>
         <w:tblPrEx>
-          <w:tblBorders>
-            <w:top w:val="none" w:color="auto" w:sz="0" w:space="0"/>
-            <w:left w:val="none" w:color="auto" w:sz="0" w:space="0"/>
-            <w:bottom w:val="none" w:color="auto" w:sz="0" w:space="0"/>
-            <w:right w:val="none" w:color="auto" w:sz="0" w:space="0"/>
-            <w:insideH w:val="none" w:color="auto" w:sz="0" w:space="0"/>
-            <w:insideV w:val="none" w:color="auto" w:sz="0" w:space="0"/>
-          </w:tblBorders>
+          <w:tblW w:w="8522" w:type="dxa"/>
+          <w:jc w:val="center"/>
           <w:tblCellMar>
             <w:top w:w="0" w:type="dxa"/>
             <w:left w:w="10" w:type="dxa"/>
@@ -4377,15 +4315,15 @@
           </w:tblCellMar>
         </w:tblPrEx>
         <w:trPr>
-          <w:trHeight w:val="0" w:hRule="atLeast"/>
+          <w:trHeight w:val="0"/>
           <w:jc w:val="center"/>
         </w:trPr>
         <w:tc>
           <w:tcPr>
             <w:tcW w:w="934" w:type="dxa"/>
             <w:tcBorders>
-              <w:top w:val="single" w:color="auto" w:sz="4" w:space="0"/>
-              <w:left w:val="single" w:color="auto" w:sz="12" w:space="0"/>
+              <w:top w:val="single" w:sz="4" w:space="0" w:color="auto"/>
+              <w:left w:val="single" w:sz="12" w:space="0" w:color="auto"/>
               <w:bottom w:val="nil"/>
               <w:right w:val="nil"/>
             </w:tcBorders>
@@ -4399,11 +4337,11 @@
           </w:tcPr>
           <w:p>
             <w:pPr>
-              <w:pStyle w:val="31"/>
+              <w:pStyle w:val="a1"/>
               <w:bidi w:val="0"/>
               <w:snapToGrid w:val="0"/>
               <w:spacing w:line="240" w:lineRule="auto"/>
-              <w:ind w:left="0" w:leftChars="0" w:right="0" w:rightChars="0" w:firstLine="0" w:firstLineChars="0"/>
+              <w:ind w:left="0" w:right="0" w:firstLine="0" w:leftChars="0" w:rightChars="0" w:firstLineChars="0"/>
               <w:jc w:val="center"/>
             </w:pPr>
             <w:r>
@@ -4415,8 +4353,8 @@
           <w:tcPr>
             <w:tcW w:w="1320" w:type="dxa"/>
             <w:tcBorders>
-              <w:top w:val="single" w:color="auto" w:sz="4" w:space="0"/>
-              <w:left w:val="single" w:color="auto" w:sz="4" w:space="0"/>
+              <w:top w:val="single" w:sz="4" w:space="0" w:color="auto"/>
+              <w:left w:val="single" w:sz="4" w:space="0" w:color="auto"/>
               <w:bottom w:val="nil"/>
               <w:right w:val="nil"/>
             </w:tcBorders>
@@ -4430,11 +4368,11 @@
           </w:tcPr>
           <w:p>
             <w:pPr>
-              <w:pStyle w:val="31"/>
+              <w:pStyle w:val="a1"/>
               <w:bidi w:val="0"/>
               <w:snapToGrid w:val="0"/>
               <w:spacing w:line="240" w:lineRule="auto"/>
-              <w:ind w:left="0" w:leftChars="0" w:right="0" w:rightChars="0" w:firstLine="0" w:firstLineChars="0"/>
+              <w:ind w:left="0" w:right="0" w:firstLine="0" w:leftChars="0" w:rightChars="0" w:firstLineChars="0"/>
               <w:jc w:val="center"/>
             </w:pPr>
             <w:r>
@@ -4446,8 +4384,8 @@
           <w:tcPr>
             <w:tcW w:w="1979" w:type="dxa"/>
             <w:tcBorders>
-              <w:top w:val="single" w:color="auto" w:sz="4" w:space="0"/>
-              <w:left w:val="single" w:color="auto" w:sz="4" w:space="0"/>
+              <w:top w:val="single" w:sz="4" w:space="0" w:color="auto"/>
+              <w:left w:val="single" w:sz="4" w:space="0" w:color="auto"/>
               <w:bottom w:val="nil"/>
               <w:right w:val="nil"/>
             </w:tcBorders>
@@ -4461,11 +4399,11 @@
           </w:tcPr>
           <w:p>
             <w:pPr>
-              <w:pStyle w:val="31"/>
+              <w:pStyle w:val="a1"/>
               <w:bidi w:val="0"/>
               <w:snapToGrid w:val="0"/>
               <w:spacing w:line="240" w:lineRule="auto"/>
-              <w:ind w:left="0" w:leftChars="0" w:right="0" w:rightChars="0" w:firstLine="0" w:firstLineChars="0"/>
+              <w:ind w:left="0" w:right="0" w:firstLine="0" w:leftChars="0" w:rightChars="0" w:firstLineChars="0"/>
               <w:jc w:val="center"/>
             </w:pPr>
             <w:r>
@@ -4477,8 +4415,8 @@
           <w:tcPr>
             <w:tcW w:w="2640" w:type="dxa"/>
             <w:tcBorders>
-              <w:top w:val="single" w:color="auto" w:sz="4" w:space="0"/>
-              <w:left w:val="single" w:color="auto" w:sz="4" w:space="0"/>
+              <w:top w:val="single" w:sz="4" w:space="0" w:color="auto"/>
+              <w:left w:val="single" w:sz="4" w:space="0" w:color="auto"/>
               <w:bottom w:val="nil"/>
               <w:right w:val="nil"/>
             </w:tcBorders>
@@ -4492,11 +4430,11 @@
           </w:tcPr>
           <w:p>
             <w:pPr>
-              <w:pStyle w:val="31"/>
+              <w:pStyle w:val="a1"/>
               <w:bidi w:val="0"/>
               <w:snapToGrid w:val="0"/>
               <w:spacing w:line="240" w:lineRule="auto"/>
-              <w:ind w:left="0" w:leftChars="0" w:right="0" w:rightChars="0" w:firstLine="0" w:firstLineChars="0"/>
+              <w:ind w:left="0" w:right="0" w:firstLine="0" w:leftChars="0" w:rightChars="0" w:firstLineChars="0"/>
               <w:jc w:val="left"/>
             </w:pPr>
             <w:r>
@@ -4508,10 +4446,10 @@
           <w:tcPr>
             <w:tcW w:w="1649" w:type="dxa"/>
             <w:tcBorders>
-              <w:top w:val="single" w:color="auto" w:sz="4" w:space="0"/>
-              <w:left w:val="single" w:color="auto" w:sz="4" w:space="0"/>
-              <w:bottom w:val="nil"/>
-              <w:right w:val="single" w:color="auto" w:sz="12" w:space="0"/>
+              <w:top w:val="single" w:sz="4" w:space="0" w:color="auto"/>
+              <w:left w:val="single" w:sz="4" w:space="0" w:color="auto"/>
+              <w:bottom w:val="nil"/>
+              <w:right w:val="single" w:sz="12" w:space="0" w:color="auto"/>
             </w:tcBorders>
             <w:tcMar>
               <w:top w:w="60" w:type="dxa"/>
@@ -4523,11 +4461,11 @@
           </w:tcPr>
           <w:p>
             <w:pPr>
-              <w:pStyle w:val="31"/>
+              <w:pStyle w:val="a1"/>
               <w:bidi w:val="0"/>
               <w:snapToGrid w:val="0"/>
               <w:spacing w:line="240" w:lineRule="auto"/>
-              <w:ind w:left="0" w:leftChars="0" w:right="0" w:rightChars="0" w:firstLine="0" w:firstLineChars="0"/>
+              <w:ind w:left="0" w:right="0" w:firstLine="0" w:leftChars="0" w:rightChars="0" w:firstLineChars="0"/>
               <w:jc w:val="left"/>
             </w:pPr>
             <w:r>
@@ -4538,14 +4476,8 @@
       </w:tr>
       <w:tr>
         <w:tblPrEx>
-          <w:tblBorders>
-            <w:top w:val="none" w:color="auto" w:sz="0" w:space="0"/>
-            <w:left w:val="none" w:color="auto" w:sz="0" w:space="0"/>
-            <w:bottom w:val="none" w:color="auto" w:sz="0" w:space="0"/>
-            <w:right w:val="none" w:color="auto" w:sz="0" w:space="0"/>
-            <w:insideH w:val="none" w:color="auto" w:sz="0" w:space="0"/>
-            <w:insideV w:val="none" w:color="auto" w:sz="0" w:space="0"/>
-          </w:tblBorders>
+          <w:tblW w:w="8522" w:type="dxa"/>
+          <w:jc w:val="center"/>
           <w:tblCellMar>
             <w:top w:w="0" w:type="dxa"/>
             <w:left w:w="10" w:type="dxa"/>
@@ -4554,15 +4486,15 @@
           </w:tblCellMar>
         </w:tblPrEx>
         <w:trPr>
-          <w:trHeight w:val="0" w:hRule="atLeast"/>
+          <w:trHeight w:val="0"/>
           <w:jc w:val="center"/>
         </w:trPr>
         <w:tc>
           <w:tcPr>
             <w:tcW w:w="934" w:type="dxa"/>
             <w:tcBorders>
-              <w:top w:val="single" w:color="auto" w:sz="4" w:space="0"/>
-              <w:left w:val="single" w:color="auto" w:sz="12" w:space="0"/>
+              <w:top w:val="single" w:sz="4" w:space="0" w:color="auto"/>
+              <w:left w:val="single" w:sz="12" w:space="0" w:color="auto"/>
               <w:bottom w:val="nil"/>
               <w:right w:val="nil"/>
             </w:tcBorders>
@@ -4576,11 +4508,11 @@
           </w:tcPr>
           <w:p>
             <w:pPr>
-              <w:pStyle w:val="31"/>
+              <w:pStyle w:val="a1"/>
               <w:bidi w:val="0"/>
               <w:snapToGrid w:val="0"/>
               <w:spacing w:line="240" w:lineRule="auto"/>
-              <w:ind w:left="0" w:leftChars="0" w:right="0" w:rightChars="0" w:firstLine="0" w:firstLineChars="0"/>
+              <w:ind w:left="0" w:right="0" w:firstLine="0" w:leftChars="0" w:rightChars="0" w:firstLineChars="0"/>
               <w:jc w:val="center"/>
             </w:pPr>
             <w:r>
@@ -4592,8 +4524,8 @@
           <w:tcPr>
             <w:tcW w:w="1320" w:type="dxa"/>
             <w:tcBorders>
-              <w:top w:val="single" w:color="auto" w:sz="4" w:space="0"/>
-              <w:left w:val="single" w:color="auto" w:sz="4" w:space="0"/>
+              <w:top w:val="single" w:sz="4" w:space="0" w:color="auto"/>
+              <w:left w:val="single" w:sz="4" w:space="0" w:color="auto"/>
               <w:bottom w:val="nil"/>
               <w:right w:val="nil"/>
             </w:tcBorders>
@@ -4607,11 +4539,11 @@
           </w:tcPr>
           <w:p>
             <w:pPr>
-              <w:pStyle w:val="31"/>
+              <w:pStyle w:val="a1"/>
               <w:bidi w:val="0"/>
               <w:snapToGrid w:val="0"/>
               <w:spacing w:line="240" w:lineRule="auto"/>
-              <w:ind w:left="0" w:leftChars="0" w:right="0" w:rightChars="0" w:firstLine="0" w:firstLineChars="0"/>
+              <w:ind w:left="0" w:right="0" w:firstLine="0" w:leftChars="0" w:rightChars="0" w:firstLineChars="0"/>
               <w:jc w:val="center"/>
             </w:pPr>
             <w:r>
@@ -4626,8 +4558,8 @@
           <w:tcPr>
             <w:tcW w:w="1979" w:type="dxa"/>
             <w:tcBorders>
-              <w:top w:val="single" w:color="auto" w:sz="4" w:space="0"/>
-              <w:left w:val="single" w:color="auto" w:sz="4" w:space="0"/>
+              <w:top w:val="single" w:sz="4" w:space="0" w:color="auto"/>
+              <w:left w:val="single" w:sz="4" w:space="0" w:color="auto"/>
               <w:bottom w:val="nil"/>
               <w:right w:val="nil"/>
             </w:tcBorders>
@@ -4641,11 +4573,11 @@
           </w:tcPr>
           <w:p>
             <w:pPr>
-              <w:pStyle w:val="31"/>
+              <w:pStyle w:val="a1"/>
               <w:bidi w:val="0"/>
               <w:snapToGrid w:val="0"/>
               <w:spacing w:line="240" w:lineRule="auto"/>
-              <w:ind w:left="0" w:leftChars="0" w:right="0" w:rightChars="0" w:firstLine="0" w:firstLineChars="0"/>
+              <w:ind w:left="0" w:right="0" w:firstLine="0" w:leftChars="0" w:rightChars="0" w:firstLineChars="0"/>
               <w:jc w:val="center"/>
             </w:pPr>
             <w:r>
@@ -4657,8 +4589,8 @@
           <w:tcPr>
             <w:tcW w:w="2640" w:type="dxa"/>
             <w:tcBorders>
-              <w:top w:val="single" w:color="auto" w:sz="4" w:space="0"/>
-              <w:left w:val="single" w:color="auto" w:sz="4" w:space="0"/>
+              <w:top w:val="single" w:sz="4" w:space="0" w:color="auto"/>
+              <w:left w:val="single" w:sz="4" w:space="0" w:color="auto"/>
               <w:bottom w:val="nil"/>
               <w:right w:val="nil"/>
             </w:tcBorders>
@@ -4672,11 +4604,11 @@
           </w:tcPr>
           <w:p>
             <w:pPr>
-              <w:pStyle w:val="31"/>
+              <w:pStyle w:val="a1"/>
               <w:bidi w:val="0"/>
               <w:snapToGrid w:val="0"/>
               <w:spacing w:line="240" w:lineRule="auto"/>
-              <w:ind w:left="0" w:leftChars="0" w:right="0" w:rightChars="0" w:firstLine="0" w:firstLineChars="0"/>
+              <w:ind w:left="0" w:right="0" w:firstLine="0" w:leftChars="0" w:rightChars="0" w:firstLineChars="0"/>
               <w:jc w:val="left"/>
             </w:pPr>
             <w:r>
@@ -4688,10 +4620,10 @@
           <w:tcPr>
             <w:tcW w:w="1649" w:type="dxa"/>
             <w:tcBorders>
-              <w:top w:val="single" w:color="auto" w:sz="4" w:space="0"/>
-              <w:left w:val="single" w:color="auto" w:sz="4" w:space="0"/>
-              <w:bottom w:val="nil"/>
-              <w:right w:val="single" w:color="auto" w:sz="12" w:space="0"/>
+              <w:top w:val="single" w:sz="4" w:space="0" w:color="auto"/>
+              <w:left w:val="single" w:sz="4" w:space="0" w:color="auto"/>
+              <w:bottom w:val="nil"/>
+              <w:right w:val="single" w:sz="12" w:space="0" w:color="auto"/>
             </w:tcBorders>
             <w:tcMar>
               <w:top w:w="60" w:type="dxa"/>
@@ -4703,11 +4635,11 @@
           </w:tcPr>
           <w:p>
             <w:pPr>
-              <w:pStyle w:val="31"/>
+              <w:pStyle w:val="a1"/>
               <w:bidi w:val="0"/>
               <w:snapToGrid w:val="0"/>
               <w:spacing w:line="240" w:lineRule="auto"/>
-              <w:ind w:left="0" w:leftChars="0" w:right="0" w:rightChars="0" w:firstLine="0" w:firstLineChars="0"/>
+              <w:ind w:left="0" w:right="0" w:firstLine="0" w:leftChars="0" w:rightChars="0" w:firstLineChars="0"/>
               <w:jc w:val="left"/>
             </w:pPr>
             <w:r>
@@ -4718,14 +4650,8 @@
       </w:tr>
       <w:tr>
         <w:tblPrEx>
-          <w:tblBorders>
-            <w:top w:val="none" w:color="auto" w:sz="0" w:space="0"/>
-            <w:left w:val="none" w:color="auto" w:sz="0" w:space="0"/>
-            <w:bottom w:val="none" w:color="auto" w:sz="0" w:space="0"/>
-            <w:right w:val="none" w:color="auto" w:sz="0" w:space="0"/>
-            <w:insideH w:val="none" w:color="auto" w:sz="0" w:space="0"/>
-            <w:insideV w:val="none" w:color="auto" w:sz="0" w:space="0"/>
-          </w:tblBorders>
+          <w:tblW w:w="8522" w:type="dxa"/>
+          <w:jc w:val="center"/>
           <w:tblCellMar>
             <w:top w:w="0" w:type="dxa"/>
             <w:left w:w="10" w:type="dxa"/>
@@ -4734,15 +4660,15 @@
           </w:tblCellMar>
         </w:tblPrEx>
         <w:trPr>
-          <w:trHeight w:val="0" w:hRule="atLeast"/>
+          <w:trHeight w:val="0"/>
           <w:jc w:val="center"/>
         </w:trPr>
         <w:tc>
           <w:tcPr>
             <w:tcW w:w="934" w:type="dxa"/>
             <w:tcBorders>
-              <w:top w:val="single" w:color="auto" w:sz="4" w:space="0"/>
-              <w:left w:val="single" w:color="auto" w:sz="12" w:space="0"/>
+              <w:top w:val="single" w:sz="4" w:space="0" w:color="auto"/>
+              <w:left w:val="single" w:sz="12" w:space="0" w:color="auto"/>
               <w:bottom w:val="nil"/>
               <w:right w:val="nil"/>
             </w:tcBorders>
@@ -4756,11 +4682,11 @@
           </w:tcPr>
           <w:p>
             <w:pPr>
-              <w:pStyle w:val="31"/>
+              <w:pStyle w:val="a1"/>
               <w:bidi w:val="0"/>
               <w:snapToGrid w:val="0"/>
               <w:spacing w:line="240" w:lineRule="auto"/>
-              <w:ind w:left="0" w:leftChars="0" w:right="0" w:rightChars="0" w:firstLine="0" w:firstLineChars="0"/>
+              <w:ind w:left="0" w:right="0" w:firstLine="0" w:leftChars="0" w:rightChars="0" w:firstLineChars="0"/>
               <w:jc w:val="center"/>
             </w:pPr>
             <w:r>
@@ -4772,8 +4698,8 @@
           <w:tcPr>
             <w:tcW w:w="1320" w:type="dxa"/>
             <w:tcBorders>
-              <w:top w:val="single" w:color="auto" w:sz="4" w:space="0"/>
-              <w:left w:val="single" w:color="auto" w:sz="4" w:space="0"/>
+              <w:top w:val="single" w:sz="4" w:space="0" w:color="auto"/>
+              <w:left w:val="single" w:sz="4" w:space="0" w:color="auto"/>
               <w:bottom w:val="nil"/>
               <w:right w:val="nil"/>
             </w:tcBorders>
@@ -4787,11 +4713,11 @@
           </w:tcPr>
           <w:p>
             <w:pPr>
-              <w:pStyle w:val="31"/>
+              <w:pStyle w:val="a1"/>
               <w:bidi w:val="0"/>
               <w:snapToGrid w:val="0"/>
               <w:spacing w:line="240" w:lineRule="auto"/>
-              <w:ind w:left="0" w:leftChars="0" w:right="0" w:rightChars="0" w:firstLine="0" w:firstLineChars="0"/>
+              <w:ind w:left="0" w:right="0" w:firstLine="0" w:leftChars="0" w:rightChars="0" w:firstLineChars="0"/>
               <w:jc w:val="center"/>
             </w:pPr>
             <w:r>
@@ -4803,8 +4729,8 @@
           <w:tcPr>
             <w:tcW w:w="1979" w:type="dxa"/>
             <w:tcBorders>
-              <w:top w:val="single" w:color="auto" w:sz="4" w:space="0"/>
-              <w:left w:val="single" w:color="auto" w:sz="4" w:space="0"/>
+              <w:top w:val="single" w:sz="4" w:space="0" w:color="auto"/>
+              <w:left w:val="single" w:sz="4" w:space="0" w:color="auto"/>
               <w:bottom w:val="nil"/>
               <w:right w:val="nil"/>
             </w:tcBorders>
@@ -4818,11 +4744,11 @@
           </w:tcPr>
           <w:p>
             <w:pPr>
-              <w:pStyle w:val="31"/>
+              <w:pStyle w:val="a1"/>
               <w:bidi w:val="0"/>
               <w:snapToGrid w:val="0"/>
               <w:spacing w:line="240" w:lineRule="auto"/>
-              <w:ind w:left="0" w:leftChars="0" w:right="0" w:rightChars="0" w:firstLine="0" w:firstLineChars="0"/>
+              <w:ind w:left="0" w:right="0" w:firstLine="0" w:leftChars="0" w:rightChars="0" w:firstLineChars="0"/>
               <w:jc w:val="center"/>
             </w:pPr>
             <w:r>
@@ -4834,8 +4760,8 @@
           <w:tcPr>
             <w:tcW w:w="2640" w:type="dxa"/>
             <w:tcBorders>
-              <w:top w:val="single" w:color="auto" w:sz="4" w:space="0"/>
-              <w:left w:val="single" w:color="auto" w:sz="4" w:space="0"/>
+              <w:top w:val="single" w:sz="4" w:space="0" w:color="auto"/>
+              <w:left w:val="single" w:sz="4" w:space="0" w:color="auto"/>
               <w:bottom w:val="nil"/>
               <w:right w:val="nil"/>
             </w:tcBorders>
@@ -4849,11 +4775,11 @@
           </w:tcPr>
           <w:p>
             <w:pPr>
-              <w:pStyle w:val="31"/>
+              <w:pStyle w:val="a1"/>
               <w:bidi w:val="0"/>
               <w:snapToGrid w:val="0"/>
               <w:spacing w:line="240" w:lineRule="auto"/>
-              <w:ind w:left="0" w:leftChars="0" w:right="0" w:rightChars="0" w:firstLine="0" w:firstLineChars="0"/>
+              <w:ind w:left="0" w:right="0" w:firstLine="0" w:leftChars="0" w:rightChars="0" w:firstLineChars="0"/>
               <w:jc w:val="left"/>
             </w:pPr>
             <w:r>
@@ -4865,10 +4791,10 @@
           <w:tcPr>
             <w:tcW w:w="1649" w:type="dxa"/>
             <w:tcBorders>
-              <w:top w:val="single" w:color="auto" w:sz="4" w:space="0"/>
-              <w:left w:val="single" w:color="auto" w:sz="4" w:space="0"/>
-              <w:bottom w:val="nil"/>
-              <w:right w:val="single" w:color="auto" w:sz="12" w:space="0"/>
+              <w:top w:val="single" w:sz="4" w:space="0" w:color="auto"/>
+              <w:left w:val="single" w:sz="4" w:space="0" w:color="auto"/>
+              <w:bottom w:val="nil"/>
+              <w:right w:val="single" w:sz="12" w:space="0" w:color="auto"/>
             </w:tcBorders>
             <w:tcMar>
               <w:top w:w="60" w:type="dxa"/>
@@ -4880,11 +4806,11 @@
           </w:tcPr>
           <w:p>
             <w:pPr>
-              <w:pStyle w:val="31"/>
+              <w:pStyle w:val="a1"/>
               <w:bidi w:val="0"/>
               <w:snapToGrid w:val="0"/>
               <w:spacing w:line="240" w:lineRule="auto"/>
-              <w:ind w:left="0" w:leftChars="0" w:right="0" w:rightChars="0" w:firstLine="0" w:firstLineChars="0"/>
+              <w:ind w:left="0" w:right="0" w:firstLine="0" w:leftChars="0" w:rightChars="0" w:firstLineChars="0"/>
               <w:jc w:val="left"/>
             </w:pPr>
             <w:r>
@@ -4895,14 +4821,8 @@
       </w:tr>
       <w:tr>
         <w:tblPrEx>
-          <w:tblBorders>
-            <w:top w:val="none" w:color="auto" w:sz="0" w:space="0"/>
-            <w:left w:val="none" w:color="auto" w:sz="0" w:space="0"/>
-            <w:bottom w:val="none" w:color="auto" w:sz="0" w:space="0"/>
-            <w:right w:val="none" w:color="auto" w:sz="0" w:space="0"/>
-            <w:insideH w:val="none" w:color="auto" w:sz="0" w:space="0"/>
-            <w:insideV w:val="none" w:color="auto" w:sz="0" w:space="0"/>
-          </w:tblBorders>
+          <w:tblW w:w="8522" w:type="dxa"/>
+          <w:jc w:val="center"/>
           <w:tblCellMar>
             <w:top w:w="0" w:type="dxa"/>
             <w:left w:w="10" w:type="dxa"/>
@@ -4911,16 +4831,16 @@
           </w:tblCellMar>
         </w:tblPrEx>
         <w:trPr>
-          <w:trHeight w:val="0" w:hRule="atLeast"/>
+          <w:trHeight w:val="0"/>
           <w:jc w:val="center"/>
         </w:trPr>
         <w:tc>
           <w:tcPr>
             <w:tcW w:w="934" w:type="dxa"/>
             <w:tcBorders>
-              <w:top w:val="single" w:color="auto" w:sz="4" w:space="0"/>
-              <w:left w:val="single" w:color="auto" w:sz="12" w:space="0"/>
-              <w:bottom w:val="single" w:color="auto" w:sz="12" w:space="0"/>
+              <w:top w:val="single" w:sz="4" w:space="0" w:color="auto"/>
+              <w:left w:val="single" w:sz="12" w:space="0" w:color="auto"/>
+              <w:bottom w:val="single" w:sz="12" w:space="0" w:color="auto"/>
               <w:right w:val="nil"/>
             </w:tcBorders>
             <w:tcMar>
@@ -4933,11 +4853,11 @@
           </w:tcPr>
           <w:p>
             <w:pPr>
-              <w:pStyle w:val="31"/>
+              <w:pStyle w:val="a1"/>
               <w:bidi w:val="0"/>
               <w:snapToGrid w:val="0"/>
               <w:spacing w:line="240" w:lineRule="auto"/>
-              <w:ind w:left="0" w:leftChars="0" w:right="0" w:rightChars="0" w:firstLine="0" w:firstLineChars="0"/>
+              <w:ind w:left="0" w:right="0" w:firstLine="0" w:leftChars="0" w:rightChars="0" w:firstLineChars="0"/>
               <w:jc w:val="center"/>
             </w:pPr>
             <w:r>
@@ -4949,9 +4869,9 @@
           <w:tcPr>
             <w:tcW w:w="1320" w:type="dxa"/>
             <w:tcBorders>
-              <w:top w:val="single" w:color="auto" w:sz="4" w:space="0"/>
-              <w:left w:val="single" w:color="auto" w:sz="4" w:space="0"/>
-              <w:bottom w:val="single" w:color="auto" w:sz="12" w:space="0"/>
+              <w:top w:val="single" w:sz="4" w:space="0" w:color="auto"/>
+              <w:left w:val="single" w:sz="4" w:space="0" w:color="auto"/>
+              <w:bottom w:val="single" w:sz="12" w:space="0" w:color="auto"/>
               <w:right w:val="nil"/>
             </w:tcBorders>
             <w:tcMar>
@@ -4964,11 +4884,11 @@
           </w:tcPr>
           <w:p>
             <w:pPr>
-              <w:pStyle w:val="31"/>
+              <w:pStyle w:val="a1"/>
               <w:bidi w:val="0"/>
               <w:snapToGrid w:val="0"/>
               <w:spacing w:line="240" w:lineRule="auto"/>
-              <w:ind w:left="0" w:leftChars="0" w:right="0" w:rightChars="0" w:firstLine="0" w:firstLineChars="0"/>
+              <w:ind w:left="0" w:right="0" w:firstLine="0" w:leftChars="0" w:rightChars="0" w:firstLineChars="0"/>
               <w:jc w:val="center"/>
             </w:pPr>
             <w:r>
@@ -4980,9 +4900,9 @@
           <w:tcPr>
             <w:tcW w:w="1979" w:type="dxa"/>
             <w:tcBorders>
-              <w:top w:val="single" w:color="auto" w:sz="4" w:space="0"/>
-              <w:left w:val="single" w:color="auto" w:sz="4" w:space="0"/>
-              <w:bottom w:val="single" w:color="auto" w:sz="12" w:space="0"/>
+              <w:top w:val="single" w:sz="4" w:space="0" w:color="auto"/>
+              <w:left w:val="single" w:sz="4" w:space="0" w:color="auto"/>
+              <w:bottom w:val="single" w:sz="12" w:space="0" w:color="auto"/>
               <w:right w:val="nil"/>
             </w:tcBorders>
             <w:tcMar>
@@ -4995,11 +4915,11 @@
           </w:tcPr>
           <w:p>
             <w:pPr>
-              <w:pStyle w:val="31"/>
+              <w:pStyle w:val="a1"/>
               <w:bidi w:val="0"/>
               <w:snapToGrid w:val="0"/>
               <w:spacing w:line="240" w:lineRule="auto"/>
-              <w:ind w:left="0" w:leftChars="0" w:right="0" w:rightChars="0" w:firstLine="0" w:firstLineChars="0"/>
+              <w:ind w:left="0" w:right="0" w:firstLine="0" w:leftChars="0" w:rightChars="0" w:firstLineChars="0"/>
               <w:jc w:val="center"/>
             </w:pPr>
             <w:r>
@@ -5011,9 +4931,9 @@
           <w:tcPr>
             <w:tcW w:w="2640" w:type="dxa"/>
             <w:tcBorders>
-              <w:top w:val="single" w:color="auto" w:sz="4" w:space="0"/>
-              <w:left w:val="single" w:color="auto" w:sz="4" w:space="0"/>
-              <w:bottom w:val="single" w:color="auto" w:sz="12" w:space="0"/>
+              <w:top w:val="single" w:sz="4" w:space="0" w:color="auto"/>
+              <w:left w:val="single" w:sz="4" w:space="0" w:color="auto"/>
+              <w:bottom w:val="single" w:sz="12" w:space="0" w:color="auto"/>
               <w:right w:val="nil"/>
             </w:tcBorders>
             <w:tcMar>
@@ -5026,11 +4946,11 @@
           </w:tcPr>
           <w:p>
             <w:pPr>
-              <w:pStyle w:val="31"/>
+              <w:pStyle w:val="a1"/>
               <w:bidi w:val="0"/>
               <w:snapToGrid w:val="0"/>
               <w:spacing w:line="240" w:lineRule="auto"/>
-              <w:ind w:left="0" w:leftChars="0" w:right="0" w:rightChars="0" w:firstLine="0" w:firstLineChars="0"/>
+              <w:ind w:left="0" w:right="0" w:firstLine="0" w:leftChars="0" w:rightChars="0" w:firstLineChars="0"/>
               <w:jc w:val="left"/>
             </w:pPr>
             <w:r>
@@ -5042,10 +4962,10 @@
           <w:tcPr>
             <w:tcW w:w="1649" w:type="dxa"/>
             <w:tcBorders>
-              <w:top w:val="single" w:color="auto" w:sz="4" w:space="0"/>
-              <w:left w:val="single" w:color="auto" w:sz="4" w:space="0"/>
-              <w:bottom w:val="single" w:color="auto" w:sz="12" w:space="0"/>
-              <w:right w:val="single" w:color="auto" w:sz="12" w:space="0"/>
+              <w:top w:val="single" w:sz="4" w:space="0" w:color="auto"/>
+              <w:left w:val="single" w:sz="4" w:space="0" w:color="auto"/>
+              <w:bottom w:val="single" w:sz="12" w:space="0" w:color="auto"/>
+              <w:right w:val="single" w:sz="12" w:space="0" w:color="auto"/>
             </w:tcBorders>
             <w:tcMar>
               <w:top w:w="60" w:type="dxa"/>
@@ -5057,11 +4977,11 @@
           </w:tcPr>
           <w:p>
             <w:pPr>
-              <w:pStyle w:val="31"/>
+              <w:pStyle w:val="a1"/>
               <w:bidi w:val="0"/>
               <w:snapToGrid w:val="0"/>
               <w:spacing w:line="240" w:lineRule="auto"/>
-              <w:ind w:left="0" w:leftChars="0" w:right="0" w:rightChars="0" w:firstLine="0" w:firstLineChars="0"/>
+              <w:ind w:left="0" w:right="0" w:firstLine="0" w:leftChars="0" w:rightChars="0" w:firstLineChars="0"/>
               <w:jc w:val="left"/>
             </w:pPr>
             <w:r>
@@ -5073,7 +4993,7 @@
     </w:tbl>
     <w:p>
       <w:pPr>
-        <w:pStyle w:val="31"/>
+        <w:pStyle w:val="a1"/>
         <w:keepNext/>
         <w:keepLines w:val="0"/>
         <w:pageBreakBefore w:val="0"/>
@@ -5128,7 +5048,7 @@
           <w:rFonts w:hint="eastAsia"/>
           <w:lang w:val="en-US" w:eastAsia="zh-CN"/>
         </w:rPr>
-        <w:instrText xml:space="preserve">"柴_标题1"\n</w:instrText>
+        <w:instrText>"柴_标题1"\n</w:instrText>
       </w:r>
       <w:r>
         <w:instrText xml:space="preserve"> \s</w:instrText>
@@ -5145,7 +5065,7 @@
           <w:rFonts w:hint="eastAsia"/>
           <w:lang w:val="en-US" w:eastAsia="zh-CN"/>
         </w:rPr>
-        <w:instrText xml:space="preserve">* Charformat</w:instrText>
+        <w:instrText>* Charformat</w:instrText>
       </w:r>
       <w:r>
         <w:rPr>
@@ -5222,18 +5142,17 @@
     </w:p>
     <w:tbl>
       <w:tblPr>
-        <w:tblStyle w:val="28"/>
+        <w:tblStyle w:val="TableNormal0"/>
         <w:tblW w:w="9452" w:type="dxa"/>
         <w:jc w:val="center"/>
         <w:tblBorders>
-          <w:top w:val="none" w:color="auto" w:sz="0" w:space="0"/>
-          <w:left w:val="none" w:color="auto" w:sz="0" w:space="0"/>
-          <w:bottom w:val="none" w:color="auto" w:sz="0" w:space="0"/>
-          <w:right w:val="none" w:color="auto" w:sz="0" w:space="0"/>
-          <w:insideH w:val="none" w:color="auto" w:sz="0" w:space="0"/>
-          <w:insideV w:val="none" w:color="auto" w:sz="0" w:space="0"/>
+          <w:top w:val="nil"/>
+          <w:left w:val="nil"/>
+          <w:bottom w:val="nil"/>
+          <w:right w:val="nil"/>
+          <w:insideH w:val="nil"/>
+          <w:insideV w:val="nil"/>
         </w:tblBorders>
-        <w:tblLayout w:type="autofit"/>
         <w:tblCellMar>
           <w:top w:w="0" w:type="dxa"/>
           <w:left w:w="0" w:type="dxa"/>
@@ -5250,13 +5169,15 @@
       </w:tblGrid>
       <w:tr>
         <w:tblPrEx>
+          <w:tblW w:w="9452" w:type="dxa"/>
+          <w:jc w:val="center"/>
           <w:tblBorders>
-            <w:top w:val="none" w:color="auto" w:sz="0" w:space="0"/>
-            <w:left w:val="none" w:color="auto" w:sz="0" w:space="0"/>
-            <w:bottom w:val="none" w:color="auto" w:sz="0" w:space="0"/>
-            <w:right w:val="none" w:color="auto" w:sz="0" w:space="0"/>
-            <w:insideH w:val="none" w:color="auto" w:sz="0" w:space="0"/>
-            <w:insideV w:val="none" w:color="auto" w:sz="0" w:space="0"/>
+            <w:top w:val="nil"/>
+            <w:left w:val="nil"/>
+            <w:bottom w:val="nil"/>
+            <w:right w:val="nil"/>
+            <w:insideH w:val="nil"/>
+            <w:insideV w:val="nil"/>
           </w:tblBorders>
           <w:tblCellMar>
             <w:top w:w="0" w:type="dxa"/>
@@ -5266,7 +5187,7 @@
           </w:tblCellMar>
         </w:tblPrEx>
         <w:trPr>
-          <w:trHeight w:val="0" w:hRule="atLeast"/>
+          <w:trHeight w:val="0"/>
           <w:tblHeader/>
           <w:jc w:val="center"/>
         </w:trPr>
@@ -5274,8 +5195,8 @@
           <w:tcPr>
             <w:tcW w:w="784" w:type="dxa"/>
             <w:tcBorders>
-              <w:top w:val="single" w:color="auto" w:sz="12" w:space="0"/>
-              <w:left w:val="single" w:color="auto" w:sz="12" w:space="0"/>
+              <w:top w:val="single" w:sz="12" w:space="0" w:color="auto"/>
+              <w:left w:val="single" w:sz="12" w:space="0" w:color="auto"/>
               <w:bottom w:val="nil"/>
               <w:right w:val="nil"/>
             </w:tcBorders>
@@ -5289,11 +5210,11 @@
           </w:tcPr>
           <w:p>
             <w:pPr>
-              <w:pStyle w:val="29"/>
+              <w:pStyle w:val="TableText"/>
               <w:keepNext/>
               <w:snapToGrid w:val="0"/>
               <w:spacing w:before="209" w:line="240" w:lineRule="auto"/>
-              <w:ind w:left="0" w:leftChars="0" w:right="0" w:rightChars="0" w:firstLine="0" w:firstLineChars="0"/>
+              <w:ind w:left="0" w:right="0" w:firstLine="0" w:leftChars="0" w:rightChars="0" w:firstLineChars="0"/>
               <w:jc w:val="center"/>
               <w:rPr>
                 <w:b/>
@@ -5312,8 +5233,8 @@
           <w:tcPr>
             <w:tcW w:w="1427" w:type="dxa"/>
             <w:tcBorders>
-              <w:top w:val="single" w:color="auto" w:sz="12" w:space="0"/>
-              <w:left w:val="single" w:color="auto" w:sz="4" w:space="0"/>
+              <w:top w:val="single" w:sz="12" w:space="0" w:color="auto"/>
+              <w:left w:val="single" w:sz="4" w:space="0" w:color="auto"/>
               <w:bottom w:val="nil"/>
               <w:right w:val="nil"/>
             </w:tcBorders>
@@ -5327,11 +5248,11 @@
           </w:tcPr>
           <w:p>
             <w:pPr>
-              <w:pStyle w:val="29"/>
+              <w:pStyle w:val="TableText"/>
               <w:keepNext/>
               <w:snapToGrid w:val="0"/>
               <w:spacing w:before="208" w:line="240" w:lineRule="auto"/>
-              <w:ind w:left="0" w:leftChars="0" w:right="0" w:rightChars="0" w:firstLine="0" w:firstLineChars="0"/>
+              <w:ind w:left="0" w:right="0" w:firstLine="0" w:leftChars="0" w:rightChars="0" w:firstLineChars="0"/>
               <w:jc w:val="center"/>
               <w:rPr>
                 <w:b/>
@@ -5351,8 +5272,8 @@
             <w:tcW w:w="6129" w:type="dxa"/>
             <w:gridSpan w:val="2"/>
             <w:tcBorders>
-              <w:top w:val="single" w:color="auto" w:sz="12" w:space="0"/>
-              <w:left w:val="single" w:color="auto" w:sz="4" w:space="0"/>
+              <w:top w:val="single" w:sz="12" w:space="0" w:color="auto"/>
+              <w:left w:val="single" w:sz="4" w:space="0" w:color="auto"/>
               <w:bottom w:val="nil"/>
               <w:right w:val="nil"/>
             </w:tcBorders>
@@ -5366,11 +5287,11 @@
           </w:tcPr>
           <w:p>
             <w:pPr>
-              <w:pStyle w:val="29"/>
+              <w:pStyle w:val="TableText"/>
               <w:keepNext/>
               <w:snapToGrid w:val="0"/>
               <w:spacing w:before="208" w:line="240" w:lineRule="auto"/>
-              <w:ind w:left="0" w:leftChars="0" w:right="0" w:rightChars="0" w:firstLine="0" w:firstLineChars="0"/>
+              <w:ind w:left="0" w:right="0" w:firstLine="0" w:leftChars="0" w:rightChars="0" w:firstLineChars="0"/>
               <w:jc w:val="center"/>
               <w:rPr>
                 <w:b/>
@@ -5389,10 +5310,10 @@
           <w:tcPr>
             <w:tcW w:w="1112" w:type="dxa"/>
             <w:tcBorders>
-              <w:top w:val="single" w:color="auto" w:sz="12" w:space="0"/>
-              <w:left w:val="single" w:color="auto" w:sz="4" w:space="0"/>
-              <w:bottom w:val="nil"/>
-              <w:right w:val="single" w:color="auto" w:sz="12" w:space="0"/>
+              <w:top w:val="single" w:sz="12" w:space="0" w:color="auto"/>
+              <w:left w:val="single" w:sz="4" w:space="0" w:color="auto"/>
+              <w:bottom w:val="nil"/>
+              <w:right w:val="single" w:sz="12" w:space="0" w:color="auto"/>
             </w:tcBorders>
             <w:tcMar>
               <w:top w:w="-1" w:type="dxa"/>
@@ -5404,11 +5325,11 @@
           </w:tcPr>
           <w:p>
             <w:pPr>
-              <w:pStyle w:val="29"/>
+              <w:pStyle w:val="TableText"/>
               <w:keepNext/>
               <w:snapToGrid w:val="0"/>
               <w:spacing w:before="53" w:line="240" w:lineRule="auto"/>
-              <w:ind w:left="0" w:leftChars="0" w:right="0" w:rightChars="0" w:firstLine="0" w:firstLineChars="0"/>
+              <w:ind w:left="0" w:right="0" w:firstLine="0" w:leftChars="0" w:rightChars="0" w:firstLineChars="0"/>
               <w:jc w:val="center"/>
               <w:rPr>
                 <w:b/>
@@ -5426,14 +5347,8 @@
       </w:tr>
       <w:tr>
         <w:tblPrEx>
-          <w:tblBorders>
-            <w:top w:val="none" w:color="auto" w:sz="0" w:space="0"/>
-            <w:left w:val="none" w:color="auto" w:sz="0" w:space="0"/>
-            <w:bottom w:val="none" w:color="auto" w:sz="0" w:space="0"/>
-            <w:right w:val="none" w:color="auto" w:sz="0" w:space="0"/>
-            <w:insideH w:val="none" w:color="auto" w:sz="0" w:space="0"/>
-            <w:insideV w:val="none" w:color="auto" w:sz="0" w:space="0"/>
-          </w:tblBorders>
+          <w:tblW w:w="9452" w:type="dxa"/>
+          <w:jc w:val="center"/>
           <w:tblCellMar>
             <w:top w:w="0" w:type="dxa"/>
             <w:left w:w="0" w:type="dxa"/>
@@ -5442,7 +5357,7 @@
           </w:tblCellMar>
         </w:tblPrEx>
         <w:trPr>
-          <w:trHeight w:val="0" w:hRule="atLeast"/>
+          <w:trHeight w:val="0"/>
           <w:jc w:val="center"/>
         </w:trPr>
         <w:tc>
@@ -5450,8 +5365,8 @@
             <w:tcW w:w="784" w:type="dxa"/>
             <w:vMerge w:val="restart"/>
             <w:tcBorders>
-              <w:top w:val="single" w:color="auto" w:sz="4" w:space="0"/>
-              <w:left w:val="single" w:color="auto" w:sz="12" w:space="0"/>
+              <w:top w:val="single" w:sz="4" w:space="0" w:color="auto"/>
+              <w:left w:val="single" w:sz="12" w:space="0" w:color="auto"/>
               <w:bottom w:val="nil"/>
               <w:right w:val="nil"/>
             </w:tcBorders>
@@ -5465,11 +5380,11 @@
           </w:tcPr>
           <w:p>
             <w:pPr>
-              <w:pStyle w:val="29"/>
+              <w:pStyle w:val="TableText"/>
               <w:keepNext/>
               <w:snapToGrid w:val="0"/>
               <w:spacing w:before="65" w:line="240" w:lineRule="auto"/>
-              <w:ind w:left="0" w:leftChars="0" w:right="0" w:rightChars="0" w:firstLine="0" w:firstLineChars="0"/>
+              <w:ind w:left="0" w:right="0" w:firstLine="0" w:leftChars="0" w:rightChars="0" w:firstLineChars="0"/>
               <w:jc w:val="center"/>
               <w:rPr>
                 <w:rFonts w:ascii="宋体" w:eastAsia="宋体"/>
@@ -5495,7 +5410,7 @@
             </w:r>
             <w:r>
               <w:rPr>
-                <w:rFonts w:hint="eastAsia" w:ascii="宋体" w:eastAsia="宋体"/>
+                <w:rFonts w:ascii="宋体" w:eastAsia="宋体" w:hint="eastAsia"/>
                 <w:spacing w:val="-5"/>
                 <w:sz w:val="21"/>
                 <w:lang w:val="en-US" w:eastAsia="zh-CN"/>
@@ -5516,8 +5431,8 @@
           <w:tcPr>
             <w:tcW w:w="1427" w:type="dxa"/>
             <w:tcBorders>
-              <w:top w:val="single" w:color="auto" w:sz="4" w:space="0"/>
-              <w:left w:val="single" w:color="auto" w:sz="4" w:space="0"/>
+              <w:top w:val="single" w:sz="4" w:space="0" w:color="auto"/>
+              <w:left w:val="single" w:sz="4" w:space="0" w:color="auto"/>
               <w:bottom w:val="nil"/>
               <w:right w:val="nil"/>
             </w:tcBorders>
@@ -5531,11 +5446,11 @@
           </w:tcPr>
           <w:p>
             <w:pPr>
-              <w:pStyle w:val="29"/>
+              <w:pStyle w:val="TableText"/>
               <w:keepNext/>
               <w:snapToGrid w:val="0"/>
               <w:spacing w:before="115" w:line="240" w:lineRule="auto"/>
-              <w:ind w:left="0" w:leftChars="0" w:right="0" w:rightChars="0" w:firstLine="0" w:firstLineChars="0"/>
+              <w:ind w:left="0" w:right="0" w:firstLine="0" w:leftChars="0" w:rightChars="0" w:firstLineChars="0"/>
               <w:jc w:val="center"/>
               <w:rPr>
                 <w:rFonts w:ascii="宋体" w:eastAsia="宋体"/>
@@ -5558,8 +5473,8 @@
             <w:tcW w:w="6129" w:type="dxa"/>
             <w:gridSpan w:val="2"/>
             <w:tcBorders>
-              <w:top w:val="single" w:color="auto" w:sz="4" w:space="0"/>
-              <w:left w:val="single" w:color="auto" w:sz="4" w:space="0"/>
+              <w:top w:val="single" w:sz="4" w:space="0" w:color="auto"/>
+              <w:left w:val="single" w:sz="4" w:space="0" w:color="auto"/>
               <w:bottom w:val="nil"/>
               <w:right w:val="nil"/>
             </w:tcBorders>
@@ -5573,11 +5488,11 @@
           </w:tcPr>
           <w:p>
             <w:pPr>
-              <w:pStyle w:val="29"/>
+              <w:pStyle w:val="TableText"/>
               <w:keepNext/>
               <w:snapToGrid w:val="0"/>
               <w:spacing w:before="115" w:line="240" w:lineRule="auto"/>
-              <w:ind w:left="0" w:leftChars="0" w:right="0" w:rightChars="0" w:firstLine="0" w:firstLineChars="0"/>
+              <w:ind w:left="0" w:right="0" w:firstLine="0" w:leftChars="0" w:rightChars="0" w:firstLineChars="0"/>
               <w:jc w:val="center"/>
               <w:rPr>
                 <w:rFonts w:ascii="宋体" w:eastAsia="宋体"/>
@@ -5598,10 +5513,10 @@
           <w:tcPr>
             <w:tcW w:w="1112" w:type="dxa"/>
             <w:tcBorders>
-              <w:top w:val="single" w:color="auto" w:sz="4" w:space="0"/>
-              <w:left w:val="single" w:color="auto" w:sz="4" w:space="0"/>
-              <w:bottom w:val="nil"/>
-              <w:right w:val="single" w:color="auto" w:sz="12" w:space="0"/>
+              <w:top w:val="single" w:sz="4" w:space="0" w:color="auto"/>
+              <w:left w:val="single" w:sz="4" w:space="0" w:color="auto"/>
+              <w:bottom w:val="nil"/>
+              <w:right w:val="single" w:sz="12" w:space="0" w:color="auto"/>
             </w:tcBorders>
             <w:tcMar>
               <w:top w:w="-1" w:type="dxa"/>
@@ -5613,11 +5528,11 @@
           </w:tcPr>
           <w:p>
             <w:pPr>
-              <w:pStyle w:val="29"/>
+              <w:pStyle w:val="TableText"/>
               <w:keepNext/>
               <w:snapToGrid w:val="0"/>
               <w:spacing w:before="115" w:line="240" w:lineRule="auto"/>
-              <w:ind w:left="0" w:leftChars="0" w:right="0" w:rightChars="0" w:firstLine="0" w:firstLineChars="0"/>
+              <w:ind w:left="0" w:right="0" w:firstLine="0" w:leftChars="0" w:rightChars="0" w:firstLineChars="0"/>
               <w:jc w:val="left"/>
               <w:rPr>
                 <w:rFonts w:ascii="宋体" w:eastAsia="宋体"/>
@@ -5651,14 +5566,8 @@
       </w:tr>
       <w:tr>
         <w:tblPrEx>
-          <w:tblBorders>
-            <w:top w:val="none" w:color="auto" w:sz="0" w:space="0"/>
-            <w:left w:val="none" w:color="auto" w:sz="0" w:space="0"/>
-            <w:bottom w:val="none" w:color="auto" w:sz="0" w:space="0"/>
-            <w:right w:val="none" w:color="auto" w:sz="0" w:space="0"/>
-            <w:insideH w:val="none" w:color="auto" w:sz="0" w:space="0"/>
-            <w:insideV w:val="none" w:color="auto" w:sz="0" w:space="0"/>
-          </w:tblBorders>
+          <w:tblW w:w="9452" w:type="dxa"/>
+          <w:jc w:val="center"/>
           <w:tblCellMar>
             <w:top w:w="0" w:type="dxa"/>
             <w:left w:w="0" w:type="dxa"/>
@@ -5667,16 +5576,16 @@
           </w:tblCellMar>
         </w:tblPrEx>
         <w:trPr>
-          <w:trHeight w:val="0" w:hRule="atLeast"/>
+          <w:trHeight w:val="0"/>
           <w:jc w:val="center"/>
         </w:trPr>
         <w:tc>
           <w:tcPr>
             <w:tcW w:w="784" w:type="dxa"/>
-            <w:vMerge w:val="continue"/>
-            <w:tcBorders>
-              <w:top w:val="single" w:color="auto" w:sz="4" w:space="0"/>
-              <w:left w:val="single" w:color="auto" w:sz="12" w:space="0"/>
+            <w:vMerge/>
+            <w:tcBorders>
+              <w:top w:val="single" w:sz="4" w:space="0" w:color="auto"/>
+              <w:left w:val="single" w:sz="12" w:space="0" w:color="auto"/>
               <w:bottom w:val="nil"/>
               <w:right w:val="nil"/>
             </w:tcBorders>
@@ -5693,7 +5602,7 @@
               <w:keepNext/>
               <w:snapToGrid w:val="0"/>
               <w:spacing w:line="240" w:lineRule="auto"/>
-              <w:ind w:left="0" w:leftChars="0" w:right="0" w:rightChars="0" w:firstLine="0" w:firstLineChars="0"/>
+              <w:ind w:left="0" w:right="0" w:firstLine="0" w:leftChars="0" w:rightChars="0" w:firstLineChars="0"/>
               <w:jc w:val="center"/>
               <w:rPr>
                 <w:rFonts w:ascii="宋体" w:eastAsia="宋体"/>
@@ -5706,8 +5615,8 @@
           <w:tcPr>
             <w:tcW w:w="1427" w:type="dxa"/>
             <w:tcBorders>
-              <w:top w:val="single" w:color="auto" w:sz="4" w:space="0"/>
-              <w:left w:val="single" w:color="auto" w:sz="4" w:space="0"/>
+              <w:top w:val="single" w:sz="4" w:space="0" w:color="auto"/>
+              <w:left w:val="single" w:sz="4" w:space="0" w:color="auto"/>
               <w:bottom w:val="nil"/>
               <w:right w:val="nil"/>
             </w:tcBorders>
@@ -5721,11 +5630,11 @@
           </w:tcPr>
           <w:p>
             <w:pPr>
-              <w:pStyle w:val="29"/>
+              <w:pStyle w:val="TableText"/>
               <w:keepNext/>
               <w:snapToGrid w:val="0"/>
               <w:spacing w:before="72" w:line="240" w:lineRule="auto"/>
-              <w:ind w:left="0" w:leftChars="0" w:right="0" w:rightChars="0" w:firstLine="0" w:firstLineChars="0"/>
+              <w:ind w:left="0" w:right="0" w:firstLine="0" w:leftChars="0" w:rightChars="0" w:firstLineChars="0"/>
               <w:jc w:val="center"/>
               <w:rPr>
                 <w:rFonts w:ascii="宋体" w:eastAsia="宋体"/>
@@ -5748,8 +5657,8 @@
           <w:tcPr>
             <w:tcW w:w="1021" w:type="dxa"/>
             <w:tcBorders>
-              <w:top w:val="single" w:color="auto" w:sz="4" w:space="0"/>
-              <w:left w:val="single" w:color="auto" w:sz="4" w:space="0"/>
+              <w:top w:val="single" w:sz="4" w:space="0" w:color="auto"/>
+              <w:left w:val="single" w:sz="4" w:space="0" w:color="auto"/>
               <w:bottom w:val="nil"/>
               <w:right w:val="nil"/>
             </w:tcBorders>
@@ -5763,21 +5672,21 @@
           </w:tcPr>
           <w:p>
             <w:pPr>
-              <w:pStyle w:val="29"/>
+              <w:pStyle w:val="TableText"/>
               <w:keepNext/>
               <w:snapToGrid w:val="0"/>
               <w:spacing w:before="65" w:line="240" w:lineRule="auto"/>
-              <w:ind w:left="0" w:leftChars="0" w:right="0" w:rightChars="0" w:firstLine="0" w:firstLineChars="0"/>
+              <w:ind w:left="0" w:right="0" w:firstLine="0" w:leftChars="0" w:rightChars="0" w:firstLineChars="0"/>
               <w:jc w:val="center"/>
               <w:rPr>
-                <w:rFonts w:hint="default" w:ascii="宋体" w:eastAsia="宋体"/>
-                <w:sz w:val="21"/>
-                <w:lang w:val="en-US" w:eastAsia="zh-CN"/>
-              </w:rPr>
-            </w:pPr>
-            <w:r>
-              <w:rPr>
-                <w:rFonts w:hint="eastAsia" w:ascii="宋体" w:eastAsia="宋体"/>
+                <w:rFonts w:ascii="宋体" w:eastAsia="宋体" w:hint="default"/>
+                <w:sz w:val="21"/>
+                <w:lang w:val="en-US" w:eastAsia="zh-CN"/>
+              </w:rPr>
+            </w:pPr>
+            <w:r>
+              <w:rPr>
+                <w:rFonts w:ascii="宋体" w:eastAsia="宋体" w:hint="eastAsia"/>
                 <w:sz w:val="21"/>
                 <w:lang w:val="en-US" w:eastAsia="zh-CN"/>
               </w:rPr>
@@ -5789,8 +5698,8 @@
           <w:tcPr>
             <w:tcW w:w="5108" w:type="dxa"/>
             <w:tcBorders>
-              <w:top w:val="single" w:color="auto" w:sz="4" w:space="0"/>
-              <w:left w:val="single" w:color="auto" w:sz="4" w:space="0"/>
+              <w:top w:val="single" w:sz="4" w:space="0" w:color="auto"/>
+              <w:left w:val="single" w:sz="4" w:space="0" w:color="auto"/>
               <w:bottom w:val="nil"/>
               <w:right w:val="nil"/>
             </w:tcBorders>
@@ -5804,14 +5713,14 @@
           </w:tcPr>
           <w:p>
             <w:pPr>
-              <w:pStyle w:val="29"/>
+              <w:pStyle w:val="TableText"/>
               <w:keepNext/>
               <w:snapToGrid w:val="0"/>
               <w:spacing w:before="65" w:line="240" w:lineRule="auto"/>
-              <w:ind w:left="0" w:leftChars="0" w:right="0" w:rightChars="0" w:firstLine="0" w:firstLineChars="0"/>
+              <w:ind w:left="0" w:right="0" w:firstLine="0" w:leftChars="0" w:rightChars="0" w:firstLineChars="0"/>
               <w:jc w:val="left"/>
               <w:rPr>
-                <w:rFonts w:hint="default" w:ascii="宋体" w:eastAsia="宋体"/>
+                <w:rFonts w:ascii="宋体" w:eastAsia="宋体" w:hint="default"/>
                 <w:sz w:val="21"/>
                 <w:lang w:val="en-US" w:eastAsia="zh-CN"/>
               </w:rPr>
@@ -5880,10 +5789,10 @@
           <w:tcPr>
             <w:tcW w:w="1112" w:type="dxa"/>
             <w:tcBorders>
-              <w:top w:val="single" w:color="auto" w:sz="4" w:space="0"/>
-              <w:left w:val="single" w:color="auto" w:sz="4" w:space="0"/>
-              <w:bottom w:val="nil"/>
-              <w:right w:val="single" w:color="auto" w:sz="12" w:space="0"/>
+              <w:top w:val="single" w:sz="4" w:space="0" w:color="auto"/>
+              <w:left w:val="single" w:sz="4" w:space="0" w:color="auto"/>
+              <w:bottom w:val="nil"/>
+              <w:right w:val="single" w:sz="12" w:space="0" w:color="auto"/>
             </w:tcBorders>
             <w:tcMar>
               <w:top w:w="-1" w:type="dxa"/>
@@ -5895,11 +5804,11 @@
           </w:tcPr>
           <w:p>
             <w:pPr>
-              <w:pStyle w:val="29"/>
+              <w:pStyle w:val="TableText"/>
               <w:keepNext/>
               <w:snapToGrid w:val="0"/>
               <w:spacing w:before="65" w:line="240" w:lineRule="auto"/>
-              <w:ind w:left="0" w:leftChars="0" w:right="0" w:rightChars="0" w:firstLine="0" w:firstLineChars="0"/>
+              <w:ind w:left="0" w:right="0" w:firstLine="0" w:leftChars="0" w:rightChars="0" w:firstLineChars="0"/>
               <w:jc w:val="left"/>
               <w:rPr>
                 <w:rFonts w:ascii="宋体" w:eastAsia="宋体"/>
@@ -5914,14 +5823,8 @@
       </w:tr>
       <w:tr>
         <w:tblPrEx>
-          <w:tblBorders>
-            <w:top w:val="none" w:color="auto" w:sz="0" w:space="0"/>
-            <w:left w:val="none" w:color="auto" w:sz="0" w:space="0"/>
-            <w:bottom w:val="none" w:color="auto" w:sz="0" w:space="0"/>
-            <w:right w:val="none" w:color="auto" w:sz="0" w:space="0"/>
-            <w:insideH w:val="none" w:color="auto" w:sz="0" w:space="0"/>
-            <w:insideV w:val="none" w:color="auto" w:sz="0" w:space="0"/>
-          </w:tblBorders>
+          <w:tblW w:w="9452" w:type="dxa"/>
+          <w:jc w:val="center"/>
           <w:tblCellMar>
             <w:top w:w="0" w:type="dxa"/>
             <w:left w:w="0" w:type="dxa"/>
@@ -5930,16 +5833,16 @@
           </w:tblCellMar>
         </w:tblPrEx>
         <w:trPr>
-          <w:trHeight w:val="0" w:hRule="atLeast"/>
+          <w:trHeight w:val="0"/>
           <w:jc w:val="center"/>
         </w:trPr>
         <w:tc>
           <w:tcPr>
             <w:tcW w:w="784" w:type="dxa"/>
-            <w:vMerge w:val="continue"/>
-            <w:tcBorders>
-              <w:top w:val="single" w:color="auto" w:sz="4" w:space="0"/>
-              <w:left w:val="single" w:color="auto" w:sz="12" w:space="0"/>
+            <w:vMerge/>
+            <w:tcBorders>
+              <w:top w:val="single" w:sz="4" w:space="0" w:color="auto"/>
+              <w:left w:val="single" w:sz="12" w:space="0" w:color="auto"/>
               <w:bottom w:val="nil"/>
               <w:right w:val="nil"/>
             </w:tcBorders>
@@ -5956,7 +5859,7 @@
               <w:keepNext/>
               <w:snapToGrid w:val="0"/>
               <w:spacing w:line="240" w:lineRule="auto"/>
-              <w:ind w:left="0" w:leftChars="0" w:right="0" w:rightChars="0" w:firstLine="0" w:firstLineChars="0"/>
+              <w:ind w:left="0" w:right="0" w:firstLine="0" w:leftChars="0" w:rightChars="0" w:firstLineChars="0"/>
               <w:jc w:val="center"/>
               <w:rPr>
                 <w:rFonts w:ascii="宋体" w:eastAsia="宋体"/>
@@ -5969,8 +5872,8 @@
           <w:tcPr>
             <w:tcW w:w="1427" w:type="dxa"/>
             <w:tcBorders>
-              <w:top w:val="single" w:color="auto" w:sz="4" w:space="0"/>
-              <w:left w:val="single" w:color="auto" w:sz="4" w:space="0"/>
+              <w:top w:val="single" w:sz="4" w:space="0" w:color="auto"/>
+              <w:left w:val="single" w:sz="4" w:space="0" w:color="auto"/>
               <w:bottom w:val="nil"/>
               <w:right w:val="nil"/>
             </w:tcBorders>
@@ -5984,11 +5887,11 @@
           </w:tcPr>
           <w:p>
             <w:pPr>
-              <w:pStyle w:val="29"/>
+              <w:pStyle w:val="TableText"/>
               <w:keepNext/>
               <w:snapToGrid w:val="0"/>
               <w:spacing w:before="72" w:line="240" w:lineRule="auto"/>
-              <w:ind w:left="0" w:leftChars="0" w:right="0" w:rightChars="0" w:firstLine="0" w:firstLineChars="0"/>
+              <w:ind w:left="0" w:right="0" w:firstLine="0" w:leftChars="0" w:rightChars="0" w:firstLineChars="0"/>
               <w:jc w:val="center"/>
               <w:rPr>
                 <w:rFonts w:ascii="宋体" w:eastAsia="宋体"/>
@@ -6011,8 +5914,8 @@
           <w:tcPr>
             <w:tcW w:w="1021" w:type="dxa"/>
             <w:tcBorders>
-              <w:top w:val="single" w:color="auto" w:sz="4" w:space="0"/>
-              <w:left w:val="single" w:color="auto" w:sz="4" w:space="0"/>
+              <w:top w:val="single" w:sz="4" w:space="0" w:color="auto"/>
+              <w:left w:val="single" w:sz="4" w:space="0" w:color="auto"/>
               <w:bottom w:val="nil"/>
               <w:right w:val="nil"/>
             </w:tcBorders>
@@ -6026,21 +5929,21 @@
           </w:tcPr>
           <w:p>
             <w:pPr>
-              <w:pStyle w:val="29"/>
+              <w:pStyle w:val="TableText"/>
               <w:keepNext/>
               <w:snapToGrid w:val="0"/>
               <w:spacing w:before="65" w:line="240" w:lineRule="auto"/>
-              <w:ind w:left="0" w:leftChars="0" w:right="0" w:rightChars="0" w:firstLine="0" w:firstLineChars="0"/>
+              <w:ind w:left="0" w:right="0" w:firstLine="0" w:leftChars="0" w:rightChars="0" w:firstLineChars="0"/>
               <w:jc w:val="center"/>
               <w:rPr>
-                <w:rFonts w:hint="default" w:ascii="宋体" w:eastAsia="宋体"/>
-                <w:sz w:val="21"/>
-                <w:lang w:val="en-US" w:eastAsia="zh-CN"/>
-              </w:rPr>
-            </w:pPr>
-            <w:r>
-              <w:rPr>
-                <w:rFonts w:hint="eastAsia" w:ascii="宋体" w:eastAsia="宋体"/>
+                <w:rFonts w:ascii="宋体" w:eastAsia="宋体" w:hint="default"/>
+                <w:sz w:val="21"/>
+                <w:lang w:val="en-US" w:eastAsia="zh-CN"/>
+              </w:rPr>
+            </w:pPr>
+            <w:r>
+              <w:rPr>
+                <w:rFonts w:ascii="宋体" w:eastAsia="宋体" w:hint="eastAsia"/>
                 <w:spacing w:val="1"/>
                 <w:sz w:val="21"/>
                 <w:lang w:val="en-US" w:eastAsia="zh-CN"/>
@@ -6053,8 +5956,8 @@
           <w:tcPr>
             <w:tcW w:w="5108" w:type="dxa"/>
             <w:tcBorders>
-              <w:top w:val="single" w:color="auto" w:sz="4" w:space="0"/>
-              <w:left w:val="single" w:color="auto" w:sz="4" w:space="0"/>
+              <w:top w:val="single" w:sz="4" w:space="0" w:color="auto"/>
+              <w:left w:val="single" w:sz="4" w:space="0" w:color="auto"/>
               <w:bottom w:val="nil"/>
               <w:right w:val="nil"/>
             </w:tcBorders>
@@ -6068,11 +5971,11 @@
           </w:tcPr>
           <w:p>
             <w:pPr>
-              <w:pStyle w:val="29"/>
+              <w:pStyle w:val="TableText"/>
               <w:keepNext/>
               <w:snapToGrid w:val="0"/>
               <w:spacing w:before="107" w:line="240" w:lineRule="auto"/>
-              <w:ind w:left="0" w:leftChars="0" w:right="0" w:rightChars="0" w:firstLine="0" w:firstLineChars="0"/>
+              <w:ind w:left="0" w:right="0" w:firstLine="0" w:leftChars="0" w:rightChars="0" w:firstLineChars="0"/>
               <w:jc w:val="left"/>
               <w:rPr>
                 <w:rFonts w:ascii="宋体" w:eastAsia="宋体"/>
@@ -6130,11 +6033,11 @@
           </w:p>
           <w:p>
             <w:pPr>
-              <w:pStyle w:val="29"/>
+              <w:pStyle w:val="TableText"/>
               <w:keepNext/>
               <w:snapToGrid w:val="0"/>
               <w:spacing w:before="65" w:line="240" w:lineRule="auto"/>
-              <w:ind w:left="0" w:leftChars="0" w:right="0" w:rightChars="0" w:firstLine="0" w:firstLineChars="0"/>
+              <w:ind w:left="0" w:right="0" w:firstLine="0" w:leftChars="0" w:rightChars="0" w:firstLineChars="0"/>
               <w:jc w:val="left"/>
               <w:rPr>
                 <w:rFonts w:ascii="宋体" w:eastAsia="宋体"/>
@@ -6155,10 +6058,10 @@
           <w:tcPr>
             <w:tcW w:w="1112" w:type="dxa"/>
             <w:tcBorders>
-              <w:top w:val="single" w:color="auto" w:sz="4" w:space="0"/>
-              <w:left w:val="single" w:color="auto" w:sz="4" w:space="0"/>
-              <w:bottom w:val="nil"/>
-              <w:right w:val="single" w:color="auto" w:sz="12" w:space="0"/>
+              <w:top w:val="single" w:sz="4" w:space="0" w:color="auto"/>
+              <w:left w:val="single" w:sz="4" w:space="0" w:color="auto"/>
+              <w:bottom w:val="nil"/>
+              <w:right w:val="single" w:sz="12" w:space="0" w:color="auto"/>
             </w:tcBorders>
             <w:tcMar>
               <w:top w:w="-1" w:type="dxa"/>
@@ -6170,14 +6073,14 @@
           </w:tcPr>
           <w:p>
             <w:pPr>
-              <w:pStyle w:val="29"/>
+              <w:pStyle w:val="TableText"/>
               <w:keepNext/>
               <w:snapToGrid w:val="0"/>
               <w:spacing w:before="65" w:line="240" w:lineRule="auto"/>
-              <w:ind w:left="0" w:leftChars="0" w:right="0" w:rightChars="0" w:firstLine="0" w:firstLineChars="0"/>
+              <w:ind w:left="0" w:right="0" w:firstLine="0" w:leftChars="0" w:rightChars="0" w:firstLineChars="0"/>
               <w:jc w:val="left"/>
               <w:rPr>
-                <w:rFonts w:hint="eastAsia" w:ascii="宋体" w:eastAsia="宋体"/>
+                <w:rFonts w:ascii="宋体" w:eastAsia="宋体" w:hint="eastAsia"/>
                 <w:sz w:val="21"/>
                 <w:lang w:eastAsia="zh-CN"/>
               </w:rPr>
@@ -6193,14 +6096,8 @@
       </w:tr>
       <w:tr>
         <w:tblPrEx>
-          <w:tblBorders>
-            <w:top w:val="none" w:color="auto" w:sz="0" w:space="0"/>
-            <w:left w:val="none" w:color="auto" w:sz="0" w:space="0"/>
-            <w:bottom w:val="none" w:color="auto" w:sz="0" w:space="0"/>
-            <w:right w:val="none" w:color="auto" w:sz="0" w:space="0"/>
-            <w:insideH w:val="none" w:color="auto" w:sz="0" w:space="0"/>
-            <w:insideV w:val="none" w:color="auto" w:sz="0" w:space="0"/>
-          </w:tblBorders>
+          <w:tblW w:w="9452" w:type="dxa"/>
+          <w:jc w:val="center"/>
           <w:tblCellMar>
             <w:top w:w="0" w:type="dxa"/>
             <w:left w:w="0" w:type="dxa"/>
@@ -6209,16 +6106,16 @@
           </w:tblCellMar>
         </w:tblPrEx>
         <w:trPr>
-          <w:trHeight w:val="0" w:hRule="atLeast"/>
+          <w:trHeight w:val="0"/>
           <w:jc w:val="center"/>
         </w:trPr>
         <w:tc>
           <w:tcPr>
             <w:tcW w:w="784" w:type="dxa"/>
-            <w:vMerge w:val="continue"/>
-            <w:tcBorders>
-              <w:top w:val="single" w:color="auto" w:sz="4" w:space="0"/>
-              <w:left w:val="single" w:color="auto" w:sz="12" w:space="0"/>
+            <w:vMerge/>
+            <w:tcBorders>
+              <w:top w:val="single" w:sz="4" w:space="0" w:color="auto"/>
+              <w:left w:val="single" w:sz="12" w:space="0" w:color="auto"/>
               <w:bottom w:val="nil"/>
               <w:right w:val="nil"/>
             </w:tcBorders>
@@ -6235,7 +6132,7 @@
               <w:keepNext/>
               <w:snapToGrid w:val="0"/>
               <w:spacing w:line="240" w:lineRule="auto"/>
-              <w:ind w:left="0" w:leftChars="0" w:right="0" w:rightChars="0" w:firstLine="0" w:firstLineChars="0"/>
+              <w:ind w:left="0" w:right="0" w:firstLine="0" w:leftChars="0" w:rightChars="0" w:firstLineChars="0"/>
               <w:jc w:val="center"/>
               <w:rPr>
                 <w:rFonts w:ascii="宋体" w:eastAsia="宋体"/>
@@ -6248,8 +6145,8 @@
           <w:tcPr>
             <w:tcW w:w="1427" w:type="dxa"/>
             <w:tcBorders>
-              <w:top w:val="single" w:color="auto" w:sz="4" w:space="0"/>
-              <w:left w:val="single" w:color="auto" w:sz="4" w:space="0"/>
+              <w:top w:val="single" w:sz="4" w:space="0" w:color="auto"/>
+              <w:left w:val="single" w:sz="4" w:space="0" w:color="auto"/>
               <w:bottom w:val="nil"/>
               <w:right w:val="nil"/>
             </w:tcBorders>
@@ -6263,11 +6160,11 @@
           </w:tcPr>
           <w:p>
             <w:pPr>
-              <w:pStyle w:val="29"/>
+              <w:pStyle w:val="TableText"/>
               <w:keepNext/>
               <w:snapToGrid w:val="0"/>
               <w:spacing w:before="72" w:line="240" w:lineRule="auto"/>
-              <w:ind w:left="0" w:leftChars="0" w:right="0" w:rightChars="0" w:firstLine="0" w:firstLineChars="0"/>
+              <w:ind w:left="0" w:right="0" w:firstLine="0" w:leftChars="0" w:rightChars="0" w:firstLineChars="0"/>
               <w:jc w:val="center"/>
               <w:rPr>
                 <w:rFonts w:ascii="宋体" w:eastAsia="宋体"/>
@@ -6290,8 +6187,8 @@
           <w:tcPr>
             <w:tcW w:w="1021" w:type="dxa"/>
             <w:tcBorders>
-              <w:top w:val="single" w:color="auto" w:sz="4" w:space="0"/>
-              <w:left w:val="single" w:color="auto" w:sz="4" w:space="0"/>
+              <w:top w:val="single" w:sz="4" w:space="0" w:color="auto"/>
+              <w:left w:val="single" w:sz="4" w:space="0" w:color="auto"/>
               <w:bottom w:val="nil"/>
               <w:right w:val="nil"/>
             </w:tcBorders>
@@ -6305,21 +6202,21 @@
           </w:tcPr>
           <w:p>
             <w:pPr>
-              <w:pStyle w:val="29"/>
+              <w:pStyle w:val="TableText"/>
               <w:keepNext/>
               <w:snapToGrid w:val="0"/>
               <w:spacing w:before="65" w:line="240" w:lineRule="auto"/>
-              <w:ind w:left="0" w:leftChars="0" w:right="0" w:rightChars="0" w:firstLine="0" w:firstLineChars="0"/>
+              <w:ind w:left="0" w:right="0" w:firstLine="0" w:leftChars="0" w:rightChars="0" w:firstLineChars="0"/>
               <w:jc w:val="center"/>
               <w:rPr>
-                <w:rFonts w:hint="eastAsia" w:ascii="宋体" w:eastAsia="宋体"/>
-                <w:sz w:val="21"/>
-                <w:lang w:val="en-US" w:eastAsia="zh-CN"/>
-              </w:rPr>
-            </w:pPr>
-            <w:r>
-              <w:rPr>
-                <w:rFonts w:hint="eastAsia" w:ascii="宋体" w:eastAsia="宋体"/>
+                <w:rFonts w:ascii="宋体" w:eastAsia="宋体" w:hint="eastAsia"/>
+                <w:sz w:val="21"/>
+                <w:lang w:val="en-US" w:eastAsia="zh-CN"/>
+              </w:rPr>
+            </w:pPr>
+            <w:r>
+              <w:rPr>
+                <w:rFonts w:ascii="宋体" w:eastAsia="宋体" w:hint="eastAsia"/>
                 <w:sz w:val="21"/>
                 <w:lang w:val="en-US" w:eastAsia="zh-CN"/>
               </w:rPr>
@@ -6331,8 +6228,8 @@
           <w:tcPr>
             <w:tcW w:w="5108" w:type="dxa"/>
             <w:tcBorders>
-              <w:top w:val="single" w:color="auto" w:sz="4" w:space="0"/>
-              <w:left w:val="single" w:color="auto" w:sz="4" w:space="0"/>
+              <w:top w:val="single" w:sz="4" w:space="0" w:color="auto"/>
+              <w:left w:val="single" w:sz="4" w:space="0" w:color="auto"/>
               <w:bottom w:val="nil"/>
               <w:right w:val="nil"/>
             </w:tcBorders>
@@ -6346,11 +6243,11 @@
           </w:tcPr>
           <w:p>
             <w:pPr>
-              <w:pStyle w:val="29"/>
+              <w:pStyle w:val="TableText"/>
               <w:keepNext/>
               <w:snapToGrid w:val="0"/>
               <w:spacing w:before="305" w:line="240" w:lineRule="auto"/>
-              <w:ind w:left="0" w:leftChars="0" w:right="0" w:rightChars="0" w:firstLine="0" w:firstLineChars="0"/>
+              <w:ind w:left="0" w:right="0" w:firstLine="0" w:leftChars="0" w:rightChars="0" w:firstLineChars="0"/>
               <w:jc w:val="left"/>
               <w:rPr>
                 <w:rFonts w:ascii="宋体" w:eastAsia="宋体"/>
@@ -6371,10 +6268,10 @@
           <w:tcPr>
             <w:tcW w:w="1112" w:type="dxa"/>
             <w:tcBorders>
-              <w:top w:val="single" w:color="auto" w:sz="4" w:space="0"/>
-              <w:left w:val="single" w:color="auto" w:sz="4" w:space="0"/>
-              <w:bottom w:val="nil"/>
-              <w:right w:val="single" w:color="auto" w:sz="12" w:space="0"/>
+              <w:top w:val="single" w:sz="4" w:space="0" w:color="auto"/>
+              <w:left w:val="single" w:sz="4" w:space="0" w:color="auto"/>
+              <w:bottom w:val="nil"/>
+              <w:right w:val="single" w:sz="12" w:space="0" w:color="auto"/>
             </w:tcBorders>
             <w:tcMar>
               <w:top w:w="-1" w:type="dxa"/>
@@ -6386,11 +6283,11 @@
           </w:tcPr>
           <w:p>
             <w:pPr>
-              <w:pStyle w:val="29"/>
+              <w:pStyle w:val="TableText"/>
               <w:keepNext/>
               <w:snapToGrid w:val="0"/>
               <w:spacing w:before="65" w:line="240" w:lineRule="auto"/>
-              <w:ind w:left="0" w:leftChars="0" w:right="0" w:rightChars="0" w:firstLine="0" w:firstLineChars="0"/>
+              <w:ind w:left="0" w:right="0" w:firstLine="0" w:leftChars="0" w:rightChars="0" w:firstLineChars="0"/>
               <w:jc w:val="left"/>
               <w:rPr>
                 <w:rFonts w:ascii="宋体" w:eastAsia="宋体"/>
@@ -6405,14 +6302,8 @@
       </w:tr>
       <w:tr>
         <w:tblPrEx>
-          <w:tblBorders>
-            <w:top w:val="none" w:color="auto" w:sz="0" w:space="0"/>
-            <w:left w:val="none" w:color="auto" w:sz="0" w:space="0"/>
-            <w:bottom w:val="none" w:color="auto" w:sz="0" w:space="0"/>
-            <w:right w:val="none" w:color="auto" w:sz="0" w:space="0"/>
-            <w:insideH w:val="none" w:color="auto" w:sz="0" w:space="0"/>
-            <w:insideV w:val="none" w:color="auto" w:sz="0" w:space="0"/>
-          </w:tblBorders>
+          <w:tblW w:w="9452" w:type="dxa"/>
+          <w:jc w:val="center"/>
           <w:tblCellMar>
             <w:top w:w="0" w:type="dxa"/>
             <w:left w:w="0" w:type="dxa"/>
@@ -6421,7 +6312,7 @@
           </w:tblCellMar>
         </w:tblPrEx>
         <w:trPr>
-          <w:trHeight w:val="0" w:hRule="atLeast"/>
+          <w:trHeight w:val="0"/>
           <w:jc w:val="center"/>
         </w:trPr>
         <w:tc>
@@ -6429,8 +6320,8 @@
             <w:tcW w:w="784" w:type="dxa"/>
             <w:vMerge w:val="restart"/>
             <w:tcBorders>
-              <w:top w:val="single" w:color="auto" w:sz="4" w:space="0"/>
-              <w:left w:val="single" w:color="auto" w:sz="12" w:space="0"/>
+              <w:top w:val="single" w:sz="4" w:space="0" w:color="auto"/>
+              <w:left w:val="single" w:sz="12" w:space="0" w:color="auto"/>
               <w:bottom w:val="nil"/>
               <w:right w:val="nil"/>
             </w:tcBorders>
@@ -6444,11 +6335,11 @@
           </w:tcPr>
           <w:p>
             <w:pPr>
-              <w:pStyle w:val="29"/>
+              <w:pStyle w:val="TableText"/>
               <w:keepNext/>
               <w:snapToGrid w:val="0"/>
               <w:spacing w:before="65" w:line="240" w:lineRule="auto"/>
-              <w:ind w:left="0" w:leftChars="0" w:right="0" w:rightChars="0" w:firstLine="0" w:firstLineChars="0"/>
+              <w:ind w:left="0" w:right="0" w:firstLine="0" w:leftChars="0" w:rightChars="0" w:firstLineChars="0"/>
               <w:jc w:val="center"/>
               <w:rPr>
                 <w:rFonts w:ascii="宋体" w:eastAsia="宋体"/>
@@ -6476,7 +6367,7 @@
             </w:r>
             <w:r>
               <w:rPr>
-                <w:rFonts w:hint="eastAsia" w:ascii="宋体" w:eastAsia="宋体"/>
+                <w:rFonts w:ascii="宋体" w:eastAsia="宋体" w:hint="eastAsia"/>
                 <w:spacing w:val="-5"/>
                 <w:sz w:val="21"/>
                 <w:lang w:val="en-US" w:eastAsia="zh-CN"/>
@@ -6497,8 +6388,8 @@
           <w:tcPr>
             <w:tcW w:w="1427" w:type="dxa"/>
             <w:tcBorders>
-              <w:top w:val="single" w:color="auto" w:sz="4" w:space="0"/>
-              <w:left w:val="single" w:color="auto" w:sz="4" w:space="0"/>
+              <w:top w:val="single" w:sz="4" w:space="0" w:color="auto"/>
+              <w:left w:val="single" w:sz="4" w:space="0" w:color="auto"/>
               <w:bottom w:val="nil"/>
               <w:right w:val="nil"/>
             </w:tcBorders>
@@ -6512,11 +6403,11 @@
           </w:tcPr>
           <w:p>
             <w:pPr>
-              <w:pStyle w:val="29"/>
+              <w:pStyle w:val="TableText"/>
               <w:keepNext/>
               <w:snapToGrid w:val="0"/>
               <w:spacing w:before="72" w:line="240" w:lineRule="auto"/>
-              <w:ind w:left="0" w:leftChars="0" w:right="0" w:rightChars="0" w:firstLine="0" w:firstLineChars="0"/>
+              <w:ind w:left="0" w:right="0" w:firstLine="0" w:leftChars="0" w:rightChars="0" w:firstLineChars="0"/>
               <w:jc w:val="center"/>
               <w:rPr>
                 <w:rFonts w:ascii="宋体" w:eastAsia="宋体"/>
@@ -6539,8 +6430,8 @@
           <w:tcPr>
             <w:tcW w:w="1021" w:type="dxa"/>
             <w:tcBorders>
-              <w:top w:val="single" w:color="auto" w:sz="4" w:space="0"/>
-              <w:left w:val="single" w:color="auto" w:sz="4" w:space="0"/>
+              <w:top w:val="single" w:sz="4" w:space="0" w:color="auto"/>
+              <w:left w:val="single" w:sz="4" w:space="0" w:color="auto"/>
               <w:bottom w:val="nil"/>
               <w:right w:val="nil"/>
             </w:tcBorders>
@@ -6554,11 +6445,11 @@
           </w:tcPr>
           <w:p>
             <w:pPr>
-              <w:pStyle w:val="29"/>
+              <w:pStyle w:val="TableText"/>
               <w:keepNext/>
               <w:snapToGrid w:val="0"/>
               <w:spacing w:before="65" w:line="240" w:lineRule="auto"/>
-              <w:ind w:left="0" w:leftChars="0" w:right="0" w:rightChars="0" w:firstLine="0" w:firstLineChars="0"/>
+              <w:ind w:left="0" w:right="0" w:firstLine="0" w:leftChars="0" w:rightChars="0" w:firstLineChars="0"/>
               <w:jc w:val="center"/>
               <w:rPr>
                 <w:rFonts w:ascii="宋体" w:eastAsia="宋体"/>
@@ -6579,8 +6470,8 @@
           <w:tcPr>
             <w:tcW w:w="5108" w:type="dxa"/>
             <w:tcBorders>
-              <w:top w:val="single" w:color="auto" w:sz="4" w:space="0"/>
-              <w:left w:val="single" w:color="auto" w:sz="4" w:space="0"/>
+              <w:top w:val="single" w:sz="4" w:space="0" w:color="auto"/>
+              <w:left w:val="single" w:sz="4" w:space="0" w:color="auto"/>
               <w:bottom w:val="nil"/>
               <w:right w:val="nil"/>
             </w:tcBorders>
@@ -6594,11 +6485,11 @@
           </w:tcPr>
           <w:p>
             <w:pPr>
-              <w:pStyle w:val="29"/>
+              <w:pStyle w:val="TableText"/>
               <w:keepNext/>
               <w:snapToGrid w:val="0"/>
               <w:spacing w:before="65" w:line="240" w:lineRule="auto"/>
-              <w:ind w:left="0" w:leftChars="0" w:right="0" w:rightChars="0" w:firstLine="0" w:firstLineChars="0"/>
+              <w:ind w:left="0" w:right="0" w:firstLine="0" w:leftChars="0" w:rightChars="0" w:firstLineChars="0"/>
               <w:jc w:val="left"/>
               <w:rPr>
                 <w:rFonts w:ascii="宋体" w:eastAsia="宋体"/>
@@ -6615,7 +6506,7 @@
             </w:r>
             <w:r>
               <w:rPr>
-                <w:rFonts w:hint="eastAsia" w:ascii="宋体" w:eastAsia="宋体"/>
+                <w:rFonts w:ascii="宋体" w:eastAsia="宋体" w:hint="eastAsia"/>
                 <w:spacing w:val="2"/>
                 <w:sz w:val="21"/>
                 <w:lang w:val="en-US" w:eastAsia="zh-CN"/>
@@ -6668,10 +6559,10 @@
           <w:tcPr>
             <w:tcW w:w="1112" w:type="dxa"/>
             <w:tcBorders>
-              <w:top w:val="single" w:color="auto" w:sz="4" w:space="0"/>
-              <w:left w:val="single" w:color="auto" w:sz="4" w:space="0"/>
-              <w:bottom w:val="nil"/>
-              <w:right w:val="single" w:color="auto" w:sz="12" w:space="0"/>
+              <w:top w:val="single" w:sz="4" w:space="0" w:color="auto"/>
+              <w:left w:val="single" w:sz="4" w:space="0" w:color="auto"/>
+              <w:bottom w:val="nil"/>
+              <w:right w:val="single" w:sz="12" w:space="0" w:color="auto"/>
             </w:tcBorders>
             <w:tcMar>
               <w:top w:w="-1" w:type="dxa"/>
@@ -6683,11 +6574,11 @@
           </w:tcPr>
           <w:p>
             <w:pPr>
-              <w:pStyle w:val="29"/>
+              <w:pStyle w:val="TableText"/>
               <w:keepNext/>
               <w:snapToGrid w:val="0"/>
               <w:spacing w:before="65" w:line="240" w:lineRule="auto"/>
-              <w:ind w:left="0" w:leftChars="0" w:right="0" w:rightChars="0" w:firstLine="0" w:firstLineChars="0"/>
+              <w:ind w:left="0" w:right="0" w:firstLine="0" w:leftChars="0" w:rightChars="0" w:firstLineChars="0"/>
               <w:jc w:val="left"/>
               <w:rPr>
                 <w:rFonts w:ascii="宋体" w:eastAsia="宋体"/>
@@ -6702,14 +6593,8 @@
       </w:tr>
       <w:tr>
         <w:tblPrEx>
-          <w:tblBorders>
-            <w:top w:val="none" w:color="auto" w:sz="0" w:space="0"/>
-            <w:left w:val="none" w:color="auto" w:sz="0" w:space="0"/>
-            <w:bottom w:val="none" w:color="auto" w:sz="0" w:space="0"/>
-            <w:right w:val="none" w:color="auto" w:sz="0" w:space="0"/>
-            <w:insideH w:val="none" w:color="auto" w:sz="0" w:space="0"/>
-            <w:insideV w:val="none" w:color="auto" w:sz="0" w:space="0"/>
-          </w:tblBorders>
+          <w:tblW w:w="9452" w:type="dxa"/>
+          <w:jc w:val="center"/>
           <w:tblCellMar>
             <w:top w:w="0" w:type="dxa"/>
             <w:left w:w="0" w:type="dxa"/>
@@ -6718,16 +6603,16 @@
           </w:tblCellMar>
         </w:tblPrEx>
         <w:trPr>
-          <w:trHeight w:val="0" w:hRule="atLeast"/>
+          <w:trHeight w:val="0"/>
           <w:jc w:val="center"/>
         </w:trPr>
         <w:tc>
           <w:tcPr>
             <w:tcW w:w="784" w:type="dxa"/>
-            <w:vMerge w:val="continue"/>
-            <w:tcBorders>
-              <w:top w:val="single" w:color="auto" w:sz="4" w:space="0"/>
-              <w:left w:val="single" w:color="auto" w:sz="12" w:space="0"/>
+            <w:vMerge/>
+            <w:tcBorders>
+              <w:top w:val="single" w:sz="4" w:space="0" w:color="auto"/>
+              <w:left w:val="single" w:sz="12" w:space="0" w:color="auto"/>
               <w:bottom w:val="nil"/>
               <w:right w:val="nil"/>
             </w:tcBorders>
@@ -6744,7 +6629,7 @@
               <w:keepNext/>
               <w:snapToGrid w:val="0"/>
               <w:spacing w:line="240" w:lineRule="auto"/>
-              <w:ind w:left="0" w:leftChars="0" w:right="0" w:rightChars="0" w:firstLine="0" w:firstLineChars="0"/>
+              <w:ind w:left="0" w:right="0" w:firstLine="0" w:leftChars="0" w:rightChars="0" w:firstLineChars="0"/>
               <w:jc w:val="center"/>
               <w:rPr>
                 <w:rFonts w:ascii="宋体" w:eastAsia="宋体"/>
@@ -6757,8 +6642,8 @@
           <w:tcPr>
             <w:tcW w:w="1427" w:type="dxa"/>
             <w:tcBorders>
-              <w:top w:val="single" w:color="auto" w:sz="4" w:space="0"/>
-              <w:left w:val="single" w:color="auto" w:sz="4" w:space="0"/>
+              <w:top w:val="single" w:sz="4" w:space="0" w:color="auto"/>
+              <w:left w:val="single" w:sz="4" w:space="0" w:color="auto"/>
               <w:bottom w:val="nil"/>
               <w:right w:val="nil"/>
             </w:tcBorders>
@@ -6772,11 +6657,11 @@
           </w:tcPr>
           <w:p>
             <w:pPr>
-              <w:pStyle w:val="29"/>
+              <w:pStyle w:val="TableText"/>
               <w:keepNext/>
               <w:snapToGrid w:val="0"/>
               <w:spacing w:before="72" w:line="240" w:lineRule="auto"/>
-              <w:ind w:left="0" w:leftChars="0" w:right="0" w:rightChars="0" w:firstLine="0" w:firstLineChars="0"/>
+              <w:ind w:left="0" w:right="0" w:firstLine="0" w:leftChars="0" w:rightChars="0" w:firstLineChars="0"/>
               <w:jc w:val="center"/>
               <w:rPr>
                 <w:rFonts w:ascii="宋体" w:eastAsia="宋体"/>
@@ -6799,8 +6684,8 @@
           <w:tcPr>
             <w:tcW w:w="1021" w:type="dxa"/>
             <w:tcBorders>
-              <w:top w:val="single" w:color="auto" w:sz="4" w:space="0"/>
-              <w:left w:val="single" w:color="auto" w:sz="4" w:space="0"/>
+              <w:top w:val="single" w:sz="4" w:space="0" w:color="auto"/>
+              <w:left w:val="single" w:sz="4" w:space="0" w:color="auto"/>
               <w:bottom w:val="nil"/>
               <w:right w:val="nil"/>
             </w:tcBorders>
@@ -6814,11 +6699,11 @@
           </w:tcPr>
           <w:p>
             <w:pPr>
-              <w:pStyle w:val="29"/>
+              <w:pStyle w:val="TableText"/>
               <w:keepNext/>
               <w:snapToGrid w:val="0"/>
               <w:spacing w:before="65" w:line="240" w:lineRule="auto"/>
-              <w:ind w:left="0" w:leftChars="0" w:right="0" w:rightChars="0" w:firstLine="0" w:firstLineChars="0"/>
+              <w:ind w:left="0" w:right="0" w:firstLine="0" w:leftChars="0" w:rightChars="0" w:firstLineChars="0"/>
               <w:jc w:val="center"/>
               <w:rPr>
                 <w:rFonts w:ascii="宋体" w:eastAsia="宋体"/>
@@ -6839,8 +6724,8 @@
           <w:tcPr>
             <w:tcW w:w="5108" w:type="dxa"/>
             <w:tcBorders>
-              <w:top w:val="single" w:color="auto" w:sz="4" w:space="0"/>
-              <w:left w:val="single" w:color="auto" w:sz="4" w:space="0"/>
+              <w:top w:val="single" w:sz="4" w:space="0" w:color="auto"/>
+              <w:left w:val="single" w:sz="4" w:space="0" w:color="auto"/>
               <w:bottom w:val="nil"/>
               <w:right w:val="nil"/>
             </w:tcBorders>
@@ -6854,11 +6739,11 @@
           </w:tcPr>
           <w:p>
             <w:pPr>
-              <w:pStyle w:val="29"/>
+              <w:pStyle w:val="TableText"/>
               <w:keepNext/>
               <w:snapToGrid w:val="0"/>
               <w:spacing w:before="53" w:line="240" w:lineRule="auto"/>
-              <w:ind w:left="0" w:leftChars="0" w:right="0" w:rightChars="0" w:firstLine="0" w:firstLineChars="0"/>
+              <w:ind w:left="0" w:right="0" w:firstLine="0" w:leftChars="0" w:rightChars="0" w:firstLineChars="0"/>
               <w:jc w:val="left"/>
               <w:rPr>
                 <w:rFonts w:ascii="宋体" w:eastAsia="宋体"/>
@@ -6924,11 +6809,11 @@
           </w:p>
           <w:p>
             <w:pPr>
-              <w:pStyle w:val="29"/>
+              <w:pStyle w:val="TableText"/>
               <w:keepNext/>
               <w:snapToGrid w:val="0"/>
               <w:spacing w:before="65" w:line="240" w:lineRule="auto"/>
-              <w:ind w:left="0" w:leftChars="0" w:right="0" w:rightChars="0" w:firstLine="0" w:firstLineChars="0"/>
+              <w:ind w:left="0" w:right="0" w:firstLine="0" w:leftChars="0" w:rightChars="0" w:firstLineChars="0"/>
               <w:jc w:val="left"/>
               <w:rPr>
                 <w:rFonts w:ascii="宋体" w:eastAsia="宋体"/>
@@ -6957,10 +6842,10 @@
           <w:tcPr>
             <w:tcW w:w="1112" w:type="dxa"/>
             <w:tcBorders>
-              <w:top w:val="single" w:color="auto" w:sz="4" w:space="0"/>
-              <w:left w:val="single" w:color="auto" w:sz="4" w:space="0"/>
-              <w:bottom w:val="nil"/>
-              <w:right w:val="single" w:color="auto" w:sz="12" w:space="0"/>
+              <w:top w:val="single" w:sz="4" w:space="0" w:color="auto"/>
+              <w:left w:val="single" w:sz="4" w:space="0" w:color="auto"/>
+              <w:bottom w:val="nil"/>
+              <w:right w:val="single" w:sz="12" w:space="0" w:color="auto"/>
             </w:tcBorders>
             <w:tcMar>
               <w:top w:w="-1" w:type="dxa"/>
@@ -6972,11 +6857,11 @@
           </w:tcPr>
           <w:p>
             <w:pPr>
-              <w:pStyle w:val="29"/>
+              <w:pStyle w:val="TableText"/>
               <w:keepNext/>
               <w:snapToGrid w:val="0"/>
               <w:spacing w:before="65" w:line="240" w:lineRule="auto"/>
-              <w:ind w:left="0" w:leftChars="0" w:right="0" w:rightChars="0" w:firstLine="0" w:firstLineChars="0"/>
+              <w:ind w:left="0" w:right="0" w:firstLine="0" w:leftChars="0" w:rightChars="0" w:firstLineChars="0"/>
               <w:jc w:val="left"/>
               <w:rPr>
                 <w:rFonts w:ascii="宋体" w:eastAsia="宋体"/>
@@ -6991,14 +6876,8 @@
       </w:tr>
       <w:tr>
         <w:tblPrEx>
-          <w:tblBorders>
-            <w:top w:val="none" w:color="auto" w:sz="0" w:space="0"/>
-            <w:left w:val="none" w:color="auto" w:sz="0" w:space="0"/>
-            <w:bottom w:val="none" w:color="auto" w:sz="0" w:space="0"/>
-            <w:right w:val="none" w:color="auto" w:sz="0" w:space="0"/>
-            <w:insideH w:val="none" w:color="auto" w:sz="0" w:space="0"/>
-            <w:insideV w:val="none" w:color="auto" w:sz="0" w:space="0"/>
-          </w:tblBorders>
+          <w:tblW w:w="9452" w:type="dxa"/>
+          <w:jc w:val="center"/>
           <w:tblCellMar>
             <w:top w:w="0" w:type="dxa"/>
             <w:left w:w="0" w:type="dxa"/>
@@ -7007,16 +6886,16 @@
           </w:tblCellMar>
         </w:tblPrEx>
         <w:trPr>
-          <w:trHeight w:val="0" w:hRule="atLeast"/>
+          <w:trHeight w:val="0"/>
           <w:jc w:val="center"/>
         </w:trPr>
         <w:tc>
           <w:tcPr>
             <w:tcW w:w="784" w:type="dxa"/>
-            <w:vMerge w:val="continue"/>
-            <w:tcBorders>
-              <w:top w:val="single" w:color="auto" w:sz="4" w:space="0"/>
-              <w:left w:val="single" w:color="auto" w:sz="12" w:space="0"/>
+            <w:vMerge/>
+            <w:tcBorders>
+              <w:top w:val="single" w:sz="4" w:space="0" w:color="auto"/>
+              <w:left w:val="single" w:sz="12" w:space="0" w:color="auto"/>
               <w:bottom w:val="nil"/>
               <w:right w:val="nil"/>
             </w:tcBorders>
@@ -7033,7 +6912,7 @@
               <w:keepNext/>
               <w:snapToGrid w:val="0"/>
               <w:spacing w:line="240" w:lineRule="auto"/>
-              <w:ind w:left="0" w:leftChars="0" w:right="0" w:rightChars="0" w:firstLine="0" w:firstLineChars="0"/>
+              <w:ind w:left="0" w:right="0" w:firstLine="0" w:leftChars="0" w:rightChars="0" w:firstLineChars="0"/>
               <w:jc w:val="center"/>
               <w:rPr>
                 <w:rFonts w:ascii="宋体" w:eastAsia="宋体"/>
@@ -7046,8 +6925,8 @@
           <w:tcPr>
             <w:tcW w:w="1427" w:type="dxa"/>
             <w:tcBorders>
-              <w:top w:val="single" w:color="auto" w:sz="4" w:space="0"/>
-              <w:left w:val="single" w:color="auto" w:sz="4" w:space="0"/>
+              <w:top w:val="single" w:sz="4" w:space="0" w:color="auto"/>
+              <w:left w:val="single" w:sz="4" w:space="0" w:color="auto"/>
               <w:bottom w:val="nil"/>
               <w:right w:val="nil"/>
             </w:tcBorders>
@@ -7061,11 +6940,11 @@
           </w:tcPr>
           <w:p>
             <w:pPr>
-              <w:pStyle w:val="29"/>
+              <w:pStyle w:val="TableText"/>
               <w:keepNext/>
               <w:snapToGrid w:val="0"/>
               <w:spacing w:before="71" w:line="240" w:lineRule="auto"/>
-              <w:ind w:left="0" w:leftChars="0" w:right="0" w:rightChars="0" w:firstLine="0" w:firstLineChars="0"/>
+              <w:ind w:left="0" w:right="0" w:firstLine="0" w:leftChars="0" w:rightChars="0" w:firstLineChars="0"/>
               <w:jc w:val="center"/>
               <w:rPr>
                 <w:rFonts w:ascii="宋体" w:eastAsia="宋体"/>
@@ -7088,8 +6967,8 @@
           <w:tcPr>
             <w:tcW w:w="1021" w:type="dxa"/>
             <w:tcBorders>
-              <w:top w:val="single" w:color="auto" w:sz="4" w:space="0"/>
-              <w:left w:val="single" w:color="auto" w:sz="4" w:space="0"/>
+              <w:top w:val="single" w:sz="4" w:space="0" w:color="auto"/>
+              <w:left w:val="single" w:sz="4" w:space="0" w:color="auto"/>
               <w:bottom w:val="nil"/>
               <w:right w:val="nil"/>
             </w:tcBorders>
@@ -7103,11 +6982,11 @@
           </w:tcPr>
           <w:p>
             <w:pPr>
-              <w:pStyle w:val="29"/>
+              <w:pStyle w:val="TableText"/>
               <w:keepNext/>
               <w:snapToGrid w:val="0"/>
               <w:spacing w:before="65" w:line="240" w:lineRule="auto"/>
-              <w:ind w:left="0" w:leftChars="0" w:right="0" w:rightChars="0" w:firstLine="0" w:firstLineChars="0"/>
+              <w:ind w:left="0" w:right="0" w:firstLine="0" w:leftChars="0" w:rightChars="0" w:firstLineChars="0"/>
               <w:jc w:val="center"/>
               <w:rPr>
                 <w:rFonts w:ascii="宋体" w:eastAsia="宋体"/>
@@ -7128,8 +7007,8 @@
           <w:tcPr>
             <w:tcW w:w="5108" w:type="dxa"/>
             <w:tcBorders>
-              <w:top w:val="single" w:color="auto" w:sz="4" w:space="0"/>
-              <w:left w:val="single" w:color="auto" w:sz="4" w:space="0"/>
+              <w:top w:val="single" w:sz="4" w:space="0" w:color="auto"/>
+              <w:left w:val="single" w:sz="4" w:space="0" w:color="auto"/>
               <w:bottom w:val="nil"/>
               <w:right w:val="nil"/>
             </w:tcBorders>
@@ -7143,11 +7022,11 @@
           </w:tcPr>
           <w:p>
             <w:pPr>
-              <w:pStyle w:val="29"/>
+              <w:pStyle w:val="TableText"/>
               <w:keepNext/>
               <w:snapToGrid w:val="0"/>
               <w:spacing w:before="54" w:line="240" w:lineRule="auto"/>
-              <w:ind w:left="0" w:leftChars="0" w:right="0" w:rightChars="0" w:firstLine="0" w:firstLineChars="0"/>
+              <w:ind w:left="0" w:right="0" w:firstLine="0" w:leftChars="0" w:rightChars="0" w:firstLineChars="0"/>
               <w:jc w:val="left"/>
               <w:rPr>
                 <w:rFonts w:ascii="宋体" w:eastAsia="宋体"/>
@@ -7165,11 +7044,11 @@
           </w:p>
           <w:p>
             <w:pPr>
-              <w:pStyle w:val="29"/>
+              <w:pStyle w:val="TableText"/>
               <w:keepNext/>
               <w:snapToGrid w:val="0"/>
               <w:spacing w:before="66" w:line="240" w:lineRule="auto"/>
-              <w:ind w:left="0" w:leftChars="0" w:right="0" w:rightChars="0" w:firstLine="0" w:firstLineChars="0"/>
+              <w:ind w:left="0" w:right="0" w:firstLine="0" w:leftChars="0" w:rightChars="0" w:firstLineChars="0"/>
               <w:jc w:val="left"/>
               <w:rPr>
                 <w:rFonts w:ascii="宋体" w:eastAsia="宋体"/>
@@ -7195,11 +7074,11 @@
           </w:p>
           <w:p>
             <w:pPr>
-              <w:pStyle w:val="29"/>
+              <w:pStyle w:val="TableText"/>
               <w:keepNext/>
               <w:snapToGrid w:val="0"/>
               <w:spacing w:before="65" w:line="240" w:lineRule="auto"/>
-              <w:ind w:left="0" w:leftChars="0" w:right="0" w:rightChars="0" w:firstLine="0" w:firstLineChars="0"/>
+              <w:ind w:left="0" w:right="0" w:firstLine="0" w:leftChars="0" w:rightChars="0" w:firstLineChars="0"/>
               <w:jc w:val="left"/>
               <w:rPr>
                 <w:rFonts w:ascii="宋体" w:eastAsia="宋体"/>
@@ -7252,10 +7131,10 @@
           <w:tcPr>
             <w:tcW w:w="1112" w:type="dxa"/>
             <w:tcBorders>
-              <w:top w:val="single" w:color="auto" w:sz="4" w:space="0"/>
-              <w:left w:val="single" w:color="auto" w:sz="4" w:space="0"/>
-              <w:bottom w:val="nil"/>
-              <w:right w:val="single" w:color="auto" w:sz="12" w:space="0"/>
+              <w:top w:val="single" w:sz="4" w:space="0" w:color="auto"/>
+              <w:left w:val="single" w:sz="4" w:space="0" w:color="auto"/>
+              <w:bottom w:val="nil"/>
+              <w:right w:val="single" w:sz="12" w:space="0" w:color="auto"/>
             </w:tcBorders>
             <w:tcMar>
               <w:top w:w="-1" w:type="dxa"/>
@@ -7267,11 +7146,11 @@
           </w:tcPr>
           <w:p>
             <w:pPr>
-              <w:pStyle w:val="29"/>
+              <w:pStyle w:val="TableText"/>
               <w:keepNext/>
               <w:snapToGrid w:val="0"/>
               <w:spacing w:before="65" w:line="240" w:lineRule="auto"/>
-              <w:ind w:left="0" w:leftChars="0" w:right="0" w:rightChars="0" w:firstLine="0" w:firstLineChars="0"/>
+              <w:ind w:left="0" w:right="0" w:firstLine="0" w:leftChars="0" w:rightChars="0" w:firstLineChars="0"/>
               <w:jc w:val="left"/>
               <w:rPr>
                 <w:rFonts w:ascii="宋体" w:eastAsia="宋体"/>
@@ -7286,14 +7165,8 @@
       </w:tr>
       <w:tr>
         <w:tblPrEx>
-          <w:tblBorders>
-            <w:top w:val="none" w:color="auto" w:sz="0" w:space="0"/>
-            <w:left w:val="none" w:color="auto" w:sz="0" w:space="0"/>
-            <w:bottom w:val="none" w:color="auto" w:sz="0" w:space="0"/>
-            <w:right w:val="none" w:color="auto" w:sz="0" w:space="0"/>
-            <w:insideH w:val="none" w:color="auto" w:sz="0" w:space="0"/>
-            <w:insideV w:val="none" w:color="auto" w:sz="0" w:space="0"/>
-          </w:tblBorders>
+          <w:tblW w:w="9452" w:type="dxa"/>
+          <w:jc w:val="center"/>
           <w:tblCellMar>
             <w:top w:w="0" w:type="dxa"/>
             <w:left w:w="0" w:type="dxa"/>
@@ -7302,16 +7175,16 @@
           </w:tblCellMar>
         </w:tblPrEx>
         <w:trPr>
-          <w:trHeight w:val="0" w:hRule="atLeast"/>
+          <w:trHeight w:val="0"/>
           <w:jc w:val="center"/>
         </w:trPr>
         <w:tc>
           <w:tcPr>
             <w:tcW w:w="784" w:type="dxa"/>
-            <w:vMerge w:val="continue"/>
-            <w:tcBorders>
-              <w:top w:val="single" w:color="auto" w:sz="4" w:space="0"/>
-              <w:left w:val="single" w:color="auto" w:sz="12" w:space="0"/>
+            <w:vMerge/>
+            <w:tcBorders>
+              <w:top w:val="single" w:sz="4" w:space="0" w:color="auto"/>
+              <w:left w:val="single" w:sz="12" w:space="0" w:color="auto"/>
               <w:bottom w:val="nil"/>
               <w:right w:val="nil"/>
             </w:tcBorders>
@@ -7328,7 +7201,7 @@
               <w:keepNext/>
               <w:snapToGrid w:val="0"/>
               <w:spacing w:line="240" w:lineRule="auto"/>
-              <w:ind w:left="0" w:leftChars="0" w:right="0" w:rightChars="0" w:firstLine="0" w:firstLineChars="0"/>
+              <w:ind w:left="0" w:right="0" w:firstLine="0" w:leftChars="0" w:rightChars="0" w:firstLineChars="0"/>
               <w:jc w:val="center"/>
               <w:rPr>
                 <w:rFonts w:ascii="宋体" w:eastAsia="宋体"/>
@@ -7341,8 +7214,8 @@
           <w:tcPr>
             <w:tcW w:w="1427" w:type="dxa"/>
             <w:tcBorders>
-              <w:top w:val="single" w:color="auto" w:sz="4" w:space="0"/>
-              <w:left w:val="single" w:color="auto" w:sz="4" w:space="0"/>
+              <w:top w:val="single" w:sz="4" w:space="0" w:color="auto"/>
+              <w:left w:val="single" w:sz="4" w:space="0" w:color="auto"/>
               <w:bottom w:val="nil"/>
               <w:right w:val="nil"/>
             </w:tcBorders>
@@ -7356,11 +7229,11 @@
           </w:tcPr>
           <w:p>
             <w:pPr>
-              <w:pStyle w:val="29"/>
+              <w:pStyle w:val="TableText"/>
               <w:keepNext/>
               <w:snapToGrid w:val="0"/>
               <w:spacing w:before="300" w:line="240" w:lineRule="auto"/>
-              <w:ind w:left="0" w:leftChars="0" w:right="0" w:rightChars="0" w:firstLine="0" w:firstLineChars="0"/>
+              <w:ind w:left="0" w:right="0" w:firstLine="0" w:leftChars="0" w:rightChars="0" w:firstLineChars="0"/>
               <w:jc w:val="center"/>
               <w:rPr>
                 <w:rFonts w:ascii="宋体" w:eastAsia="宋体"/>
@@ -7402,8 +7275,8 @@
             <w:tcW w:w="6129" w:type="dxa"/>
             <w:gridSpan w:val="2"/>
             <w:tcBorders>
-              <w:top w:val="single" w:color="auto" w:sz="4" w:space="0"/>
-              <w:left w:val="single" w:color="auto" w:sz="4" w:space="0"/>
+              <w:top w:val="single" w:sz="4" w:space="0" w:color="auto"/>
+              <w:left w:val="single" w:sz="4" w:space="0" w:color="auto"/>
               <w:bottom w:val="nil"/>
               <w:right w:val="nil"/>
             </w:tcBorders>
@@ -7417,11 +7290,11 @@
           </w:tcPr>
           <w:p>
             <w:pPr>
-              <w:pStyle w:val="29"/>
+              <w:pStyle w:val="TableText"/>
               <w:keepNext/>
               <w:snapToGrid w:val="0"/>
               <w:spacing w:before="300" w:line="240" w:lineRule="auto"/>
-              <w:ind w:left="0" w:leftChars="0" w:right="0" w:rightChars="0" w:firstLine="0" w:firstLineChars="0"/>
+              <w:ind w:left="0" w:right="0" w:firstLine="0" w:leftChars="0" w:rightChars="0" w:firstLineChars="0"/>
               <w:jc w:val="center"/>
               <w:rPr>
                 <w:rFonts w:ascii="宋体" w:eastAsia="宋体"/>
@@ -7442,10 +7315,10 @@
           <w:tcPr>
             <w:tcW w:w="1112" w:type="dxa"/>
             <w:tcBorders>
-              <w:top w:val="single" w:color="auto" w:sz="4" w:space="0"/>
-              <w:left w:val="single" w:color="auto" w:sz="4" w:space="0"/>
-              <w:bottom w:val="nil"/>
-              <w:right w:val="single" w:color="auto" w:sz="12" w:space="0"/>
+              <w:top w:val="single" w:sz="4" w:space="0" w:color="auto"/>
+              <w:left w:val="single" w:sz="4" w:space="0" w:color="auto"/>
+              <w:bottom w:val="nil"/>
+              <w:right w:val="single" w:sz="12" w:space="0" w:color="auto"/>
             </w:tcBorders>
             <w:tcMar>
               <w:top w:w="-1" w:type="dxa"/>
@@ -7457,11 +7330,11 @@
           </w:tcPr>
           <w:p>
             <w:pPr>
-              <w:pStyle w:val="29"/>
+              <w:pStyle w:val="TableText"/>
               <w:keepNext/>
               <w:snapToGrid w:val="0"/>
               <w:spacing w:before="300" w:line="240" w:lineRule="auto"/>
-              <w:ind w:left="0" w:leftChars="0" w:right="0" w:rightChars="0" w:firstLine="0" w:firstLineChars="0"/>
+              <w:ind w:left="0" w:right="0" w:firstLine="0" w:leftChars="0" w:rightChars="0" w:firstLineChars="0"/>
               <w:jc w:val="left"/>
               <w:rPr>
                 <w:rFonts w:ascii="宋体" w:eastAsia="宋体"/>
@@ -7495,14 +7368,8 @@
       </w:tr>
       <w:tr>
         <w:tblPrEx>
-          <w:tblBorders>
-            <w:top w:val="none" w:color="auto" w:sz="0" w:space="0"/>
-            <w:left w:val="none" w:color="auto" w:sz="0" w:space="0"/>
-            <w:bottom w:val="none" w:color="auto" w:sz="0" w:space="0"/>
-            <w:right w:val="none" w:color="auto" w:sz="0" w:space="0"/>
-            <w:insideH w:val="none" w:color="auto" w:sz="0" w:space="0"/>
-            <w:insideV w:val="none" w:color="auto" w:sz="0" w:space="0"/>
-          </w:tblBorders>
+          <w:tblW w:w="9452" w:type="dxa"/>
+          <w:jc w:val="center"/>
           <w:tblCellMar>
             <w:top w:w="0" w:type="dxa"/>
             <w:left w:w="0" w:type="dxa"/>
@@ -7511,16 +7378,16 @@
           </w:tblCellMar>
         </w:tblPrEx>
         <w:trPr>
-          <w:trHeight w:val="0" w:hRule="atLeast"/>
+          <w:trHeight w:val="0"/>
           <w:jc w:val="center"/>
         </w:trPr>
         <w:tc>
           <w:tcPr>
             <w:tcW w:w="784" w:type="dxa"/>
             <w:tcBorders>
-              <w:top w:val="single" w:color="auto" w:sz="4" w:space="0"/>
-              <w:left w:val="single" w:color="auto" w:sz="12" w:space="0"/>
-              <w:bottom w:val="single" w:color="auto" w:sz="12" w:space="0"/>
+              <w:top w:val="single" w:sz="4" w:space="0" w:color="auto"/>
+              <w:left w:val="single" w:sz="12" w:space="0" w:color="auto"/>
+              <w:bottom w:val="single" w:sz="12" w:space="0" w:color="auto"/>
               <w:right w:val="nil"/>
             </w:tcBorders>
             <w:tcMar>
@@ -7536,7 +7403,7 @@
               <w:keepNext/>
               <w:snapToGrid w:val="0"/>
               <w:spacing w:line="240" w:lineRule="auto"/>
-              <w:ind w:left="0" w:leftChars="0" w:right="0" w:rightChars="0" w:firstLine="0" w:firstLineChars="0"/>
+              <w:ind w:left="0" w:right="0" w:firstLine="0" w:leftChars="0" w:rightChars="0" w:firstLineChars="0"/>
               <w:jc w:val="center"/>
               <w:rPr>
                 <w:rFonts w:ascii="宋体" w:eastAsia="宋体"/>
@@ -7549,9 +7416,9 @@
           <w:tcPr>
             <w:tcW w:w="1427" w:type="dxa"/>
             <w:tcBorders>
-              <w:top w:val="single" w:color="auto" w:sz="4" w:space="0"/>
-              <w:left w:val="single" w:color="auto" w:sz="4" w:space="0"/>
-              <w:bottom w:val="single" w:color="auto" w:sz="12" w:space="0"/>
+              <w:top w:val="single" w:sz="4" w:space="0" w:color="auto"/>
+              <w:left w:val="single" w:sz="4" w:space="0" w:color="auto"/>
+              <w:bottom w:val="single" w:sz="12" w:space="0" w:color="auto"/>
               <w:right w:val="nil"/>
             </w:tcBorders>
             <w:shd w:val="clear" w:color="auto" w:fill="auto"/>
@@ -7565,14 +7432,14 @@
           </w:tcPr>
           <w:p>
             <w:pPr>
-              <w:pStyle w:val="29"/>
+              <w:pStyle w:val="TableText"/>
               <w:keepNext/>
               <w:snapToGrid w:val="0"/>
               <w:spacing w:before="247" w:line="240" w:lineRule="auto"/>
-              <w:ind w:left="0" w:leftChars="0" w:right="0" w:rightChars="0" w:firstLine="0" w:firstLineChars="0"/>
+              <w:ind w:left="0" w:right="0" w:firstLine="0" w:leftChars="0" w:rightChars="0" w:firstLineChars="0"/>
               <w:jc w:val="center"/>
               <w:rPr>
-                <w:rFonts w:ascii="宋体" w:hAnsi="宋体" w:eastAsia="宋体" w:cs="宋体"/>
+                <w:rFonts w:ascii="宋体" w:eastAsia="宋体" w:hAnsi="宋体" w:cs="宋体"/>
                 <w:snapToGrid w:val="0"/>
                 <w:color w:val="000000"/>
                 <w:kern w:val="0"/>
@@ -7611,7 +7478,7 @@
             </w:r>
             <w:r>
               <w:rPr>
-                <w:rFonts w:hint="eastAsia" w:ascii="宋体" w:eastAsia="宋体"/>
+                <w:rFonts w:ascii="宋体" w:eastAsia="宋体" w:hint="eastAsia"/>
                 <w:spacing w:val="-2"/>
                 <w:position w:val="1"/>
                 <w:sz w:val="21"/>
@@ -7630,7 +7497,7 @@
             </w:r>
             <w:r>
               <w:rPr>
-                <w:rFonts w:hint="eastAsia" w:ascii="宋体" w:eastAsia="宋体"/>
+                <w:rFonts w:ascii="宋体" w:eastAsia="宋体" w:hint="eastAsia"/>
                 <w:spacing w:val="-2"/>
                 <w:position w:val="1"/>
                 <w:sz w:val="21"/>
@@ -7654,9 +7521,9 @@
             <w:tcW w:w="6129" w:type="dxa"/>
             <w:gridSpan w:val="2"/>
             <w:tcBorders>
-              <w:top w:val="single" w:color="auto" w:sz="4" w:space="0"/>
-              <w:left w:val="single" w:color="auto" w:sz="4" w:space="0"/>
-              <w:bottom w:val="single" w:color="auto" w:sz="12" w:space="0"/>
+              <w:top w:val="single" w:sz="4" w:space="0" w:color="auto"/>
+              <w:left w:val="single" w:sz="4" w:space="0" w:color="auto"/>
+              <w:bottom w:val="single" w:sz="12" w:space="0" w:color="auto"/>
               <w:right w:val="nil"/>
             </w:tcBorders>
             <w:shd w:val="clear" w:color="auto" w:fill="auto"/>
@@ -7670,14 +7537,14 @@
           </w:tcPr>
           <w:p>
             <w:pPr>
-              <w:pStyle w:val="29"/>
+              <w:pStyle w:val="TableText"/>
               <w:keepNext/>
               <w:snapToGrid w:val="0"/>
               <w:spacing w:before="247" w:line="240" w:lineRule="auto"/>
-              <w:ind w:left="0" w:leftChars="0" w:right="0" w:rightChars="0" w:firstLine="0" w:firstLineChars="0"/>
+              <w:ind w:left="0" w:right="0" w:firstLine="0" w:leftChars="0" w:rightChars="0" w:firstLineChars="0"/>
               <w:jc w:val="center"/>
               <w:rPr>
-                <w:rFonts w:ascii="宋体" w:hAnsi="宋体" w:eastAsia="宋体" w:cs="宋体"/>
+                <w:rFonts w:ascii="宋体" w:eastAsia="宋体" w:hAnsi="宋体" w:cs="宋体"/>
                 <w:snapToGrid w:val="0"/>
                 <w:color w:val="000000"/>
                 <w:kern w:val="0"/>
@@ -7700,10 +7567,10 @@
           <w:tcPr>
             <w:tcW w:w="1112" w:type="dxa"/>
             <w:tcBorders>
-              <w:top w:val="single" w:color="auto" w:sz="4" w:space="0"/>
-              <w:left w:val="single" w:color="auto" w:sz="4" w:space="0"/>
-              <w:bottom w:val="single" w:color="auto" w:sz="12" w:space="0"/>
-              <w:right w:val="single" w:color="auto" w:sz="12" w:space="0"/>
+              <w:top w:val="single" w:sz="4" w:space="0" w:color="auto"/>
+              <w:left w:val="single" w:sz="4" w:space="0" w:color="auto"/>
+              <w:bottom w:val="single" w:sz="12" w:space="0" w:color="auto"/>
+              <w:right w:val="single" w:sz="12" w:space="0" w:color="auto"/>
             </w:tcBorders>
             <w:shd w:val="clear" w:color="auto" w:fill="auto"/>
             <w:tcMar>
@@ -7716,14 +7583,14 @@
           </w:tcPr>
           <w:p>
             <w:pPr>
-              <w:pStyle w:val="29"/>
+              <w:pStyle w:val="TableText"/>
               <w:keepNext/>
               <w:snapToGrid w:val="0"/>
               <w:spacing w:before="247" w:line="240" w:lineRule="auto"/>
-              <w:ind w:left="0" w:leftChars="0" w:right="0" w:rightChars="0" w:firstLine="0" w:firstLineChars="0"/>
+              <w:ind w:left="0" w:right="0" w:firstLine="0" w:leftChars="0" w:rightChars="0" w:firstLineChars="0"/>
               <w:jc w:val="left"/>
               <w:rPr>
-                <w:rFonts w:ascii="宋体" w:hAnsi="宋体" w:eastAsia="宋体" w:cs="宋体"/>
+                <w:rFonts w:ascii="宋体" w:eastAsia="宋体" w:hAnsi="宋体" w:cs="宋体"/>
                 <w:snapToGrid w:val="0"/>
                 <w:color w:val="000000"/>
                 <w:kern w:val="0"/>
@@ -7760,7 +7627,7 @@
     </w:tbl>
     <w:p>
       <w:pPr>
-        <w:pStyle w:val="31"/>
+        <w:pStyle w:val="a1"/>
         <w:keepLines w:val="0"/>
         <w:pageBreakBefore w:val="0"/>
         <w:widowControl w:val="0"/>
@@ -7789,73 +7656,23 @@
     <w:sectPr>
       <w:pgSz w:w="11906" w:h="16838"/>
       <w:pgMar w:top="1440" w:right="1800" w:bottom="1440" w:left="1800" w:header="851" w:footer="992" w:gutter="0"/>
-      <w:cols w:space="425" w:num="1"/>
+      <w:cols w:num="1" w:space="425"/>
       <w:docGrid w:type="lines" w:linePitch="312" w:charSpace="0"/>
     </w:sectPr>
   </w:body>
 </w:document>
 </file>
 
-<file path=word/endnotes.xml><?xml version="1.0" encoding="utf-8"?>
-<w:endnotes xmlns:wpc="http://schemas.microsoft.com/office/word/2010/wordprocessingCanvas" xmlns:mc="http://schemas.openxmlformats.org/markup-compatibility/2006" xmlns:o="urn:schemas-microsoft-com:office:office" xmlns:r="http://schemas.openxmlformats.org/officeDocument/2006/relationships" xmlns:m="http://schemas.openxmlformats.org/officeDocument/2006/math" xmlns:v="urn:schemas-microsoft-com:vml" xmlns:wp14="http://schemas.microsoft.com/office/word/2010/wordprocessingDrawing" xmlns:wp="http://schemas.openxmlformats.org/drawingml/2006/wordprocessingDrawing" xmlns:w="http://schemas.openxmlformats.org/wordprocessingml/2006/main" xmlns:w14="http://schemas.microsoft.com/office/word/2010/wordml" xmlns:w15="http://schemas.microsoft.com/office/word/2012/wordml" xmlns:w10="urn:schemas-microsoft-com:office:word" xmlns:wpg="http://schemas.microsoft.com/office/word/2010/wordprocessingGroup" xmlns:wpi="http://schemas.microsoft.com/office/word/2010/wordprocessingInk" xmlns:wne="http://schemas.microsoft.com/office/word/2006/wordml" xmlns:wps="http://schemas.microsoft.com/office/word/2010/wordprocessingShape" xmlns:wpsCustomData="http://www.wps.cn/officeDocument/2013/wpsCustomData" mc:Ignorable="w14 w15 wp14">
-  <w:endnote w:type="separator" w:id="0">
-    <w:p>
-      <w:pPr>
-        <w:spacing w:line="240" w:lineRule="auto"/>
-      </w:pPr>
-      <w:r>
-        <w:separator/>
-      </w:r>
-    </w:p>
-  </w:endnote>
-  <w:endnote w:type="continuationSeparator" w:id="1">
-    <w:p>
-      <w:pPr>
-        <w:spacing w:line="240" w:lineRule="auto"/>
-      </w:pPr>
-      <w:r>
-        <w:continuationSeparator/>
-      </w:r>
-    </w:p>
-  </w:endnote>
-</w:endnotes>
-</file>
-
-<file path=word/footnotes.xml><?xml version="1.0" encoding="utf-8"?>
-<w:footnotes xmlns:wpc="http://schemas.microsoft.com/office/word/2010/wordprocessingCanvas" xmlns:mc="http://schemas.openxmlformats.org/markup-compatibility/2006" xmlns:o="urn:schemas-microsoft-com:office:office" xmlns:r="http://schemas.openxmlformats.org/officeDocument/2006/relationships" xmlns:m="http://schemas.openxmlformats.org/officeDocument/2006/math" xmlns:v="urn:schemas-microsoft-com:vml" xmlns:wp14="http://schemas.microsoft.com/office/word/2010/wordprocessingDrawing" xmlns:wp="http://schemas.openxmlformats.org/drawingml/2006/wordprocessingDrawing" xmlns:w="http://schemas.openxmlformats.org/wordprocessingml/2006/main" xmlns:w14="http://schemas.microsoft.com/office/word/2010/wordml" xmlns:w15="http://schemas.microsoft.com/office/word/2012/wordml" xmlns:w10="urn:schemas-microsoft-com:office:word" xmlns:wpg="http://schemas.microsoft.com/office/word/2010/wordprocessingGroup" xmlns:wpi="http://schemas.microsoft.com/office/word/2010/wordprocessingInk" xmlns:wne="http://schemas.microsoft.com/office/word/2006/wordml" xmlns:wps="http://schemas.microsoft.com/office/word/2010/wordprocessingShape" xmlns:wpsCustomData="http://www.wps.cn/officeDocument/2013/wpsCustomData" mc:Ignorable="w14 w15 wp14">
-  <w:footnote w:type="separator" w:id="0">
-    <w:p>
-      <w:pPr>
-        <w:spacing w:line="360" w:lineRule="auto"/>
-      </w:pPr>
-      <w:r>
-        <w:separator/>
-      </w:r>
-    </w:p>
-  </w:footnote>
-  <w:footnote w:type="continuationSeparator" w:id="1">
-    <w:p>
-      <w:pPr>
-        <w:spacing w:line="360" w:lineRule="auto"/>
-      </w:pPr>
-      <w:r>
-        <w:continuationSeparator/>
-      </w:r>
-    </w:p>
-  </w:footnote>
-</w:footnotes>
-</file>
-
 <file path=word/numbering.xml><?xml version="1.0" encoding="utf-8"?>
-<w:numbering xmlns:wpc="http://schemas.microsoft.com/office/word/2010/wordprocessingCanvas" xmlns:mc="http://schemas.openxmlformats.org/markup-compatibility/2006" xmlns:o="urn:schemas-microsoft-com:office:office" xmlns:r="http://schemas.openxmlformats.org/officeDocument/2006/relationships" xmlns:m="http://schemas.openxmlformats.org/officeDocument/2006/math" xmlns:v="urn:schemas-microsoft-com:vml" xmlns:wp14="http://schemas.microsoft.com/office/word/2010/wordprocessingDrawing" xmlns:wp="http://schemas.openxmlformats.org/drawingml/2006/wordprocessingDrawing" xmlns:w10="urn:schemas-microsoft-com:office:word" xmlns:w="http://schemas.openxmlformats.org/wordprocessingml/2006/main" xmlns:w14="http://schemas.microsoft.com/office/word/2010/wordml" xmlns:wpg="http://schemas.microsoft.com/office/word/2010/wordprocessingGroup" xmlns:wpi="http://schemas.microsoft.com/office/word/2010/wordprocessingInk" xmlns:wne="http://schemas.microsoft.com/office/word/2006/wordml" xmlns:wps="http://schemas.microsoft.com/office/word/2010/wordprocessingShape" xmlns:wpsCustomData="http://www.wps.cn/officeDocument/2013/wpsCustomData" mc:Ignorable="w14 wp14">
+<w:numbering xmlns:wpc="http://schemas.microsoft.com/office/word/2010/wordprocessingCanvas" xmlns:mc="http://schemas.openxmlformats.org/markup-compatibility/2006" xmlns:o="urn:schemas-microsoft-com:office:office" xmlns:r="http://schemas.openxmlformats.org/officeDocument/2006/relationships" xmlns:m="http://schemas.openxmlformats.org/officeDocument/2006/math" xmlns:v="urn:schemas-microsoft-com:vml" xmlns:wp14="http://schemas.microsoft.com/office/word/2010/wordprocessingDrawing" xmlns:wp="http://schemas.openxmlformats.org/drawingml/2006/wordprocessingDrawing" xmlns:w10="urn:schemas-microsoft-com:office:word" xmlns:w="http://schemas.openxmlformats.org/wordprocessingml/2006/main" xmlns:w14="http://schemas.microsoft.com/office/word/2010/wordml" xmlns:w15="http://schemas.microsoft.com/office/word/2012/wordml" xmlns:wne="http://schemas.microsoft.com/office/word/2006/wordml" xmlns:wpg="http://schemas.microsoft.com/office/word/2010/wordprocessingGroup" xmlns:wpi="http://schemas.microsoft.com/office/word/2010/wordprocessingInk" xmlns:wps="http://schemas.microsoft.com/office/word/2010/wordprocessingShape" mc:Ignorable="w14 w15 wp14">
   <w:abstractNum w:abstractNumId="0">
     <w:nsid w:val="8E964DCE"/>
     <w:multiLevelType w:val="multilevel"/>
     <w:tmpl w:val="8E964DCE"/>
-    <w:lvl w:ilvl="0" w:tentative="0">
+    <w:lvl w:ilvl="0">
       <w:start w:val="1"/>
       <w:numFmt w:val="decimal"/>
-      <w:pStyle w:val="2"/>
+      <w:pStyle w:val="Heading1"/>
       <w:lvlText w:val="%1."/>
       <w:lvlJc w:val="left"/>
       <w:pPr>
@@ -7865,10 +7682,10 @@
         <w:rFonts w:hint="default"/>
       </w:rPr>
     </w:lvl>
-    <w:lvl w:ilvl="1" w:tentative="0">
+    <w:lvl w:ilvl="1">
       <w:start w:val="1"/>
       <w:numFmt w:val="decimal"/>
-      <w:pStyle w:val="3"/>
+      <w:pStyle w:val="Heading2"/>
       <w:lvlText w:val="%1.%2."/>
       <w:lvlJc w:val="left"/>
       <w:pPr>
@@ -7878,10 +7695,10 @@
         <w:rFonts w:hint="default"/>
       </w:rPr>
     </w:lvl>
-    <w:lvl w:ilvl="2" w:tentative="0">
+    <w:lvl w:ilvl="2">
       <w:start w:val="1"/>
       <w:numFmt w:val="decimal"/>
-      <w:pStyle w:val="4"/>
+      <w:pStyle w:val="Heading3"/>
       <w:lvlText w:val="%1.%2.%3."/>
       <w:lvlJc w:val="left"/>
       <w:pPr>
@@ -7891,10 +7708,10 @@
         <w:rFonts w:hint="default"/>
       </w:rPr>
     </w:lvl>
-    <w:lvl w:ilvl="3" w:tentative="0">
+    <w:lvl w:ilvl="3">
       <w:start w:val="1"/>
       <w:numFmt w:val="decimal"/>
-      <w:pStyle w:val="5"/>
+      <w:pStyle w:val="Heading4"/>
       <w:lvlText w:val="%1.%2.%3.%4."/>
       <w:lvlJc w:val="left"/>
       <w:pPr>
@@ -7904,10 +7721,10 @@
         <w:rFonts w:hint="default"/>
       </w:rPr>
     </w:lvl>
-    <w:lvl w:ilvl="4" w:tentative="0">
+    <w:lvl w:ilvl="4">
       <w:start w:val="1"/>
       <w:numFmt w:val="decimal"/>
-      <w:pStyle w:val="6"/>
+      <w:pStyle w:val="Heading5"/>
       <w:lvlText w:val="%1.%2.%3.%4.%5."/>
       <w:lvlJc w:val="left"/>
       <w:pPr>
@@ -7917,10 +7734,10 @@
         <w:rFonts w:hint="default"/>
       </w:rPr>
     </w:lvl>
-    <w:lvl w:ilvl="5" w:tentative="0">
+    <w:lvl w:ilvl="5">
       <w:start w:val="1"/>
       <w:numFmt w:val="decimal"/>
-      <w:pStyle w:val="7"/>
+      <w:pStyle w:val="Heading6"/>
       <w:lvlText w:val="%1.%2.%3.%4.%5.%6."/>
       <w:lvlJc w:val="left"/>
       <w:pPr>
@@ -7930,10 +7747,10 @@
         <w:rFonts w:hint="default"/>
       </w:rPr>
     </w:lvl>
-    <w:lvl w:ilvl="6" w:tentative="0">
+    <w:lvl w:ilvl="6">
       <w:start w:val="1"/>
       <w:numFmt w:val="decimal"/>
-      <w:pStyle w:val="8"/>
+      <w:pStyle w:val="Heading7"/>
       <w:lvlText w:val="%1.%2.%3.%4.%5.%6.%7."/>
       <w:lvlJc w:val="left"/>
       <w:pPr>
@@ -7943,10 +7760,10 @@
         <w:rFonts w:hint="default"/>
       </w:rPr>
     </w:lvl>
-    <w:lvl w:ilvl="7" w:tentative="0">
+    <w:lvl w:ilvl="7">
       <w:start w:val="1"/>
       <w:numFmt w:val="decimal"/>
-      <w:pStyle w:val="9"/>
+      <w:pStyle w:val="Heading8"/>
       <w:lvlText w:val="%1.%2.%3.%4.%5.%6.%7.%8."/>
       <w:lvlJc w:val="left"/>
       <w:pPr>
@@ -7956,10 +7773,10 @@
         <w:rFonts w:hint="default"/>
       </w:rPr>
     </w:lvl>
-    <w:lvl w:ilvl="8" w:tentative="0">
+    <w:lvl w:ilvl="8">
       <w:start w:val="1"/>
       <w:numFmt w:val="decimal"/>
-      <w:pStyle w:val="10"/>
+      <w:pStyle w:val="Heading9"/>
       <w:lvlText w:val="%1.%2.%3.%4.%5.%6.%7.%8.%9."/>
       <w:lvlJc w:val="left"/>
       <w:pPr>
@@ -7974,7 +7791,7 @@
     <w:nsid w:val="3839A3DF"/>
     <w:multiLevelType w:val="singleLevel"/>
     <w:tmpl w:val="3839A3DF"/>
-    <w:lvl w:ilvl="0" w:tentative="0">
+    <w:lvl w:ilvl="0">
       <w:start w:val="1"/>
       <w:numFmt w:val="decimal"/>
       <w:lvlText w:val="%1."/>
@@ -7997,269 +7814,267 @@
 </file>
 
 <file path=word/styles.xml><?xml version="1.0" encoding="utf-8"?>
-<w:styles xmlns:mc="http://schemas.openxmlformats.org/markup-compatibility/2006" xmlns:o="urn:schemas-microsoft-com:office:office" xmlns:r="http://schemas.openxmlformats.org/officeDocument/2006/relationships" xmlns:m="http://schemas.openxmlformats.org/officeDocument/2006/math" xmlns:v="urn:schemas-microsoft-com:vml" xmlns:w="http://schemas.openxmlformats.org/wordprocessingml/2006/main" xmlns:w14="http://schemas.microsoft.com/office/word/2010/wordml" xmlns:w10="urn:schemas-microsoft-com:office:word" xmlns:sl="http://schemas.openxmlformats.org/schemaLibrary/2006/main" xmlns:wpsCustomData="http://www.wps.cn/officeDocument/2013/wpsCustomData" mc:Ignorable="w14">
+<w:styles xmlns:mc="http://schemas.openxmlformats.org/markup-compatibility/2006" xmlns:r="http://schemas.openxmlformats.org/officeDocument/2006/relationships" xmlns:w="http://schemas.openxmlformats.org/wordprocessingml/2006/main" xmlns:w14="http://schemas.microsoft.com/office/word/2010/wordml" xmlns:w15="http://schemas.microsoft.com/office/word/2012/wordml" mc:Ignorable="w14 w15">
   <w:docDefaults>
     <w:rPrDefault>
       <w:rPr>
-        <w:rFonts w:ascii="Times New Roman" w:hAnsi="Times New Roman" w:eastAsia="宋体" w:cs="Times New Roman"/>
+        <w:rFonts w:ascii="Times New Roman" w:eastAsia="宋体" w:hAnsi="Times New Roman" w:cs="Times New Roman"/>
       </w:rPr>
     </w:rPrDefault>
     <w:pPrDefault/>
   </w:docDefaults>
-  <w:latentStyles w:count="260" w:defQFormat="0" w:defUnhideWhenUsed="1" w:defSemiHidden="1" w:defUIPriority="99" w:defLockedState="0">
-    <w:lsdException w:qFormat="1" w:unhideWhenUsed="0" w:uiPriority="0" w:semiHidden="0" w:name="Normal"/>
-    <w:lsdException w:qFormat="1" w:unhideWhenUsed="0" w:uiPriority="0" w:semiHidden="0" w:name="heading 1"/>
-    <w:lsdException w:qFormat="1" w:uiPriority="0" w:semiHidden="0" w:name="heading 2"/>
-    <w:lsdException w:qFormat="1" w:uiPriority="0" w:name="heading 3"/>
-    <w:lsdException w:qFormat="1" w:uiPriority="0" w:semiHidden="0" w:name="heading 4"/>
-    <w:lsdException w:qFormat="1" w:uiPriority="0" w:name="heading 5"/>
-    <w:lsdException w:qFormat="1" w:uiPriority="0" w:name="heading 6"/>
-    <w:lsdException w:qFormat="1" w:uiPriority="0" w:name="heading 7"/>
-    <w:lsdException w:qFormat="1" w:uiPriority="0" w:name="heading 8"/>
-    <w:lsdException w:qFormat="1" w:uiPriority="0" w:name="heading 9"/>
-    <w:lsdException w:unhideWhenUsed="0" w:uiPriority="0" w:semiHidden="0" w:name="index 1"/>
-    <w:lsdException w:unhideWhenUsed="0" w:uiPriority="0" w:semiHidden="0" w:name="index 2"/>
-    <w:lsdException w:unhideWhenUsed="0" w:uiPriority="0" w:semiHidden="0" w:name="index 3"/>
-    <w:lsdException w:unhideWhenUsed="0" w:uiPriority="0" w:semiHidden="0" w:name="index 4"/>
-    <w:lsdException w:unhideWhenUsed="0" w:uiPriority="0" w:semiHidden="0" w:name="index 5"/>
-    <w:lsdException w:unhideWhenUsed="0" w:uiPriority="0" w:semiHidden="0" w:name="index 6"/>
-    <w:lsdException w:unhideWhenUsed="0" w:uiPriority="0" w:semiHidden="0" w:name="index 7"/>
-    <w:lsdException w:unhideWhenUsed="0" w:uiPriority="0" w:semiHidden="0" w:name="index 8"/>
-    <w:lsdException w:unhideWhenUsed="0" w:uiPriority="0" w:semiHidden="0" w:name="index 9"/>
-    <w:lsdException w:qFormat="1" w:unhideWhenUsed="0" w:uiPriority="0" w:semiHidden="0" w:name="toc 1"/>
-    <w:lsdException w:qFormat="1" w:unhideWhenUsed="0" w:uiPriority="0" w:semiHidden="0" w:name="toc 2"/>
-    <w:lsdException w:qFormat="1" w:unhideWhenUsed="0" w:uiPriority="0" w:semiHidden="0" w:name="toc 3"/>
-    <w:lsdException w:unhideWhenUsed="0" w:uiPriority="0" w:semiHidden="0" w:name="toc 4"/>
-    <w:lsdException w:unhideWhenUsed="0" w:uiPriority="0" w:semiHidden="0" w:name="toc 5"/>
-    <w:lsdException w:unhideWhenUsed="0" w:uiPriority="0" w:semiHidden="0" w:name="toc 6"/>
-    <w:lsdException w:unhideWhenUsed="0" w:uiPriority="0" w:semiHidden="0" w:name="toc 7"/>
-    <w:lsdException w:unhideWhenUsed="0" w:uiPriority="0" w:semiHidden="0" w:name="toc 8"/>
-    <w:lsdException w:unhideWhenUsed="0" w:uiPriority="0" w:semiHidden="0" w:name="toc 9"/>
-    <w:lsdException w:unhideWhenUsed="0" w:uiPriority="0" w:semiHidden="0" w:name="Normal Indent"/>
-    <w:lsdException w:unhideWhenUsed="0" w:uiPriority="0" w:semiHidden="0" w:name="footnote text"/>
-    <w:lsdException w:qFormat="1" w:unhideWhenUsed="0" w:uiPriority="0" w:semiHidden="0" w:name="annotation text"/>
-    <w:lsdException w:qFormat="1" w:unhideWhenUsed="0" w:uiPriority="0" w:semiHidden="0" w:name="header"/>
-    <w:lsdException w:qFormat="1" w:unhideWhenUsed="0" w:uiPriority="0" w:semiHidden="0" w:name="footer"/>
-    <w:lsdException w:unhideWhenUsed="0" w:uiPriority="0" w:semiHidden="0" w:name="index heading"/>
-    <w:lsdException w:qFormat="1" w:uiPriority="0" w:name="caption"/>
-    <w:lsdException w:qFormat="1" w:unhideWhenUsed="0" w:uiPriority="0" w:semiHidden="0" w:name="table of figures"/>
-    <w:lsdException w:unhideWhenUsed="0" w:uiPriority="0" w:semiHidden="0" w:name="envelope address"/>
-    <w:lsdException w:unhideWhenUsed="0" w:uiPriority="0" w:semiHidden="0" w:name="envelope return"/>
-    <w:lsdException w:unhideWhenUsed="0" w:uiPriority="0" w:semiHidden="0" w:name="footnote reference"/>
-    <w:lsdException w:unhideWhenUsed="0" w:uiPriority="0" w:semiHidden="0" w:name="annotation reference"/>
-    <w:lsdException w:unhideWhenUsed="0" w:uiPriority="0" w:semiHidden="0" w:name="line number"/>
-    <w:lsdException w:unhideWhenUsed="0" w:uiPriority="0" w:semiHidden="0" w:name="page number"/>
-    <w:lsdException w:unhideWhenUsed="0" w:uiPriority="0" w:semiHidden="0" w:name="endnote reference"/>
-    <w:lsdException w:unhideWhenUsed="0" w:uiPriority="0" w:semiHidden="0" w:name="endnote text"/>
-    <w:lsdException w:unhideWhenUsed="0" w:uiPriority="0" w:semiHidden="0" w:name="table of authorities"/>
-    <w:lsdException w:unhideWhenUsed="0" w:uiPriority="0" w:semiHidden="0" w:name="macro"/>
-    <w:lsdException w:unhideWhenUsed="0" w:uiPriority="0" w:semiHidden="0" w:name="toa heading"/>
-    <w:lsdException w:unhideWhenUsed="0" w:uiPriority="0" w:semiHidden="0" w:name="List"/>
-    <w:lsdException w:unhideWhenUsed="0" w:uiPriority="0" w:semiHidden="0" w:name="List Bullet"/>
-    <w:lsdException w:unhideWhenUsed="0" w:uiPriority="0" w:semiHidden="0" w:name="List Number"/>
-    <w:lsdException w:unhideWhenUsed="0" w:uiPriority="0" w:semiHidden="0" w:name="List 2"/>
-    <w:lsdException w:unhideWhenUsed="0" w:uiPriority="0" w:semiHidden="0" w:name="List 3"/>
-    <w:lsdException w:unhideWhenUsed="0" w:uiPriority="0" w:semiHidden="0" w:name="List 4"/>
-    <w:lsdException w:unhideWhenUsed="0" w:uiPriority="0" w:semiHidden="0" w:name="List 5"/>
-    <w:lsdException w:unhideWhenUsed="0" w:uiPriority="0" w:semiHidden="0" w:name="List Bullet 2"/>
-    <w:lsdException w:unhideWhenUsed="0" w:uiPriority="0" w:semiHidden="0" w:name="List Bullet 3"/>
-    <w:lsdException w:unhideWhenUsed="0" w:uiPriority="0" w:semiHidden="0" w:name="List Bullet 4"/>
-    <w:lsdException w:unhideWhenUsed="0" w:uiPriority="0" w:semiHidden="0" w:name="List Bullet 5"/>
-    <w:lsdException w:unhideWhenUsed="0" w:uiPriority="0" w:semiHidden="0" w:name="List Number 2"/>
-    <w:lsdException w:unhideWhenUsed="0" w:uiPriority="0" w:semiHidden="0" w:name="List Number 3"/>
-    <w:lsdException w:unhideWhenUsed="0" w:uiPriority="0" w:semiHidden="0" w:name="List Number 4"/>
-    <w:lsdException w:unhideWhenUsed="0" w:uiPriority="0" w:semiHidden="0" w:name="List Number 5"/>
-    <w:lsdException w:qFormat="1" w:unhideWhenUsed="0" w:uiPriority="0" w:semiHidden="0" w:name="Title"/>
-    <w:lsdException w:unhideWhenUsed="0" w:uiPriority="0" w:semiHidden="0" w:name="Closing"/>
-    <w:lsdException w:unhideWhenUsed="0" w:uiPriority="0" w:semiHidden="0" w:name="Signature"/>
-    <w:lsdException w:qFormat="1" w:unhideWhenUsed="0" w:uiPriority="0" w:name="Default Paragraph Font"/>
-    <w:lsdException w:qFormat="1" w:unhideWhenUsed="0" w:uiPriority="0" w:name="Body Text"/>
-    <w:lsdException w:unhideWhenUsed="0" w:uiPriority="0" w:semiHidden="0" w:name="Body Text Indent"/>
-    <w:lsdException w:unhideWhenUsed="0" w:uiPriority="0" w:semiHidden="0" w:name="List Continue"/>
-    <w:lsdException w:unhideWhenUsed="0" w:uiPriority="0" w:semiHidden="0" w:name="List Continue 2"/>
-    <w:lsdException w:unhideWhenUsed="0" w:uiPriority="0" w:semiHidden="0" w:name="List Continue 3"/>
-    <w:lsdException w:unhideWhenUsed="0" w:uiPriority="0" w:semiHidden="0" w:name="List Continue 4"/>
-    <w:lsdException w:unhideWhenUsed="0" w:uiPriority="0" w:semiHidden="0" w:name="List Continue 5"/>
-    <w:lsdException w:unhideWhenUsed="0" w:uiPriority="0" w:semiHidden="0" w:name="Message Header"/>
-    <w:lsdException w:qFormat="1" w:unhideWhenUsed="0" w:uiPriority="0" w:semiHidden="0" w:name="Subtitle"/>
-    <w:lsdException w:unhideWhenUsed="0" w:uiPriority="0" w:semiHidden="0" w:name="Salutation"/>
-    <w:lsdException w:unhideWhenUsed="0" w:uiPriority="0" w:semiHidden="0" w:name="Date"/>
-    <w:lsdException w:unhideWhenUsed="0" w:uiPriority="0" w:semiHidden="0" w:name="Body Text First Indent"/>
-    <w:lsdException w:unhideWhenUsed="0" w:uiPriority="0" w:semiHidden="0" w:name="Body Text First Indent 2"/>
-    <w:lsdException w:uiPriority="99" w:name="Note Heading"/>
-    <w:lsdException w:unhideWhenUsed="0" w:uiPriority="0" w:semiHidden="0" w:name="Body Text 2"/>
-    <w:lsdException w:unhideWhenUsed="0" w:uiPriority="0" w:semiHidden="0" w:name="Body Text 3"/>
-    <w:lsdException w:unhideWhenUsed="0" w:uiPriority="0" w:semiHidden="0" w:name="Body Text Indent 2"/>
-    <w:lsdException w:unhideWhenUsed="0" w:uiPriority="0" w:semiHidden="0" w:name="Body Text Indent 3"/>
-    <w:lsdException w:unhideWhenUsed="0" w:uiPriority="0" w:semiHidden="0" w:name="Block Text"/>
-    <w:lsdException w:unhideWhenUsed="0" w:uiPriority="0" w:semiHidden="0" w:name="Hyperlink"/>
-    <w:lsdException w:unhideWhenUsed="0" w:uiPriority="0" w:semiHidden="0" w:name="FollowedHyperlink"/>
-    <w:lsdException w:qFormat="1" w:unhideWhenUsed="0" w:uiPriority="0" w:semiHidden="0" w:name="Strong"/>
-    <w:lsdException w:qFormat="1" w:unhideWhenUsed="0" w:uiPriority="0" w:semiHidden="0" w:name="Emphasis"/>
-    <w:lsdException w:unhideWhenUsed="0" w:uiPriority="0" w:semiHidden="0" w:name="Document Map"/>
-    <w:lsdException w:unhideWhenUsed="0" w:uiPriority="0" w:semiHidden="0" w:name="Plain Text"/>
-    <w:lsdException w:unhideWhenUsed="0" w:uiPriority="0" w:semiHidden="0" w:name="E-mail Signature"/>
-    <w:lsdException w:qFormat="1" w:unhideWhenUsed="0" w:uiPriority="0" w:semiHidden="0" w:name="Normal (Web)"/>
-    <w:lsdException w:unhideWhenUsed="0" w:uiPriority="0" w:semiHidden="0" w:name="HTML Acronym"/>
-    <w:lsdException w:unhideWhenUsed="0" w:uiPriority="0" w:semiHidden="0" w:name="HTML Address"/>
-    <w:lsdException w:unhideWhenUsed="0" w:uiPriority="0" w:semiHidden="0" w:name="HTML Cite"/>
-    <w:lsdException w:unhideWhenUsed="0" w:uiPriority="0" w:semiHidden="0" w:name="HTML Code"/>
-    <w:lsdException w:unhideWhenUsed="0" w:uiPriority="0" w:semiHidden="0" w:name="HTML Definition"/>
-    <w:lsdException w:unhideWhenUsed="0" w:uiPriority="0" w:semiHidden="0" w:name="HTML Keyboard"/>
-    <w:lsdException w:qFormat="1" w:unhideWhenUsed="0" w:uiPriority="0" w:semiHidden="0" w:name="HTML Preformatted"/>
-    <w:lsdException w:unhideWhenUsed="0" w:uiPriority="0" w:semiHidden="0" w:name="HTML Sample"/>
-    <w:lsdException w:unhideWhenUsed="0" w:uiPriority="0" w:semiHidden="0" w:name="HTML Typewriter"/>
-    <w:lsdException w:unhideWhenUsed="0" w:uiPriority="0" w:semiHidden="0" w:name="HTML Variable"/>
-    <w:lsdException w:qFormat="1" w:unhideWhenUsed="0" w:uiPriority="0" w:name="Normal Table"/>
-    <w:lsdException w:unhideWhenUsed="0" w:uiPriority="0" w:semiHidden="0" w:name="annotation subject"/>
-    <w:lsdException w:unhideWhenUsed="0" w:uiPriority="0" w:semiHidden="0" w:name="Table Simple 1"/>
-    <w:lsdException w:unhideWhenUsed="0" w:uiPriority="0" w:semiHidden="0" w:name="Table Simple 2"/>
-    <w:lsdException w:unhideWhenUsed="0" w:uiPriority="0" w:semiHidden="0" w:name="Table Simple 3"/>
-    <w:lsdException w:unhideWhenUsed="0" w:uiPriority="0" w:semiHidden="0" w:name="Table Classic 1"/>
-    <w:lsdException w:unhideWhenUsed="0" w:uiPriority="0" w:semiHidden="0" w:name="Table Classic 2"/>
-    <w:lsdException w:unhideWhenUsed="0" w:uiPriority="0" w:semiHidden="0" w:name="Table Classic 3"/>
-    <w:lsdException w:unhideWhenUsed="0" w:uiPriority="0" w:semiHidden="0" w:name="Table Classic 4"/>
-    <w:lsdException w:unhideWhenUsed="0" w:uiPriority="0" w:semiHidden="0" w:name="Table Colorful 1"/>
-    <w:lsdException w:unhideWhenUsed="0" w:uiPriority="0" w:semiHidden="0" w:name="Table Colorful 2"/>
-    <w:lsdException w:unhideWhenUsed="0" w:uiPriority="0" w:semiHidden="0" w:name="Table Colorful 3"/>
-    <w:lsdException w:unhideWhenUsed="0" w:uiPriority="0" w:semiHidden="0" w:name="Table Columns 1"/>
-    <w:lsdException w:unhideWhenUsed="0" w:uiPriority="0" w:semiHidden="0" w:name="Table Columns 2"/>
-    <w:lsdException w:unhideWhenUsed="0" w:uiPriority="0" w:semiHidden="0" w:name="Table Columns 3"/>
-    <w:lsdException w:unhideWhenUsed="0" w:uiPriority="0" w:semiHidden="0" w:name="Table Columns 4"/>
-    <w:lsdException w:unhideWhenUsed="0" w:uiPriority="0" w:semiHidden="0" w:name="Table Columns 5"/>
-    <w:lsdException w:unhideWhenUsed="0" w:uiPriority="0" w:semiHidden="0" w:name="Table Grid 1"/>
-    <w:lsdException w:unhideWhenUsed="0" w:uiPriority="0" w:semiHidden="0" w:name="Table Grid 2"/>
-    <w:lsdException w:unhideWhenUsed="0" w:uiPriority="0" w:semiHidden="0" w:name="Table Grid 3"/>
-    <w:lsdException w:unhideWhenUsed="0" w:uiPriority="0" w:semiHidden="0" w:name="Table Grid 4"/>
-    <w:lsdException w:unhideWhenUsed="0" w:uiPriority="0" w:semiHidden="0" w:name="Table Grid 5"/>
-    <w:lsdException w:unhideWhenUsed="0" w:uiPriority="0" w:semiHidden="0" w:name="Table Grid 6"/>
-    <w:lsdException w:unhideWhenUsed="0" w:uiPriority="0" w:semiHidden="0" w:name="Table Grid 7"/>
-    <w:lsdException w:unhideWhenUsed="0" w:uiPriority="0" w:semiHidden="0" w:name="Table Grid 8"/>
-    <w:lsdException w:unhideWhenUsed="0" w:uiPriority="0" w:semiHidden="0" w:name="Table List 1"/>
-    <w:lsdException w:unhideWhenUsed="0" w:uiPriority="0" w:semiHidden="0" w:name="Table List 2"/>
-    <w:lsdException w:unhideWhenUsed="0" w:uiPriority="0" w:semiHidden="0" w:name="Table List 3"/>
-    <w:lsdException w:unhideWhenUsed="0" w:uiPriority="0" w:semiHidden="0" w:name="Table List 4"/>
-    <w:lsdException w:unhideWhenUsed="0" w:uiPriority="0" w:semiHidden="0" w:name="Table List 5"/>
-    <w:lsdException w:unhideWhenUsed="0" w:uiPriority="0" w:semiHidden="0" w:name="Table List 6"/>
-    <w:lsdException w:unhideWhenUsed="0" w:uiPriority="0" w:semiHidden="0" w:name="Table List 7"/>
-    <w:lsdException w:unhideWhenUsed="0" w:uiPriority="0" w:semiHidden="0" w:name="Table List 8"/>
-    <w:lsdException w:unhideWhenUsed="0" w:uiPriority="0" w:semiHidden="0" w:name="Table 3D effects 1"/>
-    <w:lsdException w:unhideWhenUsed="0" w:uiPriority="0" w:semiHidden="0" w:name="Table 3D effects 2"/>
-    <w:lsdException w:unhideWhenUsed="0" w:uiPriority="0" w:semiHidden="0" w:name="Table 3D effects 3"/>
-    <w:lsdException w:unhideWhenUsed="0" w:uiPriority="0" w:semiHidden="0" w:name="Table Contemporary"/>
-    <w:lsdException w:unhideWhenUsed="0" w:uiPriority="0" w:semiHidden="0" w:name="Table Elegant"/>
-    <w:lsdException w:unhideWhenUsed="0" w:uiPriority="0" w:semiHidden="0" w:name="Table Professional"/>
-    <w:lsdException w:unhideWhenUsed="0" w:uiPriority="0" w:semiHidden="0" w:name="Table Subtle 1"/>
-    <w:lsdException w:unhideWhenUsed="0" w:uiPriority="0" w:semiHidden="0" w:name="Table Subtle 2"/>
-    <w:lsdException w:unhideWhenUsed="0" w:uiPriority="0" w:semiHidden="0" w:name="Table Web 1"/>
-    <w:lsdException w:unhideWhenUsed="0" w:uiPriority="0" w:semiHidden="0" w:name="Table Web 2"/>
-    <w:lsdException w:unhideWhenUsed="0" w:uiPriority="0" w:semiHidden="0" w:name="Table Web 3"/>
-    <w:lsdException w:unhideWhenUsed="0" w:uiPriority="0" w:semiHidden="0" w:name="Balloon Text"/>
-    <w:lsdException w:qFormat="1" w:unhideWhenUsed="0" w:uiPriority="0" w:semiHidden="0" w:name="Table Grid"/>
-    <w:lsdException w:unhideWhenUsed="0" w:uiPriority="0" w:semiHidden="0" w:name="Table Theme"/>
-    <w:lsdException w:unhideWhenUsed="0" w:uiPriority="60" w:semiHidden="0" w:name="Light Shading"/>
-    <w:lsdException w:unhideWhenUsed="0" w:uiPriority="61" w:semiHidden="0" w:name="Light List"/>
-    <w:lsdException w:unhideWhenUsed="0" w:uiPriority="62" w:semiHidden="0" w:name="Light Grid"/>
-    <w:lsdException w:unhideWhenUsed="0" w:uiPriority="63" w:semiHidden="0" w:name="Medium Shading 1"/>
-    <w:lsdException w:unhideWhenUsed="0" w:uiPriority="64" w:semiHidden="0" w:name="Medium Shading 2"/>
-    <w:lsdException w:unhideWhenUsed="0" w:uiPriority="65" w:semiHidden="0" w:name="Medium List 1"/>
-    <w:lsdException w:unhideWhenUsed="0" w:uiPriority="66" w:semiHidden="0" w:name="Medium List 2"/>
-    <w:lsdException w:unhideWhenUsed="0" w:uiPriority="67" w:semiHidden="0" w:name="Medium Grid 1"/>
-    <w:lsdException w:unhideWhenUsed="0" w:uiPriority="68" w:semiHidden="0" w:name="Medium Grid 2"/>
-    <w:lsdException w:unhideWhenUsed="0" w:uiPriority="69" w:semiHidden="0" w:name="Medium Grid 3"/>
-    <w:lsdException w:unhideWhenUsed="0" w:uiPriority="70" w:semiHidden="0" w:name="Dark List"/>
-    <w:lsdException w:unhideWhenUsed="0" w:uiPriority="71" w:semiHidden="0" w:name="Colorful Shading"/>
-    <w:lsdException w:unhideWhenUsed="0" w:uiPriority="72" w:semiHidden="0" w:name="Colorful List"/>
-    <w:lsdException w:unhideWhenUsed="0" w:uiPriority="73" w:semiHidden="0" w:name="Colorful Grid"/>
-    <w:lsdException w:unhideWhenUsed="0" w:uiPriority="60" w:semiHidden="0" w:name="Light Shading Accent 1"/>
-    <w:lsdException w:unhideWhenUsed="0" w:uiPriority="61" w:semiHidden="0" w:name="Light List Accent 1"/>
-    <w:lsdException w:unhideWhenUsed="0" w:uiPriority="62" w:semiHidden="0" w:name="Light Grid Accent 1"/>
-    <w:lsdException w:unhideWhenUsed="0" w:uiPriority="63" w:semiHidden="0" w:name="Medium Shading 1 Accent 1"/>
-    <w:lsdException w:unhideWhenUsed="0" w:uiPriority="64" w:semiHidden="0" w:name="Medium Shading 2 Accent 1"/>
-    <w:lsdException w:unhideWhenUsed="0" w:uiPriority="65" w:semiHidden="0" w:name="Medium List 1 Accent 1"/>
-    <w:lsdException w:unhideWhenUsed="0" w:uiPriority="66" w:semiHidden="0" w:name="Medium List 2 Accent 1"/>
-    <w:lsdException w:unhideWhenUsed="0" w:uiPriority="67" w:semiHidden="0" w:name="Medium Grid 1 Accent 1"/>
-    <w:lsdException w:unhideWhenUsed="0" w:uiPriority="68" w:semiHidden="0" w:name="Medium Grid 2 Accent 1"/>
-    <w:lsdException w:unhideWhenUsed="0" w:uiPriority="69" w:semiHidden="0" w:name="Medium Grid 3 Accent 1"/>
-    <w:lsdException w:unhideWhenUsed="0" w:uiPriority="70" w:semiHidden="0" w:name="Dark List Accent 1"/>
-    <w:lsdException w:unhideWhenUsed="0" w:uiPriority="71" w:semiHidden="0" w:name="Colorful Shading Accent 1"/>
-    <w:lsdException w:unhideWhenUsed="0" w:uiPriority="72" w:semiHidden="0" w:name="Colorful List Accent 1"/>
-    <w:lsdException w:unhideWhenUsed="0" w:uiPriority="73" w:semiHidden="0" w:name="Colorful Grid Accent 1"/>
-    <w:lsdException w:unhideWhenUsed="0" w:uiPriority="60" w:semiHidden="0" w:name="Light Shading Accent 2"/>
-    <w:lsdException w:unhideWhenUsed="0" w:uiPriority="61" w:semiHidden="0" w:name="Light List Accent 2"/>
-    <w:lsdException w:unhideWhenUsed="0" w:uiPriority="62" w:semiHidden="0" w:name="Light Grid Accent 2"/>
-    <w:lsdException w:unhideWhenUsed="0" w:uiPriority="63" w:semiHidden="0" w:name="Medium Shading 1 Accent 2"/>
-    <w:lsdException w:unhideWhenUsed="0" w:uiPriority="64" w:semiHidden="0" w:name="Medium Shading 2 Accent 2"/>
-    <w:lsdException w:unhideWhenUsed="0" w:uiPriority="65" w:semiHidden="0" w:name="Medium List 1 Accent 2"/>
-    <w:lsdException w:unhideWhenUsed="0" w:uiPriority="66" w:semiHidden="0" w:name="Medium List 2 Accent 2"/>
-    <w:lsdException w:unhideWhenUsed="0" w:uiPriority="67" w:semiHidden="0" w:name="Medium Grid 1 Accent 2"/>
-    <w:lsdException w:unhideWhenUsed="0" w:uiPriority="68" w:semiHidden="0" w:name="Medium Grid 2 Accent 2"/>
-    <w:lsdException w:unhideWhenUsed="0" w:uiPriority="69" w:semiHidden="0" w:name="Medium Grid 3 Accent 2"/>
-    <w:lsdException w:unhideWhenUsed="0" w:uiPriority="70" w:semiHidden="0" w:name="Dark List Accent 2"/>
-    <w:lsdException w:unhideWhenUsed="0" w:uiPriority="71" w:semiHidden="0" w:name="Colorful Shading Accent 2"/>
-    <w:lsdException w:unhideWhenUsed="0" w:uiPriority="72" w:semiHidden="0" w:name="Colorful List Accent 2"/>
-    <w:lsdException w:unhideWhenUsed="0" w:uiPriority="73" w:semiHidden="0" w:name="Colorful Grid Accent 2"/>
-    <w:lsdException w:unhideWhenUsed="0" w:uiPriority="60" w:semiHidden="0" w:name="Light Shading Accent 3"/>
-    <w:lsdException w:unhideWhenUsed="0" w:uiPriority="61" w:semiHidden="0" w:name="Light List Accent 3"/>
-    <w:lsdException w:unhideWhenUsed="0" w:uiPriority="62" w:semiHidden="0" w:name="Light Grid Accent 3"/>
-    <w:lsdException w:unhideWhenUsed="0" w:uiPriority="63" w:semiHidden="0" w:name="Medium Shading 1 Accent 3"/>
-    <w:lsdException w:unhideWhenUsed="0" w:uiPriority="64" w:semiHidden="0" w:name="Medium Shading 2 Accent 3"/>
-    <w:lsdException w:unhideWhenUsed="0" w:uiPriority="65" w:semiHidden="0" w:name="Medium List 1 Accent 3"/>
-    <w:lsdException w:unhideWhenUsed="0" w:uiPriority="66" w:semiHidden="0" w:name="Medium List 2 Accent 3"/>
-    <w:lsdException w:unhideWhenUsed="0" w:uiPriority="67" w:semiHidden="0" w:name="Medium Grid 1 Accent 3"/>
-    <w:lsdException w:unhideWhenUsed="0" w:uiPriority="68" w:semiHidden="0" w:name="Medium Grid 2 Accent 3"/>
-    <w:lsdException w:unhideWhenUsed="0" w:uiPriority="69" w:semiHidden="0" w:name="Medium Grid 3 Accent 3"/>
-    <w:lsdException w:unhideWhenUsed="0" w:uiPriority="70" w:semiHidden="0" w:name="Dark List Accent 3"/>
-    <w:lsdException w:unhideWhenUsed="0" w:uiPriority="71" w:semiHidden="0" w:name="Colorful Shading Accent 3"/>
-    <w:lsdException w:unhideWhenUsed="0" w:uiPriority="72" w:semiHidden="0" w:name="Colorful List Accent 3"/>
-    <w:lsdException w:unhideWhenUsed="0" w:uiPriority="73" w:semiHidden="0" w:name="Colorful Grid Accent 3"/>
-    <w:lsdException w:unhideWhenUsed="0" w:uiPriority="60" w:semiHidden="0" w:name="Light Shading Accent 4"/>
-    <w:lsdException w:unhideWhenUsed="0" w:uiPriority="61" w:semiHidden="0" w:name="Light List Accent 4"/>
-    <w:lsdException w:unhideWhenUsed="0" w:uiPriority="62" w:semiHidden="0" w:name="Light Grid Accent 4"/>
-    <w:lsdException w:unhideWhenUsed="0" w:uiPriority="63" w:semiHidden="0" w:name="Medium Shading 1 Accent 4"/>
-    <w:lsdException w:unhideWhenUsed="0" w:uiPriority="64" w:semiHidden="0" w:name="Medium Shading 2 Accent 4"/>
-    <w:lsdException w:unhideWhenUsed="0" w:uiPriority="65" w:semiHidden="0" w:name="Medium List 1 Accent 4"/>
-    <w:lsdException w:unhideWhenUsed="0" w:uiPriority="66" w:semiHidden="0" w:name="Medium List 2 Accent 4"/>
-    <w:lsdException w:unhideWhenUsed="0" w:uiPriority="67" w:semiHidden="0" w:name="Medium Grid 1 Accent 4"/>
-    <w:lsdException w:unhideWhenUsed="0" w:uiPriority="68" w:semiHidden="0" w:name="Medium Grid 2 Accent 4"/>
-    <w:lsdException w:unhideWhenUsed="0" w:uiPriority="69" w:semiHidden="0" w:name="Medium Grid 3 Accent 4"/>
-    <w:lsdException w:unhideWhenUsed="0" w:uiPriority="70" w:semiHidden="0" w:name="Dark List Accent 4"/>
-    <w:lsdException w:unhideWhenUsed="0" w:uiPriority="71" w:semiHidden="0" w:name="Colorful Shading Accent 4"/>
-    <w:lsdException w:unhideWhenUsed="0" w:uiPriority="72" w:semiHidden="0" w:name="Colorful List Accent 4"/>
-    <w:lsdException w:unhideWhenUsed="0" w:uiPriority="73" w:semiHidden="0" w:name="Colorful Grid Accent 4"/>
-    <w:lsdException w:unhideWhenUsed="0" w:uiPriority="60" w:semiHidden="0" w:name="Light Shading Accent 5"/>
-    <w:lsdException w:unhideWhenUsed="0" w:uiPriority="61" w:semiHidden="0" w:name="Light List Accent 5"/>
-    <w:lsdException w:unhideWhenUsed="0" w:uiPriority="62" w:semiHidden="0" w:name="Light Grid Accent 5"/>
-    <w:lsdException w:unhideWhenUsed="0" w:uiPriority="63" w:semiHidden="0" w:name="Medium Shading 1 Accent 5"/>
-    <w:lsdException w:unhideWhenUsed="0" w:uiPriority="64" w:semiHidden="0" w:name="Medium Shading 2 Accent 5"/>
-    <w:lsdException w:unhideWhenUsed="0" w:uiPriority="65" w:semiHidden="0" w:name="Medium List 1 Accent 5"/>
-    <w:lsdException w:unhideWhenUsed="0" w:uiPriority="66" w:semiHidden="0" w:name="Medium List 2 Accent 5"/>
-    <w:lsdException w:unhideWhenUsed="0" w:uiPriority="67" w:semiHidden="0" w:name="Medium Grid 1 Accent 5"/>
-    <w:lsdException w:unhideWhenUsed="0" w:uiPriority="68" w:semiHidden="0" w:name="Medium Grid 2 Accent 5"/>
-    <w:lsdException w:unhideWhenUsed="0" w:uiPriority="69" w:semiHidden="0" w:name="Medium Grid 3 Accent 5"/>
-    <w:lsdException w:unhideWhenUsed="0" w:uiPriority="70" w:semiHidden="0" w:name="Dark List Accent 5"/>
-    <w:lsdException w:unhideWhenUsed="0" w:uiPriority="71" w:semiHidden="0" w:name="Colorful Shading Accent 5"/>
-    <w:lsdException w:unhideWhenUsed="0" w:uiPriority="72" w:semiHidden="0" w:name="Colorful List Accent 5"/>
-    <w:lsdException w:unhideWhenUsed="0" w:uiPriority="73" w:semiHidden="0" w:name="Colorful Grid Accent 5"/>
-    <w:lsdException w:unhideWhenUsed="0" w:uiPriority="60" w:semiHidden="0" w:name="Light Shading Accent 6"/>
-    <w:lsdException w:unhideWhenUsed="0" w:uiPriority="61" w:semiHidden="0" w:name="Light List Accent 6"/>
-    <w:lsdException w:unhideWhenUsed="0" w:uiPriority="62" w:semiHidden="0" w:name="Light Grid Accent 6"/>
-    <w:lsdException w:unhideWhenUsed="0" w:uiPriority="63" w:semiHidden="0" w:name="Medium Shading 1 Accent 6"/>
-    <w:lsdException w:unhideWhenUsed="0" w:uiPriority="64" w:semiHidden="0" w:name="Medium Shading 2 Accent 6"/>
-    <w:lsdException w:unhideWhenUsed="0" w:uiPriority="65" w:semiHidden="0" w:name="Medium List 1 Accent 6"/>
-    <w:lsdException w:unhideWhenUsed="0" w:uiPriority="66" w:semiHidden="0" w:name="Medium List 2 Accent 6"/>
-    <w:lsdException w:unhideWhenUsed="0" w:uiPriority="67" w:semiHidden="0" w:name="Medium Grid 1 Accent 6"/>
-    <w:lsdException w:unhideWhenUsed="0" w:uiPriority="68" w:semiHidden="0" w:name="Medium Grid 2 Accent 6"/>
-    <w:lsdException w:unhideWhenUsed="0" w:uiPriority="69" w:semiHidden="0" w:name="Medium Grid 3 Accent 6"/>
-    <w:lsdException w:unhideWhenUsed="0" w:uiPriority="70" w:semiHidden="0" w:name="Dark List Accent 6"/>
-    <w:lsdException w:unhideWhenUsed="0" w:uiPriority="71" w:semiHidden="0" w:name="Colorful Shading Accent 6"/>
-    <w:lsdException w:unhideWhenUsed="0" w:uiPriority="72" w:semiHidden="0" w:name="Colorful List Accent 6"/>
-    <w:lsdException w:unhideWhenUsed="0" w:uiPriority="73" w:semiHidden="0" w:name="Colorful Grid Accent 6"/>
+  <w:latentStyles w:defLockedState="0" w:defUIPriority="99" w:defSemiHidden="1" w:defUnhideWhenUsed="1" w:defQFormat="0" w:count="260">
+    <w:lsdException w:name="Normal" w:semiHidden="0" w:uiPriority="0" w:unhideWhenUsed="0" w:qFormat="1"/>
+    <w:lsdException w:name="heading 1" w:semiHidden="0" w:uiPriority="0" w:unhideWhenUsed="0" w:qFormat="1"/>
+    <w:lsdException w:name="heading 2" w:semiHidden="0" w:uiPriority="0" w:qFormat="1"/>
+    <w:lsdException w:name="heading 3" w:uiPriority="0" w:qFormat="1"/>
+    <w:lsdException w:name="heading 4" w:semiHidden="0" w:uiPriority="0" w:qFormat="1"/>
+    <w:lsdException w:name="heading 5" w:uiPriority="0" w:qFormat="1"/>
+    <w:lsdException w:name="heading 6" w:uiPriority="0" w:qFormat="1"/>
+    <w:lsdException w:name="heading 7" w:uiPriority="0" w:qFormat="1"/>
+    <w:lsdException w:name="heading 8" w:uiPriority="0" w:qFormat="1"/>
+    <w:lsdException w:name="heading 9" w:uiPriority="0" w:qFormat="1"/>
+    <w:lsdException w:name="index 1" w:semiHidden="0" w:uiPriority="0" w:unhideWhenUsed="0"/>
+    <w:lsdException w:name="index 2" w:semiHidden="0" w:uiPriority="0" w:unhideWhenUsed="0"/>
+    <w:lsdException w:name="index 3" w:semiHidden="0" w:uiPriority="0" w:unhideWhenUsed="0"/>
+    <w:lsdException w:name="index 4" w:semiHidden="0" w:uiPriority="0" w:unhideWhenUsed="0"/>
+    <w:lsdException w:name="index 5" w:semiHidden="0" w:uiPriority="0" w:unhideWhenUsed="0"/>
+    <w:lsdException w:name="index 6" w:semiHidden="0" w:uiPriority="0" w:unhideWhenUsed="0"/>
+    <w:lsdException w:name="index 7" w:semiHidden="0" w:uiPriority="0" w:unhideWhenUsed="0"/>
+    <w:lsdException w:name="index 8" w:semiHidden="0" w:uiPriority="0" w:unhideWhenUsed="0"/>
+    <w:lsdException w:name="index 9" w:semiHidden="0" w:uiPriority="0" w:unhideWhenUsed="0"/>
+    <w:lsdException w:name="toc 1" w:semiHidden="0" w:uiPriority="0" w:unhideWhenUsed="0" w:qFormat="1"/>
+    <w:lsdException w:name="toc 2" w:semiHidden="0" w:uiPriority="0" w:unhideWhenUsed="0" w:qFormat="1"/>
+    <w:lsdException w:name="toc 3" w:semiHidden="0" w:uiPriority="0" w:unhideWhenUsed="0" w:qFormat="1"/>
+    <w:lsdException w:name="toc 4" w:semiHidden="0" w:uiPriority="0" w:unhideWhenUsed="0"/>
+    <w:lsdException w:name="toc 5" w:semiHidden="0" w:uiPriority="0" w:unhideWhenUsed="0"/>
+    <w:lsdException w:name="toc 6" w:semiHidden="0" w:uiPriority="0" w:unhideWhenUsed="0"/>
+    <w:lsdException w:name="toc 7" w:semiHidden="0" w:uiPriority="0" w:unhideWhenUsed="0"/>
+    <w:lsdException w:name="toc 8" w:semiHidden="0" w:uiPriority="0" w:unhideWhenUsed="0"/>
+    <w:lsdException w:name="toc 9" w:semiHidden="0" w:uiPriority="0" w:unhideWhenUsed="0"/>
+    <w:lsdException w:name="Normal Indent" w:semiHidden="0" w:uiPriority="0" w:unhideWhenUsed="0"/>
+    <w:lsdException w:name="footnote text" w:semiHidden="0" w:uiPriority="0" w:unhideWhenUsed="0"/>
+    <w:lsdException w:name="annotation text" w:semiHidden="0" w:uiPriority="0" w:unhideWhenUsed="0" w:qFormat="1"/>
+    <w:lsdException w:name="header" w:semiHidden="0" w:uiPriority="0" w:unhideWhenUsed="0" w:qFormat="1"/>
+    <w:lsdException w:name="footer" w:semiHidden="0" w:uiPriority="0" w:unhideWhenUsed="0" w:qFormat="1"/>
+    <w:lsdException w:name="index heading" w:semiHidden="0" w:uiPriority="0" w:unhideWhenUsed="0"/>
+    <w:lsdException w:name="caption" w:uiPriority="0" w:qFormat="1"/>
+    <w:lsdException w:name="table of figures" w:semiHidden="0" w:uiPriority="0" w:unhideWhenUsed="0" w:qFormat="1"/>
+    <w:lsdException w:name="envelope address" w:semiHidden="0" w:uiPriority="0" w:unhideWhenUsed="0"/>
+    <w:lsdException w:name="envelope return" w:semiHidden="0" w:uiPriority="0" w:unhideWhenUsed="0"/>
+    <w:lsdException w:name="footnote reference" w:semiHidden="0" w:uiPriority="0" w:unhideWhenUsed="0"/>
+    <w:lsdException w:name="annotation reference" w:semiHidden="0" w:uiPriority="0" w:unhideWhenUsed="0"/>
+    <w:lsdException w:name="line number" w:semiHidden="0" w:uiPriority="0" w:unhideWhenUsed="0"/>
+    <w:lsdException w:name="page number" w:semiHidden="0" w:uiPriority="0" w:unhideWhenUsed="0"/>
+    <w:lsdException w:name="endnote reference" w:semiHidden="0" w:uiPriority="0" w:unhideWhenUsed="0"/>
+    <w:lsdException w:name="endnote text" w:semiHidden="0" w:uiPriority="0" w:unhideWhenUsed="0"/>
+    <w:lsdException w:name="table of authorities" w:semiHidden="0" w:uiPriority="0" w:unhideWhenUsed="0"/>
+    <w:lsdException w:name="macro" w:semiHidden="0" w:uiPriority="0" w:unhideWhenUsed="0"/>
+    <w:lsdException w:name="toa heading" w:semiHidden="0" w:uiPriority="0" w:unhideWhenUsed="0"/>
+    <w:lsdException w:name="List" w:semiHidden="0" w:uiPriority="0" w:unhideWhenUsed="0"/>
+    <w:lsdException w:name="List Bullet" w:semiHidden="0" w:uiPriority="0" w:unhideWhenUsed="0"/>
+    <w:lsdException w:name="List Number" w:semiHidden="0" w:uiPriority="0" w:unhideWhenUsed="0"/>
+    <w:lsdException w:name="List 2" w:semiHidden="0" w:uiPriority="0" w:unhideWhenUsed="0"/>
+    <w:lsdException w:name="List 3" w:semiHidden="0" w:uiPriority="0" w:unhideWhenUsed="0"/>
+    <w:lsdException w:name="List 4" w:semiHidden="0" w:uiPriority="0" w:unhideWhenUsed="0"/>
+    <w:lsdException w:name="List 5" w:semiHidden="0" w:uiPriority="0" w:unhideWhenUsed="0"/>
+    <w:lsdException w:name="List Bullet 2" w:semiHidden="0" w:uiPriority="0" w:unhideWhenUsed="0"/>
+    <w:lsdException w:name="List Bullet 3" w:semiHidden="0" w:uiPriority="0" w:unhideWhenUsed="0"/>
+    <w:lsdException w:name="List Bullet 4" w:semiHidden="0" w:uiPriority="0" w:unhideWhenUsed="0"/>
+    <w:lsdException w:name="List Bullet 5" w:semiHidden="0" w:uiPriority="0" w:unhideWhenUsed="0"/>
+    <w:lsdException w:name="List Number 2" w:semiHidden="0" w:uiPriority="0" w:unhideWhenUsed="0"/>
+    <w:lsdException w:name="List Number 3" w:semiHidden="0" w:uiPriority="0" w:unhideWhenUsed="0"/>
+    <w:lsdException w:name="List Number 4" w:semiHidden="0" w:uiPriority="0" w:unhideWhenUsed="0"/>
+    <w:lsdException w:name="List Number 5" w:semiHidden="0" w:uiPriority="0" w:unhideWhenUsed="0"/>
+    <w:lsdException w:name="Title" w:semiHidden="0" w:uiPriority="0" w:unhideWhenUsed="0" w:qFormat="1"/>
+    <w:lsdException w:name="Closing" w:semiHidden="0" w:uiPriority="0" w:unhideWhenUsed="0"/>
+    <w:lsdException w:name="Signature" w:semiHidden="0" w:uiPriority="0" w:unhideWhenUsed="0"/>
+    <w:lsdException w:name="Default Paragraph Font" w:uiPriority="0" w:unhideWhenUsed="0" w:qFormat="1"/>
+    <w:lsdException w:name="Body Text" w:uiPriority="0" w:unhideWhenUsed="0" w:qFormat="1"/>
+    <w:lsdException w:name="Body Text Indent" w:semiHidden="0" w:uiPriority="0" w:unhideWhenUsed="0"/>
+    <w:lsdException w:name="List Continue" w:semiHidden="0" w:uiPriority="0" w:unhideWhenUsed="0"/>
+    <w:lsdException w:name="List Continue 2" w:semiHidden="0" w:uiPriority="0" w:unhideWhenUsed="0"/>
+    <w:lsdException w:name="List Continue 3" w:semiHidden="0" w:uiPriority="0" w:unhideWhenUsed="0"/>
+    <w:lsdException w:name="List Continue 4" w:semiHidden="0" w:uiPriority="0" w:unhideWhenUsed="0"/>
+    <w:lsdException w:name="List Continue 5" w:semiHidden="0" w:uiPriority="0" w:unhideWhenUsed="0"/>
+    <w:lsdException w:name="Message Header" w:semiHidden="0" w:uiPriority="0" w:unhideWhenUsed="0"/>
+    <w:lsdException w:name="Subtitle" w:semiHidden="0" w:uiPriority="0" w:unhideWhenUsed="0" w:qFormat="1"/>
+    <w:lsdException w:name="Salutation" w:semiHidden="0" w:uiPriority="0" w:unhideWhenUsed="0"/>
+    <w:lsdException w:name="Date" w:semiHidden="0" w:uiPriority="0" w:unhideWhenUsed="0"/>
+    <w:lsdException w:name="Body Text First Indent" w:semiHidden="0" w:uiPriority="0" w:unhideWhenUsed="0"/>
+    <w:lsdException w:name="Body Text First Indent 2" w:semiHidden="0" w:uiPriority="0" w:unhideWhenUsed="0"/>
+    <w:lsdException w:name="Body Text 2" w:semiHidden="0" w:uiPriority="0" w:unhideWhenUsed="0"/>
+    <w:lsdException w:name="Body Text 3" w:semiHidden="0" w:uiPriority="0" w:unhideWhenUsed="0"/>
+    <w:lsdException w:name="Body Text Indent 2" w:semiHidden="0" w:uiPriority="0" w:unhideWhenUsed="0"/>
+    <w:lsdException w:name="Body Text Indent 3" w:semiHidden="0" w:uiPriority="0" w:unhideWhenUsed="0"/>
+    <w:lsdException w:name="Block Text" w:semiHidden="0" w:uiPriority="0" w:unhideWhenUsed="0"/>
+    <w:lsdException w:name="Hyperlink" w:semiHidden="0" w:uiPriority="0" w:unhideWhenUsed="0"/>
+    <w:lsdException w:name="FollowedHyperlink" w:semiHidden="0" w:uiPriority="0" w:unhideWhenUsed="0"/>
+    <w:lsdException w:name="Strong" w:semiHidden="0" w:uiPriority="0" w:unhideWhenUsed="0" w:qFormat="1"/>
+    <w:lsdException w:name="Emphasis" w:semiHidden="0" w:uiPriority="0" w:unhideWhenUsed="0" w:qFormat="1"/>
+    <w:lsdException w:name="Document Map" w:semiHidden="0" w:uiPriority="0" w:unhideWhenUsed="0"/>
+    <w:lsdException w:name="Plain Text" w:semiHidden="0" w:uiPriority="0" w:unhideWhenUsed="0"/>
+    <w:lsdException w:name="E-mail Signature" w:semiHidden="0" w:uiPriority="0" w:unhideWhenUsed="0"/>
+    <w:lsdException w:name="Normal (Web)" w:semiHidden="0" w:uiPriority="0" w:unhideWhenUsed="0" w:qFormat="1"/>
+    <w:lsdException w:name="HTML Acronym" w:semiHidden="0" w:uiPriority="0" w:unhideWhenUsed="0"/>
+    <w:lsdException w:name="HTML Address" w:semiHidden="0" w:uiPriority="0" w:unhideWhenUsed="0"/>
+    <w:lsdException w:name="HTML Cite" w:semiHidden="0" w:uiPriority="0" w:unhideWhenUsed="0"/>
+    <w:lsdException w:name="HTML Code" w:semiHidden="0" w:uiPriority="0" w:unhideWhenUsed="0"/>
+    <w:lsdException w:name="HTML Definition" w:semiHidden="0" w:uiPriority="0" w:unhideWhenUsed="0"/>
+    <w:lsdException w:name="HTML Keyboard" w:semiHidden="0" w:uiPriority="0" w:unhideWhenUsed="0"/>
+    <w:lsdException w:name="HTML Preformatted" w:semiHidden="0" w:uiPriority="0" w:unhideWhenUsed="0" w:qFormat="1"/>
+    <w:lsdException w:name="HTML Sample" w:semiHidden="0" w:uiPriority="0" w:unhideWhenUsed="0"/>
+    <w:lsdException w:name="HTML Typewriter" w:semiHidden="0" w:uiPriority="0" w:unhideWhenUsed="0"/>
+    <w:lsdException w:name="HTML Variable" w:semiHidden="0" w:uiPriority="0" w:unhideWhenUsed="0"/>
+    <w:lsdException w:name="Normal Table" w:uiPriority="0" w:unhideWhenUsed="0" w:qFormat="1"/>
+    <w:lsdException w:name="annotation subject" w:semiHidden="0" w:uiPriority="0" w:unhideWhenUsed="0"/>
+    <w:lsdException w:name="Table Simple 1" w:semiHidden="0" w:uiPriority="0" w:unhideWhenUsed="0"/>
+    <w:lsdException w:name="Table Simple 2" w:semiHidden="0" w:uiPriority="0" w:unhideWhenUsed="0"/>
+    <w:lsdException w:name="Table Simple 3" w:semiHidden="0" w:uiPriority="0" w:unhideWhenUsed="0"/>
+    <w:lsdException w:name="Table Classic 1" w:semiHidden="0" w:uiPriority="0" w:unhideWhenUsed="0"/>
+    <w:lsdException w:name="Table Classic 2" w:semiHidden="0" w:uiPriority="0" w:unhideWhenUsed="0"/>
+    <w:lsdException w:name="Table Classic 3" w:semiHidden="0" w:uiPriority="0" w:unhideWhenUsed="0"/>
+    <w:lsdException w:name="Table Classic 4" w:semiHidden="0" w:uiPriority="0" w:unhideWhenUsed="0"/>
+    <w:lsdException w:name="Table Colorful 1" w:semiHidden="0" w:uiPriority="0" w:unhideWhenUsed="0"/>
+    <w:lsdException w:name="Table Colorful 2" w:semiHidden="0" w:uiPriority="0" w:unhideWhenUsed="0"/>
+    <w:lsdException w:name="Table Colorful 3" w:semiHidden="0" w:uiPriority="0" w:unhideWhenUsed="0"/>
+    <w:lsdException w:name="Table Columns 1" w:semiHidden="0" w:uiPriority="0" w:unhideWhenUsed="0"/>
+    <w:lsdException w:name="Table Columns 2" w:semiHidden="0" w:uiPriority="0" w:unhideWhenUsed="0"/>
+    <w:lsdException w:name="Table Columns 3" w:semiHidden="0" w:uiPriority="0" w:unhideWhenUsed="0"/>
+    <w:lsdException w:name="Table Columns 4" w:semiHidden="0" w:uiPriority="0" w:unhideWhenUsed="0"/>
+    <w:lsdException w:name="Table Columns 5" w:semiHidden="0" w:uiPriority="0" w:unhideWhenUsed="0"/>
+    <w:lsdException w:name="Table Grid 1" w:semiHidden="0" w:uiPriority="0" w:unhideWhenUsed="0"/>
+    <w:lsdException w:name="Table Grid 2" w:semiHidden="0" w:uiPriority="0" w:unhideWhenUsed="0"/>
+    <w:lsdException w:name="Table Grid 3" w:semiHidden="0" w:uiPriority="0" w:unhideWhenUsed="0"/>
+    <w:lsdException w:name="Table Grid 4" w:semiHidden="0" w:uiPriority="0" w:unhideWhenUsed="0"/>
+    <w:lsdException w:name="Table Grid 5" w:semiHidden="0" w:uiPriority="0" w:unhideWhenUsed="0"/>
+    <w:lsdException w:name="Table Grid 6" w:semiHidden="0" w:uiPriority="0" w:unhideWhenUsed="0"/>
+    <w:lsdException w:name="Table Grid 7" w:semiHidden="0" w:uiPriority="0" w:unhideWhenUsed="0"/>
+    <w:lsdException w:name="Table Grid 8" w:semiHidden="0" w:uiPriority="0" w:unhideWhenUsed="0"/>
+    <w:lsdException w:name="Table List 1" w:semiHidden="0" w:uiPriority="0" w:unhideWhenUsed="0"/>
+    <w:lsdException w:name="Table List 2" w:semiHidden="0" w:uiPriority="0" w:unhideWhenUsed="0"/>
+    <w:lsdException w:name="Table List 3" w:semiHidden="0" w:uiPriority="0" w:unhideWhenUsed="0"/>
+    <w:lsdException w:name="Table List 4" w:semiHidden="0" w:uiPriority="0" w:unhideWhenUsed="0"/>
+    <w:lsdException w:name="Table List 5" w:semiHidden="0" w:uiPriority="0" w:unhideWhenUsed="0"/>
+    <w:lsdException w:name="Table List 6" w:semiHidden="0" w:uiPriority="0" w:unhideWhenUsed="0"/>
+    <w:lsdException w:name="Table List 7" w:semiHidden="0" w:uiPriority="0" w:unhideWhenUsed="0"/>
+    <w:lsdException w:name="Table List 8" w:semiHidden="0" w:uiPriority="0" w:unhideWhenUsed="0"/>
+    <w:lsdException w:name="Table 3D effects 1" w:semiHidden="0" w:uiPriority="0" w:unhideWhenUsed="0"/>
+    <w:lsdException w:name="Table 3D effects 2" w:semiHidden="0" w:uiPriority="0" w:unhideWhenUsed="0"/>
+    <w:lsdException w:name="Table 3D effects 3" w:semiHidden="0" w:uiPriority="0" w:unhideWhenUsed="0"/>
+    <w:lsdException w:name="Table Contemporary" w:semiHidden="0" w:uiPriority="0" w:unhideWhenUsed="0"/>
+    <w:lsdException w:name="Table Elegant" w:semiHidden="0" w:uiPriority="0" w:unhideWhenUsed="0"/>
+    <w:lsdException w:name="Table Professional" w:semiHidden="0" w:uiPriority="0" w:unhideWhenUsed="0"/>
+    <w:lsdException w:name="Table Subtle 1" w:semiHidden="0" w:uiPriority="0" w:unhideWhenUsed="0"/>
+    <w:lsdException w:name="Table Subtle 2" w:semiHidden="0" w:uiPriority="0" w:unhideWhenUsed="0"/>
+    <w:lsdException w:name="Table Web 1" w:semiHidden="0" w:uiPriority="0" w:unhideWhenUsed="0"/>
+    <w:lsdException w:name="Table Web 2" w:semiHidden="0" w:uiPriority="0" w:unhideWhenUsed="0"/>
+    <w:lsdException w:name="Table Web 3" w:semiHidden="0" w:uiPriority="0" w:unhideWhenUsed="0"/>
+    <w:lsdException w:name="Balloon Text" w:semiHidden="0" w:uiPriority="0" w:unhideWhenUsed="0"/>
+    <w:lsdException w:name="Table Grid" w:semiHidden="0" w:uiPriority="0" w:unhideWhenUsed="0" w:qFormat="1"/>
+    <w:lsdException w:name="Table Theme" w:semiHidden="0" w:uiPriority="0" w:unhideWhenUsed="0"/>
+    <w:lsdException w:name="Light Shading" w:semiHidden="0" w:uiPriority="60" w:unhideWhenUsed="0"/>
+    <w:lsdException w:name="Light List" w:semiHidden="0" w:uiPriority="61" w:unhideWhenUsed="0"/>
+    <w:lsdException w:name="Light Grid" w:semiHidden="0" w:uiPriority="62" w:unhideWhenUsed="0"/>
+    <w:lsdException w:name="Medium Shading 1" w:semiHidden="0" w:uiPriority="63" w:unhideWhenUsed="0"/>
+    <w:lsdException w:name="Medium Shading 2" w:semiHidden="0" w:uiPriority="64" w:unhideWhenUsed="0"/>
+    <w:lsdException w:name="Medium List 1" w:semiHidden="0" w:uiPriority="65" w:unhideWhenUsed="0"/>
+    <w:lsdException w:name="Medium List 2" w:semiHidden="0" w:uiPriority="66" w:unhideWhenUsed="0"/>
+    <w:lsdException w:name="Medium Grid 1" w:semiHidden="0" w:uiPriority="67" w:unhideWhenUsed="0"/>
+    <w:lsdException w:name="Medium Grid 2" w:semiHidden="0" w:uiPriority="68" w:unhideWhenUsed="0"/>
+    <w:lsdException w:name="Medium Grid 3" w:semiHidden="0" w:uiPriority="69" w:unhideWhenUsed="0"/>
+    <w:lsdException w:name="Dark List" w:semiHidden="0" w:uiPriority="70" w:unhideWhenUsed="0"/>
+    <w:lsdException w:name="Colorful Shading" w:semiHidden="0" w:uiPriority="71" w:unhideWhenUsed="0"/>
+    <w:lsdException w:name="Colorful List" w:semiHidden="0" w:uiPriority="72" w:unhideWhenUsed="0"/>
+    <w:lsdException w:name="Colorful Grid" w:semiHidden="0" w:uiPriority="73" w:unhideWhenUsed="0"/>
+    <w:lsdException w:name="Light Shading Accent 1" w:semiHidden="0" w:uiPriority="60" w:unhideWhenUsed="0"/>
+    <w:lsdException w:name="Light List Accent 1" w:semiHidden="0" w:uiPriority="61" w:unhideWhenUsed="0"/>
+    <w:lsdException w:name="Light Grid Accent 1" w:semiHidden="0" w:uiPriority="62" w:unhideWhenUsed="0"/>
+    <w:lsdException w:name="Medium Shading 1 Accent 1" w:semiHidden="0" w:uiPriority="63" w:unhideWhenUsed="0"/>
+    <w:lsdException w:name="Medium Shading 2 Accent 1" w:semiHidden="0" w:uiPriority="64" w:unhideWhenUsed="0"/>
+    <w:lsdException w:name="Medium List 1 Accent 1" w:semiHidden="0" w:uiPriority="65" w:unhideWhenUsed="0"/>
+    <w:lsdException w:name="Medium List 2 Accent 1" w:semiHidden="0" w:uiPriority="66" w:unhideWhenUsed="0"/>
+    <w:lsdException w:name="Medium Grid 1 Accent 1" w:semiHidden="0" w:uiPriority="67" w:unhideWhenUsed="0"/>
+    <w:lsdException w:name="Medium Grid 2 Accent 1" w:semiHidden="0" w:uiPriority="68" w:unhideWhenUsed="0"/>
+    <w:lsdException w:name="Medium Grid 3 Accent 1" w:semiHidden="0" w:uiPriority="69" w:unhideWhenUsed="0"/>
+    <w:lsdException w:name="Dark List Accent 1" w:semiHidden="0" w:uiPriority="70" w:unhideWhenUsed="0"/>
+    <w:lsdException w:name="Colorful Shading Accent 1" w:semiHidden="0" w:uiPriority="71" w:unhideWhenUsed="0"/>
+    <w:lsdException w:name="Colorful List Accent 1" w:semiHidden="0" w:uiPriority="72" w:unhideWhenUsed="0"/>
+    <w:lsdException w:name="Colorful Grid Accent 1" w:semiHidden="0" w:uiPriority="73" w:unhideWhenUsed="0"/>
+    <w:lsdException w:name="Light Shading Accent 2" w:semiHidden="0" w:uiPriority="60" w:unhideWhenUsed="0"/>
+    <w:lsdException w:name="Light List Accent 2" w:semiHidden="0" w:uiPriority="61" w:unhideWhenUsed="0"/>
+    <w:lsdException w:name="Light Grid Accent 2" w:semiHidden="0" w:uiPriority="62" w:unhideWhenUsed="0"/>
+    <w:lsdException w:name="Medium Shading 1 Accent 2" w:semiHidden="0" w:uiPriority="63" w:unhideWhenUsed="0"/>
+    <w:lsdException w:name="Medium Shading 2 Accent 2" w:semiHidden="0" w:uiPriority="64" w:unhideWhenUsed="0"/>
+    <w:lsdException w:name="Medium List 1 Accent 2" w:semiHidden="0" w:uiPriority="65" w:unhideWhenUsed="0"/>
+    <w:lsdException w:name="Medium List 2 Accent 2" w:semiHidden="0" w:uiPriority="66" w:unhideWhenUsed="0"/>
+    <w:lsdException w:name="Medium Grid 1 Accent 2" w:semiHidden="0" w:uiPriority="67" w:unhideWhenUsed="0"/>
+    <w:lsdException w:name="Medium Grid 2 Accent 2" w:semiHidden="0" w:uiPriority="68" w:unhideWhenUsed="0"/>
+    <w:lsdException w:name="Medium Grid 3 Accent 2" w:semiHidden="0" w:uiPriority="69" w:unhideWhenUsed="0"/>
+    <w:lsdException w:name="Dark List Accent 2" w:semiHidden="0" w:uiPriority="70" w:unhideWhenUsed="0"/>
+    <w:lsdException w:name="Colorful Shading Accent 2" w:semiHidden="0" w:uiPriority="71" w:unhideWhenUsed="0"/>
+    <w:lsdException w:name="Colorful List Accent 2" w:semiHidden="0" w:uiPriority="72" w:unhideWhenUsed="0"/>
+    <w:lsdException w:name="Colorful Grid Accent 2" w:semiHidden="0" w:uiPriority="73" w:unhideWhenUsed="0"/>
+    <w:lsdException w:name="Light Shading Accent 3" w:semiHidden="0" w:uiPriority="60" w:unhideWhenUsed="0"/>
+    <w:lsdException w:name="Light List Accent 3" w:semiHidden="0" w:uiPriority="61" w:unhideWhenUsed="0"/>
+    <w:lsdException w:name="Light Grid Accent 3" w:semiHidden="0" w:uiPriority="62" w:unhideWhenUsed="0"/>
+    <w:lsdException w:name="Medium Shading 1 Accent 3" w:semiHidden="0" w:uiPriority="63" w:unhideWhenUsed="0"/>
+    <w:lsdException w:name="Medium Shading 2 Accent 3" w:semiHidden="0" w:uiPriority="64" w:unhideWhenUsed="0"/>
+    <w:lsdException w:name="Medium List 1 Accent 3" w:semiHidden="0" w:uiPriority="65" w:unhideWhenUsed="0"/>
+    <w:lsdException w:name="Medium List 2 Accent 3" w:semiHidden="0" w:uiPriority="66" w:unhideWhenUsed="0"/>
+    <w:lsdException w:name="Medium Grid 1 Accent 3" w:semiHidden="0" w:uiPriority="67" w:unhideWhenUsed="0"/>
+    <w:lsdException w:name="Medium Grid 2 Accent 3" w:semiHidden="0" w:uiPriority="68" w:unhideWhenUsed="0"/>
+    <w:lsdException w:name="Medium Grid 3 Accent 3" w:semiHidden="0" w:uiPriority="69" w:unhideWhenUsed="0"/>
+    <w:lsdException w:name="Dark List Accent 3" w:semiHidden="0" w:uiPriority="70" w:unhideWhenUsed="0"/>
+    <w:lsdException w:name="Colorful Shading Accent 3" w:semiHidden="0" w:uiPriority="71" w:unhideWhenUsed="0"/>
+    <w:lsdException w:name="Colorful List Accent 3" w:semiHidden="0" w:uiPriority="72" w:unhideWhenUsed="0"/>
+    <w:lsdException w:name="Colorful Grid Accent 3" w:semiHidden="0" w:uiPriority="73" w:unhideWhenUsed="0"/>
+    <w:lsdException w:name="Light Shading Accent 4" w:semiHidden="0" w:uiPriority="60" w:unhideWhenUsed="0"/>
+    <w:lsdException w:name="Light List Accent 4" w:semiHidden="0" w:uiPriority="61" w:unhideWhenUsed="0"/>
+    <w:lsdException w:name="Light Grid Accent 4" w:semiHidden="0" w:uiPriority="62" w:unhideWhenUsed="0"/>
+    <w:lsdException w:name="Medium Shading 1 Accent 4" w:semiHidden="0" w:uiPriority="63" w:unhideWhenUsed="0"/>
+    <w:lsdException w:name="Medium Shading 2 Accent 4" w:semiHidden="0" w:uiPriority="64" w:unhideWhenUsed="0"/>
+    <w:lsdException w:name="Medium List 1 Accent 4" w:semiHidden="0" w:uiPriority="65" w:unhideWhenUsed="0"/>
+    <w:lsdException w:name="Medium List 2 Accent 4" w:semiHidden="0" w:uiPriority="66" w:unhideWhenUsed="0"/>
+    <w:lsdException w:name="Medium Grid 1 Accent 4" w:semiHidden="0" w:uiPriority="67" w:unhideWhenUsed="0"/>
+    <w:lsdException w:name="Medium Grid 2 Accent 4" w:semiHidden="0" w:uiPriority="68" w:unhideWhenUsed="0"/>
+    <w:lsdException w:name="Medium Grid 3 Accent 4" w:semiHidden="0" w:uiPriority="69" w:unhideWhenUsed="0"/>
+    <w:lsdException w:name="Dark List Accent 4" w:semiHidden="0" w:uiPriority="70" w:unhideWhenUsed="0"/>
+    <w:lsdException w:name="Colorful Shading Accent 4" w:semiHidden="0" w:uiPriority="71" w:unhideWhenUsed="0"/>
+    <w:lsdException w:name="Colorful List Accent 4" w:semiHidden="0" w:uiPriority="72" w:unhideWhenUsed="0"/>
+    <w:lsdException w:name="Colorful Grid Accent 4" w:semiHidden="0" w:uiPriority="73" w:unhideWhenUsed="0"/>
+    <w:lsdException w:name="Light Shading Accent 5" w:semiHidden="0" w:uiPriority="60" w:unhideWhenUsed="0"/>
+    <w:lsdException w:name="Light List Accent 5" w:semiHidden="0" w:uiPriority="61" w:unhideWhenUsed="0"/>
+    <w:lsdException w:name="Light Grid Accent 5" w:semiHidden="0" w:uiPriority="62" w:unhideWhenUsed="0"/>
+    <w:lsdException w:name="Medium Shading 1 Accent 5" w:semiHidden="0" w:uiPriority="63" w:unhideWhenUsed="0"/>
+    <w:lsdException w:name="Medium Shading 2 Accent 5" w:semiHidden="0" w:uiPriority="64" w:unhideWhenUsed="0"/>
+    <w:lsdException w:name="Medium List 1 Accent 5" w:semiHidden="0" w:uiPriority="65" w:unhideWhenUsed="0"/>
+    <w:lsdException w:name="Medium List 2 Accent 5" w:semiHidden="0" w:uiPriority="66" w:unhideWhenUsed="0"/>
+    <w:lsdException w:name="Medium Grid 1 Accent 5" w:semiHidden="0" w:uiPriority="67" w:unhideWhenUsed="0"/>
+    <w:lsdException w:name="Medium Grid 2 Accent 5" w:semiHidden="0" w:uiPriority="68" w:unhideWhenUsed="0"/>
+    <w:lsdException w:name="Medium Grid 3 Accent 5" w:semiHidden="0" w:uiPriority="69" w:unhideWhenUsed="0"/>
+    <w:lsdException w:name="Dark List Accent 5" w:semiHidden="0" w:uiPriority="70" w:unhideWhenUsed="0"/>
+    <w:lsdException w:name="Colorful Shading Accent 5" w:semiHidden="0" w:uiPriority="71" w:unhideWhenUsed="0"/>
+    <w:lsdException w:name="Colorful List Accent 5" w:semiHidden="0" w:uiPriority="72" w:unhideWhenUsed="0"/>
+    <w:lsdException w:name="Colorful Grid Accent 5" w:semiHidden="0" w:uiPriority="73" w:unhideWhenUsed="0"/>
+    <w:lsdException w:name="Light Shading Accent 6" w:semiHidden="0" w:uiPriority="60" w:unhideWhenUsed="0"/>
+    <w:lsdException w:name="Light List Accent 6" w:semiHidden="0" w:uiPriority="61" w:unhideWhenUsed="0"/>
+    <w:lsdException w:name="Light Grid Accent 6" w:semiHidden="0" w:uiPriority="62" w:unhideWhenUsed="0"/>
+    <w:lsdException w:name="Medium Shading 1 Accent 6" w:semiHidden="0" w:uiPriority="63" w:unhideWhenUsed="0"/>
+    <w:lsdException w:name="Medium Shading 2 Accent 6" w:semiHidden="0" w:uiPriority="64" w:unhideWhenUsed="0"/>
+    <w:lsdException w:name="Medium List 1 Accent 6" w:semiHidden="0" w:uiPriority="65" w:unhideWhenUsed="0"/>
+    <w:lsdException w:name="Medium List 2 Accent 6" w:semiHidden="0" w:uiPriority="66" w:unhideWhenUsed="0"/>
+    <w:lsdException w:name="Medium Grid 1 Accent 6" w:semiHidden="0" w:uiPriority="67" w:unhideWhenUsed="0"/>
+    <w:lsdException w:name="Medium Grid 2 Accent 6" w:semiHidden="0" w:uiPriority="68" w:unhideWhenUsed="0"/>
+    <w:lsdException w:name="Medium Grid 3 Accent 6" w:semiHidden="0" w:uiPriority="69" w:unhideWhenUsed="0"/>
+    <w:lsdException w:name="Dark List Accent 6" w:semiHidden="0" w:uiPriority="70" w:unhideWhenUsed="0"/>
+    <w:lsdException w:name="Colorful Shading Accent 6" w:semiHidden="0" w:uiPriority="71" w:unhideWhenUsed="0"/>
+    <w:lsdException w:name="Colorful List Accent 6" w:semiHidden="0" w:uiPriority="72" w:unhideWhenUsed="0"/>
+    <w:lsdException w:name="Colorful Grid Accent 6" w:semiHidden="0" w:uiPriority="73" w:unhideWhenUsed="0"/>
   </w:latentStyles>
-  <w:style w:type="paragraph" w:default="1" w:styleId="1">
+  <w:style w:type="paragraph" w:default="1" w:styleId="Normal">
     <w:name w:val="Normal"/>
     <w:qFormat/>
-    <w:uiPriority w:val="0"/>
     <w:pPr>
       <w:kinsoku w:val="0"/>
       <w:autoSpaceDE w:val="0"/>
@@ -8271,7 +8086,7 @@
       <w:textAlignment w:val="baseline"/>
     </w:pPr>
     <w:rPr>
-      <w:rFonts w:ascii="Arial" w:hAnsi="Arial" w:eastAsia="宋体" w:cs="Arial"/>
+      <w:rFonts w:ascii="Arial" w:eastAsia="宋体" w:hAnsi="Arial" w:cs="Arial"/>
       <w:snapToGrid w:val="0"/>
       <w:color w:val="000000"/>
       <w:kern w:val="0"/>
@@ -8280,12 +8095,11 @@
       <w:lang w:val="en-US" w:eastAsia="en-US" w:bidi="ar-SA"/>
     </w:rPr>
   </w:style>
-  <w:style w:type="paragraph" w:styleId="2">
+  <w:style w:type="paragraph" w:styleId="Heading1">
     <w:name w:val="heading 1"/>
-    <w:basedOn w:val="1"/>
-    <w:next w:val="1"/>
+    <w:basedOn w:val="Normal"/>
+    <w:next w:val="Normal"/>
     <w:qFormat/>
-    <w:uiPriority w:val="0"/>
     <w:pPr>
       <w:keepNext/>
       <w:keepLines/>
@@ -8303,13 +8117,12 @@
       <w:sz w:val="44"/>
     </w:rPr>
   </w:style>
-  <w:style w:type="paragraph" w:styleId="3">
+  <w:style w:type="paragraph" w:styleId="Heading2">
     <w:name w:val="heading 2"/>
-    <w:basedOn w:val="1"/>
-    <w:next w:val="1"/>
+    <w:basedOn w:val="Normal"/>
+    <w:next w:val="Normal"/>
     <w:unhideWhenUsed/>
     <w:qFormat/>
-    <w:uiPriority w:val="0"/>
     <w:pPr>
       <w:keepNext/>
       <w:keepLines/>
@@ -8322,19 +8135,18 @@
       <w:outlineLvl w:val="1"/>
     </w:pPr>
     <w:rPr>
-      <w:rFonts w:ascii="Arial" w:hAnsi="Arial" w:eastAsia="黑体"/>
+      <w:rFonts w:ascii="Arial" w:eastAsia="黑体" w:hAnsi="Arial"/>
       <w:b/>
       <w:sz w:val="32"/>
     </w:rPr>
   </w:style>
-  <w:style w:type="paragraph" w:styleId="4">
+  <w:style w:type="paragraph" w:styleId="Heading3">
     <w:name w:val="heading 3"/>
-    <w:basedOn w:val="1"/>
-    <w:next w:val="1"/>
+    <w:basedOn w:val="Normal"/>
+    <w:next w:val="Normal"/>
     <w:semiHidden/>
     <w:unhideWhenUsed/>
     <w:qFormat/>
-    <w:uiPriority w:val="0"/>
     <w:pPr>
       <w:keepNext/>
       <w:keepLines/>
@@ -8351,13 +8163,12 @@
       <w:sz w:val="32"/>
     </w:rPr>
   </w:style>
-  <w:style w:type="paragraph" w:styleId="5">
+  <w:style w:type="paragraph" w:styleId="Heading4">
     <w:name w:val="heading 4"/>
-    <w:basedOn w:val="1"/>
-    <w:next w:val="1"/>
+    <w:basedOn w:val="Normal"/>
+    <w:next w:val="Normal"/>
     <w:unhideWhenUsed/>
     <w:qFormat/>
-    <w:uiPriority w:val="0"/>
     <w:pPr>
       <w:keepNext/>
       <w:keepLines/>
@@ -8370,19 +8181,18 @@
       <w:outlineLvl w:val="3"/>
     </w:pPr>
     <w:rPr>
-      <w:rFonts w:ascii="Arial" w:hAnsi="Arial" w:eastAsia="黑体"/>
+      <w:rFonts w:ascii="Arial" w:eastAsia="黑体" w:hAnsi="Arial"/>
       <w:b/>
       <w:sz w:val="28"/>
     </w:rPr>
   </w:style>
-  <w:style w:type="paragraph" w:styleId="6">
+  <w:style w:type="paragraph" w:styleId="Heading5">
     <w:name w:val="heading 5"/>
-    <w:basedOn w:val="1"/>
-    <w:next w:val="1"/>
+    <w:basedOn w:val="Normal"/>
+    <w:next w:val="Normal"/>
     <w:semiHidden/>
     <w:unhideWhenUsed/>
     <w:qFormat/>
-    <w:uiPriority w:val="0"/>
     <w:pPr>
       <w:keepNext/>
       <w:keepLines/>
@@ -8399,14 +8209,13 @@
       <w:sz w:val="28"/>
     </w:rPr>
   </w:style>
-  <w:style w:type="paragraph" w:styleId="7">
+  <w:style w:type="paragraph" w:styleId="Heading6">
     <w:name w:val="heading 6"/>
-    <w:basedOn w:val="1"/>
-    <w:next w:val="1"/>
+    <w:basedOn w:val="Normal"/>
+    <w:next w:val="Normal"/>
     <w:semiHidden/>
     <w:unhideWhenUsed/>
     <w:qFormat/>
-    <w:uiPriority w:val="0"/>
     <w:pPr>
       <w:keepNext/>
       <w:keepLines/>
@@ -8419,19 +8228,18 @@
       <w:outlineLvl w:val="5"/>
     </w:pPr>
     <w:rPr>
-      <w:rFonts w:ascii="Arial" w:hAnsi="Arial" w:eastAsia="黑体"/>
+      <w:rFonts w:ascii="Arial" w:eastAsia="黑体" w:hAnsi="Arial"/>
       <w:b/>
       <w:sz w:val="24"/>
     </w:rPr>
   </w:style>
-  <w:style w:type="paragraph" w:styleId="8">
+  <w:style w:type="paragraph" w:styleId="Heading7">
     <w:name w:val="heading 7"/>
-    <w:basedOn w:val="1"/>
-    <w:next w:val="1"/>
+    <w:basedOn w:val="Normal"/>
+    <w:next w:val="Normal"/>
     <w:semiHidden/>
     <w:unhideWhenUsed/>
     <w:qFormat/>
-    <w:uiPriority w:val="0"/>
     <w:pPr>
       <w:keepNext/>
       <w:keepLines/>
@@ -8448,14 +8256,13 @@
       <w:sz w:val="24"/>
     </w:rPr>
   </w:style>
-  <w:style w:type="paragraph" w:styleId="9">
+  <w:style w:type="paragraph" w:styleId="Heading8">
     <w:name w:val="heading 8"/>
-    <w:basedOn w:val="1"/>
-    <w:next w:val="1"/>
+    <w:basedOn w:val="Normal"/>
+    <w:next w:val="Normal"/>
     <w:semiHidden/>
     <w:unhideWhenUsed/>
     <w:qFormat/>
-    <w:uiPriority w:val="0"/>
     <w:pPr>
       <w:keepNext/>
       <w:keepLines/>
@@ -8468,18 +8275,17 @@
       <w:outlineLvl w:val="7"/>
     </w:pPr>
     <w:rPr>
-      <w:rFonts w:ascii="Arial" w:hAnsi="Arial" w:eastAsia="黑体"/>
+      <w:rFonts w:ascii="Arial" w:eastAsia="黑体" w:hAnsi="Arial"/>
       <w:sz w:val="24"/>
     </w:rPr>
   </w:style>
-  <w:style w:type="paragraph" w:styleId="10">
+  <w:style w:type="paragraph" w:styleId="Heading9">
     <w:name w:val="heading 9"/>
-    <w:basedOn w:val="1"/>
-    <w:next w:val="1"/>
+    <w:basedOn w:val="Normal"/>
+    <w:next w:val="Normal"/>
     <w:semiHidden/>
     <w:unhideWhenUsed/>
     <w:qFormat/>
-    <w:uiPriority w:val="0"/>
     <w:pPr>
       <w:keepNext/>
       <w:keepLines/>
@@ -8492,21 +8298,19 @@
       <w:outlineLvl w:val="8"/>
     </w:pPr>
     <w:rPr>
-      <w:rFonts w:ascii="Arial" w:hAnsi="Arial" w:eastAsia="黑体"/>
+      <w:rFonts w:ascii="Arial" w:eastAsia="黑体" w:hAnsi="Arial"/>
       <w:sz w:val="21"/>
     </w:rPr>
   </w:style>
-  <w:style w:type="character" w:default="1" w:styleId="24">
+  <w:style w:type="character" w:default="1" w:styleId="DefaultParagraphFont">
     <w:name w:val="Default Paragraph Font"/>
     <w:semiHidden/>
     <w:qFormat/>
-    <w:uiPriority w:val="0"/>
   </w:style>
-  <w:style w:type="table" w:default="1" w:styleId="22">
+  <w:style w:type="table" w:default="1" w:styleId="TableNormal">
     <w:name w:val="Normal Table"/>
     <w:semiHidden/>
     <w:qFormat/>
-    <w:uiPriority w:val="0"/>
     <w:tblPr>
       <w:tblCellMar>
         <w:top w:w="0" w:type="dxa"/>
@@ -8516,43 +8320,39 @@
       </w:tblCellMar>
     </w:tblPr>
   </w:style>
-  <w:style w:type="paragraph" w:styleId="11">
+  <w:style w:type="paragraph" w:styleId="CommentText">
     <w:name w:val="annotation text"/>
-    <w:basedOn w:val="1"/>
+    <w:basedOn w:val="Normal"/>
     <w:qFormat/>
-    <w:uiPriority w:val="0"/>
     <w:pPr>
       <w:jc w:val="left"/>
     </w:pPr>
   </w:style>
-  <w:style w:type="paragraph" w:styleId="12">
+  <w:style w:type="paragraph" w:styleId="BodyText">
     <w:name w:val="Body Text"/>
-    <w:basedOn w:val="1"/>
+    <w:basedOn w:val="Normal"/>
     <w:semiHidden/>
     <w:qFormat/>
-    <w:uiPriority w:val="0"/>
     <w:rPr>
-      <w:rFonts w:ascii="Arial" w:hAnsi="Arial" w:eastAsia="Arial" w:cs="Arial"/>
+      <w:rFonts w:ascii="Arial" w:eastAsia="Arial" w:hAnsi="Arial" w:cs="Arial"/>
       <w:sz w:val="21"/>
       <w:szCs w:val="21"/>
       <w:lang w:val="en-US" w:eastAsia="en-US" w:bidi="ar-SA"/>
     </w:rPr>
   </w:style>
-  <w:style w:type="paragraph" w:styleId="13">
+  <w:style w:type="paragraph" w:styleId="TOC3">
     <w:name w:val="toc 3"/>
-    <w:basedOn w:val="1"/>
-    <w:next w:val="1"/>
+    <w:basedOn w:val="Normal"/>
+    <w:next w:val="Normal"/>
     <w:qFormat/>
-    <w:uiPriority w:val="0"/>
     <w:pPr>
       <w:ind w:left="840" w:leftChars="400"/>
     </w:pPr>
   </w:style>
-  <w:style w:type="paragraph" w:styleId="14">
+  <w:style w:type="paragraph" w:styleId="Footer">
     <w:name w:val="footer"/>
-    <w:basedOn w:val="1"/>
+    <w:basedOn w:val="Normal"/>
     <w:qFormat/>
-    <w:uiPriority w:val="0"/>
     <w:pPr>
       <w:tabs>
         <w:tab w:val="center" w:pos="4153"/>
@@ -8565,17 +8365,16 @@
       <w:sz w:val="18"/>
     </w:rPr>
   </w:style>
-  <w:style w:type="paragraph" w:styleId="15">
+  <w:style w:type="paragraph" w:styleId="Header">
     <w:name w:val="header"/>
-    <w:basedOn w:val="1"/>
+    <w:basedOn w:val="Normal"/>
     <w:qFormat/>
-    <w:uiPriority w:val="0"/>
     <w:pPr>
       <w:pBdr>
-        <w:top w:val="none" w:color="auto" w:sz="0" w:space="0"/>
-        <w:left w:val="none" w:color="auto" w:sz="0" w:space="0"/>
-        <w:bottom w:val="none" w:color="auto" w:sz="0" w:space="0"/>
-        <w:right w:val="none" w:color="auto" w:sz="0" w:space="0"/>
+        <w:top w:val="nil"/>
+        <w:left w:val="nil"/>
+        <w:bottom w:val="nil"/>
+        <w:right w:val="nil"/>
       </w:pBdr>
       <w:tabs>
         <w:tab w:val="center" w:pos="4153"/>
@@ -8590,41 +8389,37 @@
       <w:sz w:val="18"/>
     </w:rPr>
   </w:style>
-  <w:style w:type="paragraph" w:styleId="16">
+  <w:style w:type="paragraph" w:styleId="TOC1">
     <w:name w:val="toc 1"/>
-    <w:basedOn w:val="1"/>
-    <w:next w:val="1"/>
+    <w:basedOn w:val="Normal"/>
+    <w:next w:val="Normal"/>
     <w:qFormat/>
-    <w:uiPriority w:val="0"/>
     <w:rPr>
-      <w:rFonts w:ascii="Arial" w:hAnsi="Arial" w:eastAsia="Microsoft JhengHei"/>
+      <w:rFonts w:ascii="Arial" w:eastAsia="Microsoft JhengHei" w:hAnsi="Arial"/>
       <w:sz w:val="24"/>
     </w:rPr>
   </w:style>
-  <w:style w:type="paragraph" w:styleId="17">
+  <w:style w:type="paragraph" w:styleId="TableofFigures">
     <w:name w:val="table of figures"/>
-    <w:basedOn w:val="1"/>
-    <w:next w:val="1"/>
+    <w:basedOn w:val="Normal"/>
+    <w:next w:val="Normal"/>
     <w:qFormat/>
-    <w:uiPriority w:val="0"/>
     <w:pPr>
-      <w:ind w:leftChars="200" w:hanging="200" w:hangingChars="200"/>
+      <w:ind w:hanging="200" w:leftChars="200" w:hangingChars="200"/>
     </w:pPr>
   </w:style>
-  <w:style w:type="paragraph" w:styleId="18">
+  <w:style w:type="paragraph" w:styleId="TOC2">
     <w:name w:val="toc 2"/>
-    <w:basedOn w:val="1"/>
-    <w:next w:val="1"/>
+    <w:basedOn w:val="Normal"/>
+    <w:next w:val="Normal"/>
     <w:qFormat/>
-    <w:uiPriority w:val="0"/>
     <w:pPr>
       <w:ind w:left="420" w:leftChars="200"/>
     </w:pPr>
   </w:style>
-  <w:style w:type="paragraph" w:styleId="19">
+  <w:style w:type="paragraph" w:styleId="HTMLPreformatted">
     <w:name w:val="HTML Preformatted"/>
     <w:qFormat/>
-    <w:uiPriority w:val="0"/>
     <w:pPr>
       <w:tabs>
         <w:tab w:val="left" w:pos="916"/>
@@ -8647,27 +8442,25 @@
       <w:jc w:val="left"/>
     </w:pPr>
     <w:rPr>
-      <w:rFonts w:hint="eastAsia" w:ascii="宋体" w:hAnsi="宋体" w:eastAsia="宋体" w:cs="宋体"/>
+      <w:rFonts w:ascii="宋体" w:eastAsia="宋体" w:hAnsi="宋体" w:cs="宋体" w:hint="eastAsia"/>
       <w:kern w:val="0"/>
       <w:sz w:val="24"/>
       <w:szCs w:val="24"/>
       <w:lang w:val="en-US" w:eastAsia="zh-CN"/>
     </w:rPr>
   </w:style>
-  <w:style w:type="paragraph" w:styleId="20">
+  <w:style w:type="paragraph" w:styleId="NormalWeb">
     <w:name w:val="Normal (Web)"/>
-    <w:basedOn w:val="1"/>
+    <w:basedOn w:val="Normal"/>
     <w:qFormat/>
-    <w:uiPriority w:val="0"/>
     <w:rPr>
       <w:sz w:val="24"/>
     </w:rPr>
   </w:style>
-  <w:style w:type="paragraph" w:styleId="21">
+  <w:style w:type="paragraph" w:styleId="Title">
     <w:name w:val="Title"/>
-    <w:basedOn w:val="1"/>
+    <w:basedOn w:val="Normal"/>
     <w:qFormat/>
-    <w:uiPriority w:val="0"/>
     <w:pPr>
       <w:spacing w:before="240" w:beforeLines="0" w:beforeAutospacing="0" w:after="60" w:afterLines="0" w:afterAutospacing="0"/>
       <w:jc w:val="center"/>
@@ -8679,73 +8472,68 @@
       <w:sz w:val="32"/>
     </w:rPr>
   </w:style>
-  <w:style w:type="table" w:styleId="23">
+  <w:style w:type="table" w:styleId="TableGrid">
     <w:name w:val="Table Grid"/>
-    <w:basedOn w:val="22"/>
+    <w:basedOn w:val="TableNormal"/>
     <w:qFormat/>
-    <w:uiPriority w:val="0"/>
     <w:pPr>
       <w:widowControl w:val="0"/>
       <w:jc w:val="both"/>
     </w:pPr>
     <w:tblPr>
       <w:tblBorders>
-        <w:top w:val="single" w:color="auto" w:sz="4" w:space="0"/>
-        <w:left w:val="single" w:color="auto" w:sz="4" w:space="0"/>
-        <w:bottom w:val="single" w:color="auto" w:sz="4" w:space="0"/>
-        <w:right w:val="single" w:color="auto" w:sz="4" w:space="0"/>
-        <w:insideH w:val="single" w:color="auto" w:sz="4" w:space="0"/>
-        <w:insideV w:val="single" w:color="auto" w:sz="4" w:space="0"/>
+        <w:top w:val="single" w:sz="4" w:space="0" w:color="auto"/>
+        <w:left w:val="single" w:sz="4" w:space="0" w:color="auto"/>
+        <w:bottom w:val="single" w:sz="4" w:space="0" w:color="auto"/>
+        <w:right w:val="single" w:sz="4" w:space="0" w:color="auto"/>
+        <w:insideH w:val="single" w:sz="4" w:space="0" w:color="auto"/>
+        <w:insideV w:val="single" w:sz="4" w:space="0" w:color="auto"/>
       </w:tblBorders>
     </w:tblPr>
   </w:style>
-  <w:style w:type="character" w:styleId="25">
+  <w:style w:type="character" w:styleId="Strong">
     <w:name w:val="Strong"/>
-    <w:basedOn w:val="24"/>
+    <w:basedOn w:val="DefaultParagraphFont"/>
     <w:qFormat/>
-    <w:uiPriority w:val="0"/>
     <w:rPr>
       <w:b/>
     </w:rPr>
   </w:style>
-  <w:style w:type="paragraph" w:customStyle="1" w:styleId="26">
+  <w:style w:type="paragraph" w:customStyle="1" w:styleId="a">
     <w:name w:val="柴_公司名"/>
-    <w:basedOn w:val="21"/>
+    <w:basedOn w:val="Title"/>
     <w:qFormat/>
-    <w:uiPriority w:val="0"/>
     <w:pPr>
       <w:spacing w:after="600" w:afterLines="600"/>
     </w:pPr>
     <w:rPr>
-      <w:rFonts w:hint="eastAsia" w:ascii="宋体" w:hAnsi="宋体" w:eastAsia="宋体" w:cs="宋体"/>
+      <w:rFonts w:ascii="宋体" w:eastAsia="宋体" w:hAnsi="宋体" w:cs="宋体" w:hint="eastAsia"/>
       <w:bCs/>
       <w:spacing w:val="-6"/>
       <w:sz w:val="52"/>
       <w:szCs w:val="52"/>
     </w:rPr>
   </w:style>
-  <w:style w:type="paragraph" w:customStyle="1" w:styleId="27">
+  <w:style w:type="paragraph" w:customStyle="1" w:styleId="a0">
     <w:name w:val="柴_文档名"/>
-    <w:basedOn w:val="21"/>
+    <w:basedOn w:val="Title"/>
     <w:qFormat/>
-    <w:uiPriority w:val="0"/>
     <w:pPr>
       <w:spacing w:after="900" w:afterLines="900"/>
     </w:pPr>
     <w:rPr>
-      <w:rFonts w:ascii="黑体" w:hAnsi="黑体" w:eastAsia="黑体" w:cs="黑体"/>
+      <w:rFonts w:ascii="黑体" w:eastAsia="黑体" w:hAnsi="黑体" w:cs="黑体"/>
       <w:bCs/>
       <w:spacing w:val="-7"/>
       <w:sz w:val="52"/>
       <w:szCs w:val="52"/>
     </w:rPr>
   </w:style>
-  <w:style w:type="table" w:customStyle="1" w:styleId="28">
+  <w:style w:type="table" w:customStyle="1" w:styleId="TableNormal0">
     <w:name w:val="Table Normal_0"/>
     <w:semiHidden/>
     <w:unhideWhenUsed/>
     <w:qFormat/>
-    <w:uiPriority w:val="0"/>
     <w:tblPr>
       <w:tblCellMar>
         <w:top w:w="0" w:type="dxa"/>
@@ -8755,88 +8543,82 @@
       </w:tblCellMar>
     </w:tblPr>
   </w:style>
-  <w:style w:type="paragraph" w:customStyle="1" w:styleId="29">
+  <w:style w:type="paragraph" w:customStyle="1" w:styleId="TableText">
     <w:name w:val="Table Text"/>
-    <w:basedOn w:val="1"/>
+    <w:basedOn w:val="Normal"/>
     <w:semiHidden/>
     <w:qFormat/>
-    <w:uiPriority w:val="0"/>
     <w:rPr>
-      <w:rFonts w:ascii="宋体" w:hAnsi="宋体" w:eastAsia="宋体" w:cs="宋体"/>
+      <w:rFonts w:ascii="宋体" w:eastAsia="宋体" w:hAnsi="宋体" w:cs="宋体"/>
       <w:sz w:val="21"/>
       <w:szCs w:val="21"/>
       <w:lang w:val="en-US" w:eastAsia="en-US" w:bidi="ar-SA"/>
     </w:rPr>
   </w:style>
-  <w:style w:type="paragraph" w:customStyle="1" w:styleId="30">
+  <w:style w:type="paragraph" w:customStyle="1" w:styleId="1">
     <w:name w:val="柴_标题1"/>
-    <w:basedOn w:val="2"/>
-    <w:next w:val="31"/>
-    <w:link w:val="40"/>
+    <w:basedOn w:val="Heading1"/>
+    <w:next w:val="a1"/>
+    <w:link w:val="1Char"/>
     <w:qFormat/>
-    <w:uiPriority w:val="0"/>
     <w:pPr>
       <w:spacing w:before="100" w:after="90" w:line="360" w:lineRule="auto"/>
     </w:pPr>
     <w:rPr>
-      <w:rFonts w:ascii="Arial" w:hAnsi="Arial" w:eastAsia="宋体"/>
+      <w:rFonts w:ascii="Arial" w:eastAsia="宋体" w:hAnsi="Arial"/>
       <w:sz w:val="32"/>
     </w:rPr>
   </w:style>
-  <w:style w:type="paragraph" w:customStyle="1" w:styleId="31">
+  <w:style w:type="paragraph" w:customStyle="1" w:styleId="a1">
     <w:name w:val="柴_正文"/>
-    <w:basedOn w:val="12"/>
-    <w:link w:val="43"/>
+    <w:basedOn w:val="BodyText"/>
+    <w:link w:val="Char"/>
     <w:qFormat/>
-    <w:uiPriority w:val="0"/>
     <w:pPr>
       <w:spacing w:line="360" w:lineRule="auto"/>
       <w:ind w:firstLine="470" w:firstLineChars="200"/>
     </w:pPr>
     <w:rPr>
-      <w:rFonts w:ascii="Arial" w:hAnsi="Arial" w:eastAsia="宋体"/>
+      <w:rFonts w:ascii="Arial" w:eastAsia="宋体" w:hAnsi="Arial"/>
       <w:sz w:val="24"/>
       <w:lang w:eastAsia="zh-CN"/>
     </w:rPr>
   </w:style>
-  <w:style w:type="paragraph" w:customStyle="1" w:styleId="32">
+  <w:style w:type="paragraph" w:customStyle="1" w:styleId="2">
     <w:name w:val="柴_标题2"/>
-    <w:basedOn w:val="3"/>
-    <w:next w:val="31"/>
-    <w:link w:val="46"/>
+    <w:basedOn w:val="Heading2"/>
+    <w:next w:val="a1"/>
+    <w:link w:val="2Char"/>
     <w:qFormat/>
-    <w:uiPriority w:val="0"/>
     <w:pPr>
       <w:spacing w:line="360" w:lineRule="auto"/>
     </w:pPr>
     <w:rPr>
-      <w:rFonts w:ascii="Arial" w:hAnsi="Arial" w:eastAsia="宋体"/>
+      <w:rFonts w:ascii="Arial" w:eastAsia="宋体" w:hAnsi="Arial"/>
       <w:sz w:val="28"/>
     </w:rPr>
   </w:style>
-  <w:style w:type="paragraph" w:customStyle="1" w:styleId="33">
+  <w:style w:type="paragraph" w:customStyle="1" w:styleId="3">
     <w:name w:val="柴_标题3"/>
-    <w:basedOn w:val="4"/>
-    <w:next w:val="31"/>
+    <w:basedOn w:val="Heading3"/>
+    <w:next w:val="a1"/>
     <w:qFormat/>
-    <w:uiPriority w:val="0"/>
     <w:pPr>
       <w:spacing w:line="360" w:lineRule="auto"/>
       <w:ind w:left="0" w:firstLine="472" w:firstLineChars="200"/>
     </w:pPr>
     <w:rPr>
-      <w:rFonts w:ascii="宋体" w:hAnsi="宋体" w:eastAsia="宋体" w:cs="宋体"/>
+      <w:rFonts w:ascii="宋体" w:eastAsia="宋体" w:hAnsi="宋体" w:cs="宋体"/>
       <w:spacing w:val="-2"/>
       <w:sz w:val="24"/>
       <w:szCs w:val="24"/>
     </w:rPr>
   </w:style>
-  <w:style w:type="paragraph" w:customStyle="1" w:styleId="34">
+  <w:style w:type="paragraph" w:customStyle="1" w:styleId="a2">
     <w:name w:val="柴_目录"/>
-    <w:basedOn w:val="1"/>
-    <w:next w:val="12"/>
+    <w:basedOn w:val="Normal"/>
+    <w:next w:val="BodyText"/>
     <w:qFormat/>
-    <w:uiPriority w:val="0"/>
     <w:pPr>
       <w:tabs>
         <w:tab w:val="right" w:leader="dot" w:pos="8442"/>
@@ -8844,64 +8626,59 @@
       <w:ind w:left="0" w:leftChars="0"/>
     </w:pPr>
     <w:rPr>
-      <w:rFonts w:ascii="Arial" w:hAnsi="Arial" w:eastAsia="Microsoft JhengHei"/>
+      <w:rFonts w:ascii="Arial" w:eastAsia="Microsoft JhengHei" w:hAnsi="Arial"/>
       <w:sz w:val="24"/>
     </w:rPr>
   </w:style>
-  <w:style w:type="paragraph" w:customStyle="1" w:styleId="35">
+  <w:style w:type="paragraph" w:customStyle="1" w:styleId="WPSOffice1">
     <w:name w:val="WPSOffice手动目录 1"/>
     <w:qFormat/>
-    <w:uiPriority w:val="0"/>
     <w:pPr>
       <w:ind w:leftChars="0"/>
     </w:pPr>
     <w:rPr>
-      <w:rFonts w:ascii="Times New Roman" w:hAnsi="Times New Roman" w:eastAsia="宋体" w:cs="Times New Roman"/>
+      <w:rFonts w:ascii="Times New Roman" w:eastAsia="宋体" w:hAnsi="Times New Roman" w:cs="Times New Roman"/>
       <w:sz w:val="20"/>
       <w:szCs w:val="20"/>
     </w:rPr>
   </w:style>
-  <w:style w:type="paragraph" w:customStyle="1" w:styleId="36">
+  <w:style w:type="paragraph" w:customStyle="1" w:styleId="WPSOffice2">
     <w:name w:val="WPSOffice手动目录 2"/>
     <w:qFormat/>
-    <w:uiPriority w:val="0"/>
     <w:pPr>
       <w:ind w:leftChars="200"/>
     </w:pPr>
     <w:rPr>
-      <w:rFonts w:ascii="Times New Roman" w:hAnsi="Times New Roman" w:eastAsia="宋体" w:cs="Times New Roman"/>
+      <w:rFonts w:ascii="Times New Roman" w:eastAsia="宋体" w:hAnsi="Times New Roman" w:cs="Times New Roman"/>
       <w:sz w:val="20"/>
       <w:szCs w:val="20"/>
     </w:rPr>
   </w:style>
-  <w:style w:type="paragraph" w:customStyle="1" w:styleId="37">
+  <w:style w:type="paragraph" w:customStyle="1" w:styleId="WPSOffice3">
     <w:name w:val="WPSOffice手动目录 3"/>
     <w:qFormat/>
-    <w:uiPriority w:val="0"/>
     <w:pPr>
       <w:ind w:leftChars="400"/>
     </w:pPr>
     <w:rPr>
-      <w:rFonts w:ascii="Times New Roman" w:hAnsi="Times New Roman" w:eastAsia="宋体" w:cs="Times New Roman"/>
+      <w:rFonts w:ascii="Times New Roman" w:eastAsia="宋体" w:hAnsi="Times New Roman" w:cs="Times New Roman"/>
       <w:sz w:val="20"/>
       <w:szCs w:val="20"/>
     </w:rPr>
   </w:style>
-  <w:style w:type="paragraph" w:customStyle="1" w:styleId="38">
+  <w:style w:type="paragraph" w:customStyle="1" w:styleId="Compact">
     <w:name w:val="Compact"/>
-    <w:basedOn w:val="12"/>
+    <w:basedOn w:val="BodyText"/>
     <w:qFormat/>
-    <w:uiPriority w:val="0"/>
     <w:pPr>
       <w:spacing w:before="36" w:after="36"/>
     </w:pPr>
   </w:style>
-  <w:style w:type="table" w:customStyle="1" w:styleId="39">
+  <w:style w:type="table" w:customStyle="1" w:styleId="Table">
     <w:name w:val="Table"/>
     <w:semiHidden/>
     <w:unhideWhenUsed/>
     <w:qFormat/>
-    <w:uiPriority w:val="0"/>
     <w:tblPr>
       <w:tblCellMar>
         <w:top w:w="0" w:type="dxa"/>
@@ -8913,28 +8690,26 @@
     <w:tblStylePr w:type="firstRow">
       <w:tcPr>
         <w:tcBorders>
-          <w:bottom w:val="single" w:color="auto" w:sz="0" w:space="0"/>
+          <w:bottom w:val="single" w:sz="0" w:space="0" w:color="auto"/>
         </w:tcBorders>
         <w:vAlign w:val="bottom"/>
       </w:tcPr>
     </w:tblStylePr>
   </w:style>
-  <w:style w:type="character" w:customStyle="1" w:styleId="40">
+  <w:style w:type="character" w:customStyle="1" w:styleId="1Char">
     <w:name w:val="柴_标题1 Char"/>
-    <w:link w:val="30"/>
+    <w:link w:val="1"/>
     <w:qFormat/>
-    <w:uiPriority w:val="0"/>
     <w:rPr>
-      <w:rFonts w:ascii="Arial" w:hAnsi="Arial" w:eastAsia="宋体"/>
+      <w:rFonts w:ascii="Arial" w:eastAsia="宋体" w:hAnsi="Arial"/>
       <w:sz w:val="32"/>
     </w:rPr>
   </w:style>
-  <w:style w:type="paragraph" w:customStyle="1" w:styleId="41">
+  <w:style w:type="paragraph" w:customStyle="1" w:styleId="a3">
     <w:name w:val="柴_正文_无缩进"/>
-    <w:basedOn w:val="1"/>
-    <w:link w:val="45"/>
+    <w:basedOn w:val="Normal"/>
+    <w:link w:val="Char0"/>
     <w:qFormat/>
-    <w:uiPriority w:val="0"/>
     <w:pPr>
       <w:ind w:firstLine="0" w:firstLineChars="0"/>
     </w:pPr>
@@ -8944,41 +8719,38 @@
       <w:lang w:eastAsia="zh-CN"/>
     </w:rPr>
   </w:style>
-  <w:style w:type="paragraph" w:customStyle="1" w:styleId="42">
+  <w:style w:type="paragraph" w:customStyle="1" w:styleId="4">
     <w:name w:val="柴_标题4"/>
-    <w:basedOn w:val="5"/>
-    <w:next w:val="1"/>
+    <w:basedOn w:val="Heading4"/>
+    <w:next w:val="Normal"/>
     <w:qFormat/>
-    <w:uiPriority w:val="0"/>
     <w:pPr>
       <w:widowControl w:val="0"/>
       <w:spacing w:before="160" w:line="360" w:lineRule="auto"/>
-      <w:ind w:left="981" w:leftChars="300" w:hanging="862"/>
+      <w:ind w:left="981" w:hanging="862" w:leftChars="300"/>
     </w:pPr>
     <w:rPr>
-      <w:rFonts w:hint="eastAsia" w:ascii="Calibri" w:hAnsi="Calibri" w:eastAsia="宋体" w:cs="宋体"/>
+      <w:rFonts w:ascii="Calibri" w:eastAsia="宋体" w:hAnsi="Calibri" w:cs="宋体" w:hint="eastAsia"/>
       <w:sz w:val="24"/>
       <w:szCs w:val="24"/>
       <w:lang w:eastAsia="zh-CN" w:bidi="zh-CN"/>
     </w:rPr>
   </w:style>
-  <w:style w:type="character" w:customStyle="1" w:styleId="43">
+  <w:style w:type="character" w:customStyle="1" w:styleId="Char">
     <w:name w:val="柴_正文 Char"/>
-    <w:link w:val="31"/>
+    <w:link w:val="a1"/>
     <w:qFormat/>
-    <w:uiPriority w:val="0"/>
     <w:rPr>
-      <w:rFonts w:ascii="Arial" w:hAnsi="Arial" w:eastAsia="宋体"/>
+      <w:rFonts w:ascii="Arial" w:eastAsia="宋体" w:hAnsi="Arial"/>
       <w:sz w:val="24"/>
       <w:lang w:eastAsia="zh-CN"/>
     </w:rPr>
   </w:style>
-  <w:style w:type="table" w:customStyle="1" w:styleId="44">
+  <w:style w:type="table" w:customStyle="1" w:styleId="TableNormal00">
     <w:name w:val="Table Normal_0_0"/>
     <w:semiHidden/>
     <w:unhideWhenUsed/>
     <w:qFormat/>
-    <w:uiPriority w:val="0"/>
     <w:tblPr>
       <w:tblCellMar>
         <w:top w:w="0" w:type="dxa"/>
@@ -8988,45 +8760,41 @@
       </w:tblCellMar>
     </w:tblPr>
   </w:style>
-  <w:style w:type="character" w:customStyle="1" w:styleId="45">
+  <w:style w:type="character" w:customStyle="1" w:styleId="Char0">
     <w:name w:val="柴_正文_无缩进 Char"/>
-    <w:link w:val="41"/>
+    <w:link w:val="a3"/>
     <w:qFormat/>
-    <w:uiPriority w:val="0"/>
     <w:rPr>
       <w:rFonts w:ascii="Arial" w:hAnsi="Arial"/>
       <w:sz w:val="24"/>
       <w:lang w:eastAsia="zh-CN"/>
     </w:rPr>
   </w:style>
-  <w:style w:type="character" w:customStyle="1" w:styleId="46">
+  <w:style w:type="character" w:customStyle="1" w:styleId="2Char">
     <w:name w:val="柴_标题2 Char"/>
-    <w:link w:val="32"/>
+    <w:link w:val="2"/>
     <w:qFormat/>
-    <w:uiPriority w:val="0"/>
     <w:rPr>
-      <w:rFonts w:ascii="Arial" w:hAnsi="Arial" w:eastAsia="宋体"/>
+      <w:rFonts w:ascii="Arial" w:eastAsia="宋体" w:hAnsi="Arial"/>
       <w:sz w:val="28"/>
     </w:rPr>
   </w:style>
-  <w:style w:type="character" w:customStyle="1" w:styleId="47">
+  <w:style w:type="character" w:customStyle="1" w:styleId="Char1">
     <w:name w:val="柴_题注 Char"/>
-    <w:link w:val="48"/>
+    <w:link w:val="a4"/>
     <w:qFormat/>
-    <w:uiPriority w:val="0"/>
   </w:style>
-  <w:style w:type="paragraph" w:customStyle="1" w:styleId="48">
+  <w:style w:type="paragraph" w:customStyle="1" w:styleId="a4">
     <w:name w:val="柴_题注"/>
-    <w:basedOn w:val="19"/>
-    <w:link w:val="47"/>
+    <w:basedOn w:val="HTMLPreformatted"/>
+    <w:link w:val="Char1"/>
     <w:qFormat/>
-    <w:uiPriority w:val="0"/>
     <w:pPr>
       <w:pBdr>
-        <w:top w:val="none" w:color="auto" w:sz="0" w:space="0"/>
-        <w:left w:val="none" w:color="auto" w:sz="0" w:space="0"/>
-        <w:bottom w:val="none" w:color="auto" w:sz="0" w:space="0"/>
-        <w:right w:val="none" w:color="auto" w:sz="0" w:space="0"/>
+        <w:top w:val="nil"/>
+        <w:left w:val="nil"/>
+        <w:bottom w:val="nil"/>
+        <w:right w:val="nil"/>
       </w:pBdr>
       <w:wordWrap w:val="0"/>
       <w:spacing w:line="264" w:lineRule="atLeast"/>
